--- a/products/manuscript/Manuscript.docx
+++ b/products/manuscript/Manuscript.docx
@@ -7,7 +7,7 @@
         <w:pStyle w:val="Title"/>
       </w:pPr>
       <w:r>
-        <w:t xml:space="preserve">Data Analysis Project: Plasmid and replicon incidence in Salmonella per source attribution</w:t>
+        <w:t xml:space="preserve">Data Analysis Project: Plasmid incidence in Salmonella per source attribution</w:t>
       </w:r>
     </w:p>
     <w:p>

--- a/products/manuscript/Manuscript.docx
+++ b/products/manuscript/Manuscript.docx
@@ -550,7 +550,7 @@
     </w:p>
     <w:bookmarkEnd w:id="25"/>
     <w:bookmarkEnd w:id="26"/>
-    <w:bookmarkStart w:id="35" w:name="methods"/>
+    <w:bookmarkStart w:id="41" w:name="methods"/>
     <w:p>
       <w:pPr>
         <w:pStyle w:val="Heading1"/>
@@ -728,13 +728,1123 @@
       </w:r>
     </w:p>
     <w:bookmarkEnd w:id="32"/>
-    <w:bookmarkStart w:id="33" w:name="data-import-and-cleaning"/>
+    <w:bookmarkStart w:id="39" w:name="data-import-and-cleaning"/>
     <w:p>
       <w:pPr>
         <w:pStyle w:val="Heading2"/>
       </w:pPr>
       <w:r>
         <w:t xml:space="preserve">3.3 Data import and cleaning</w:t>
+      </w:r>
+    </w:p>
+    <w:p>
+      <w:pPr>
+        <w:pStyle w:val="SourceCode"/>
+      </w:pPr>
+      <w:r>
+        <w:rPr>
+          <w:rStyle w:val="FunctionTok"/>
+        </w:rPr>
+        <w:t xml:space="preserve">library</w:t>
+      </w:r>
+      <w:r>
+        <w:rPr>
+          <w:rStyle w:val="NormalTok"/>
+        </w:rPr>
+        <w:t xml:space="preserve">(readr)</w:t>
+      </w:r>
+      <w:r>
+        <w:br/>
+      </w:r>
+      <w:r>
+        <w:rPr>
+          <w:rStyle w:val="FunctionTok"/>
+        </w:rPr>
+        <w:t xml:space="preserve">library</w:t>
+      </w:r>
+      <w:r>
+        <w:rPr>
+          <w:rStyle w:val="NormalTok"/>
+        </w:rPr>
+        <w:t xml:space="preserve">(here)</w:t>
+      </w:r>
+      <w:r>
+        <w:br/>
+      </w:r>
+      <w:r>
+        <w:br/>
+      </w:r>
+      <w:r>
+        <w:rPr>
+          <w:rStyle w:val="CommentTok"/>
+        </w:rPr>
+        <w:t xml:space="preserve">#Isolates obtained from NCBI Pathogen Detection database: Salmonella</w:t>
+      </w:r>
+      <w:r>
+        <w:br/>
+      </w:r>
+      <w:r>
+        <w:rPr>
+          <w:rStyle w:val="NormalTok"/>
+        </w:rPr>
+        <w:t xml:space="preserve">isolates_raw </w:t>
+      </w:r>
+      <w:r>
+        <w:rPr>
+          <w:rStyle w:val="OtherTok"/>
+        </w:rPr>
+        <w:t xml:space="preserve">&lt;-</w:t>
+      </w:r>
+      <w:r>
+        <w:rPr>
+          <w:rStyle w:val="NormalTok"/>
+        </w:rPr>
+        <w:t xml:space="preserve"> </w:t>
+      </w:r>
+      <w:r>
+        <w:rPr>
+          <w:rStyle w:val="FunctionTok"/>
+        </w:rPr>
+        <w:t xml:space="preserve">read_tsv</w:t>
+      </w:r>
+      <w:r>
+        <w:rPr>
+          <w:rStyle w:val="NormalTok"/>
+        </w:rPr>
+        <w:t xml:space="preserve">(</w:t>
+      </w:r>
+      <w:r>
+        <w:rPr>
+          <w:rStyle w:val="FunctionTok"/>
+        </w:rPr>
+        <w:t xml:space="preserve">here</w:t>
+      </w:r>
+      <w:r>
+        <w:rPr>
+          <w:rStyle w:val="NormalTok"/>
+        </w:rPr>
+        <w:t xml:space="preserve">(</w:t>
+      </w:r>
+      <w:r>
+        <w:rPr>
+          <w:rStyle w:val="StringTok"/>
+        </w:rPr>
+        <w:t xml:space="preserve">"data/raw-data"</w:t>
+      </w:r>
+      <w:r>
+        <w:rPr>
+          <w:rStyle w:val="NormalTok"/>
+        </w:rPr>
+        <w:t xml:space="preserve">, </w:t>
+      </w:r>
+      <w:r>
+        <w:rPr>
+          <w:rStyle w:val="StringTok"/>
+        </w:rPr>
+        <w:t xml:space="preserve">"isolates.tsv"</w:t>
+      </w:r>
+      <w:r>
+        <w:rPr>
+          <w:rStyle w:val="NormalTok"/>
+        </w:rPr>
+        <w:t xml:space="preserve">))</w:t>
+      </w:r>
+    </w:p>
+    <w:p>
+      <w:pPr>
+        <w:pStyle w:val="SourceCode"/>
+      </w:pPr>
+      <w:r>
+        <w:rPr>
+          <w:rStyle w:val="VerbatimChar"/>
+        </w:rPr>
+        <w:t xml:space="preserve">Rows: 819615 Columns: 51</w:t>
+      </w:r>
+      <w:r>
+        <w:br/>
+      </w:r>
+      <w:r>
+        <w:rPr>
+          <w:rStyle w:val="VerbatimChar"/>
+        </w:rPr>
+        <w:t xml:space="preserve">── Column specification ────────────────────────────────────────────────────────</w:t>
+      </w:r>
+      <w:r>
+        <w:br/>
+      </w:r>
+      <w:r>
+        <w:rPr>
+          <w:rStyle w:val="VerbatimChar"/>
+        </w:rPr>
+        <w:t xml:space="preserve">Delimiter: "\t"</w:t>
+      </w:r>
+      <w:r>
+        <w:br/>
+      </w:r>
+      <w:r>
+        <w:rPr>
+          <w:rStyle w:val="VerbatimChar"/>
+        </w:rPr>
+        <w:t xml:space="preserve">chr  (42): #Organism group, Strain, Isolate identifiers, Serovar, Isolate, L...</w:t>
+      </w:r>
+      <w:r>
+        <w:br/>
+      </w:r>
+      <w:r>
+        <w:rPr>
+          <w:rStyle w:val="VerbatimChar"/>
+        </w:rPr>
+        <w:t xml:space="preserve">dbl   (7): TaxID, Species TaxID, Length, Contigs, N50, Min-same, Min-diff</w:t>
+      </w:r>
+      <w:r>
+        <w:br/>
+      </w:r>
+      <w:r>
+        <w:rPr>
+          <w:rStyle w:val="VerbatimChar"/>
+        </w:rPr>
+        <w:t xml:space="preserve">dttm  (2): Create date, SRA release date</w:t>
+      </w:r>
+      <w:r>
+        <w:br/>
+      </w:r>
+      <w:r>
+        <w:br/>
+      </w:r>
+      <w:r>
+        <w:rPr>
+          <w:rStyle w:val="VerbatimChar"/>
+        </w:rPr>
+        <w:t xml:space="preserve">ℹ Use `spec()` to retrieve the full column specification for this data.</w:t>
+      </w:r>
+      <w:r>
+        <w:br/>
+      </w:r>
+      <w:r>
+        <w:rPr>
+          <w:rStyle w:val="VerbatimChar"/>
+        </w:rPr>
+        <w:t xml:space="preserve">ℹ Specify the column types or set `show_col_types = FALSE` to quiet this message.</w:t>
+      </w:r>
+    </w:p>
+    <w:p>
+      <w:pPr>
+        <w:pStyle w:val="SourceCode"/>
+      </w:pPr>
+      <w:r>
+        <w:rPr>
+          <w:rStyle w:val="FunctionTok"/>
+        </w:rPr>
+        <w:t xml:space="preserve">write_csv</w:t>
+      </w:r>
+      <w:r>
+        <w:rPr>
+          <w:rStyle w:val="NormalTok"/>
+        </w:rPr>
+        <w:t xml:space="preserve">(isolates_raw, </w:t>
+      </w:r>
+      <w:r>
+        <w:rPr>
+          <w:rStyle w:val="FunctionTok"/>
+        </w:rPr>
+        <w:t xml:space="preserve">here</w:t>
+      </w:r>
+      <w:r>
+        <w:rPr>
+          <w:rStyle w:val="NormalTok"/>
+        </w:rPr>
+        <w:t xml:space="preserve">(</w:t>
+      </w:r>
+      <w:r>
+        <w:rPr>
+          <w:rStyle w:val="StringTok"/>
+        </w:rPr>
+        <w:t xml:space="preserve">"data/processed-data/"</w:t>
+      </w:r>
+      <w:r>
+        <w:rPr>
+          <w:rStyle w:val="NormalTok"/>
+        </w:rPr>
+        <w:t xml:space="preserve">, </w:t>
+      </w:r>
+      <w:r>
+        <w:rPr>
+          <w:rStyle w:val="StringTok"/>
+        </w:rPr>
+        <w:t xml:space="preserve">"isolates1.csv"</w:t>
+      </w:r>
+      <w:r>
+        <w:rPr>
+          <w:rStyle w:val="NormalTok"/>
+        </w:rPr>
+        <w:t xml:space="preserve">))</w:t>
+      </w:r>
+      <w:r>
+        <w:br/>
+      </w:r>
+      <w:r>
+        <w:rPr>
+          <w:rStyle w:val="NormalTok"/>
+        </w:rPr>
+        <w:t xml:space="preserve">isolates1 </w:t>
+      </w:r>
+      <w:r>
+        <w:rPr>
+          <w:rStyle w:val="OtherTok"/>
+        </w:rPr>
+        <w:t xml:space="preserve">&lt;-</w:t>
+      </w:r>
+      <w:r>
+        <w:rPr>
+          <w:rStyle w:val="NormalTok"/>
+        </w:rPr>
+        <w:t xml:space="preserve"> </w:t>
+      </w:r>
+      <w:r>
+        <w:rPr>
+          <w:rStyle w:val="FunctionTok"/>
+        </w:rPr>
+        <w:t xml:space="preserve">read.csv</w:t>
+      </w:r>
+      <w:r>
+        <w:rPr>
+          <w:rStyle w:val="NormalTok"/>
+        </w:rPr>
+        <w:t xml:space="preserve">(</w:t>
+      </w:r>
+      <w:r>
+        <w:rPr>
+          <w:rStyle w:val="FunctionTok"/>
+        </w:rPr>
+        <w:t xml:space="preserve">here</w:t>
+      </w:r>
+      <w:r>
+        <w:rPr>
+          <w:rStyle w:val="NormalTok"/>
+        </w:rPr>
+        <w:t xml:space="preserve">(</w:t>
+      </w:r>
+      <w:r>
+        <w:rPr>
+          <w:rStyle w:val="StringTok"/>
+        </w:rPr>
+        <w:t xml:space="preserve">"data/processed-data/"</w:t>
+      </w:r>
+      <w:r>
+        <w:rPr>
+          <w:rStyle w:val="NormalTok"/>
+        </w:rPr>
+        <w:t xml:space="preserve">, </w:t>
+      </w:r>
+      <w:r>
+        <w:rPr>
+          <w:rStyle w:val="StringTok"/>
+        </w:rPr>
+        <w:t xml:space="preserve">"isolates1.csv"</w:t>
+      </w:r>
+      <w:r>
+        <w:rPr>
+          <w:rStyle w:val="NormalTok"/>
+        </w:rPr>
+        <w:t xml:space="preserve">))</w:t>
+      </w:r>
+      <w:r>
+        <w:br/>
+      </w:r>
+      <w:r>
+        <w:br/>
+      </w:r>
+      <w:r>
+        <w:rPr>
+          <w:rStyle w:val="CommentTok"/>
+        </w:rPr>
+        <w:t xml:space="preserve">#Genomes dataset from NCBI: Bacterial genomes</w:t>
+      </w:r>
+      <w:r>
+        <w:br/>
+      </w:r>
+      <w:r>
+        <w:rPr>
+          <w:rStyle w:val="NormalTok"/>
+        </w:rPr>
+        <w:t xml:space="preserve">genomes_raw </w:t>
+      </w:r>
+      <w:r>
+        <w:rPr>
+          <w:rStyle w:val="OtherTok"/>
+        </w:rPr>
+        <w:t xml:space="preserve">&lt;-</w:t>
+      </w:r>
+      <w:r>
+        <w:rPr>
+          <w:rStyle w:val="NormalTok"/>
+        </w:rPr>
+        <w:t xml:space="preserve"> </w:t>
+      </w:r>
+      <w:r>
+        <w:rPr>
+          <w:rStyle w:val="FunctionTok"/>
+        </w:rPr>
+        <w:t xml:space="preserve">read_tsv</w:t>
+      </w:r>
+      <w:r>
+        <w:rPr>
+          <w:rStyle w:val="NormalTok"/>
+        </w:rPr>
+        <w:t xml:space="preserve">(</w:t>
+      </w:r>
+      <w:r>
+        <w:rPr>
+          <w:rStyle w:val="FunctionTok"/>
+        </w:rPr>
+        <w:t xml:space="preserve">here</w:t>
+      </w:r>
+      <w:r>
+        <w:rPr>
+          <w:rStyle w:val="NormalTok"/>
+        </w:rPr>
+        <w:t xml:space="preserve">(</w:t>
+      </w:r>
+      <w:r>
+        <w:rPr>
+          <w:rStyle w:val="StringTok"/>
+        </w:rPr>
+        <w:t xml:space="preserve">"data/raw-data/"</w:t>
+      </w:r>
+      <w:r>
+        <w:rPr>
+          <w:rStyle w:val="NormalTok"/>
+        </w:rPr>
+        <w:t xml:space="preserve">, </w:t>
+      </w:r>
+      <w:r>
+        <w:rPr>
+          <w:rStyle w:val="StringTok"/>
+        </w:rPr>
+        <w:t xml:space="preserve">"genomes_datasets.tsv"</w:t>
+      </w:r>
+      <w:r>
+        <w:rPr>
+          <w:rStyle w:val="NormalTok"/>
+        </w:rPr>
+        <w:t xml:space="preserve">))</w:t>
+      </w:r>
+    </w:p>
+    <w:p>
+      <w:pPr>
+        <w:pStyle w:val="SourceCode"/>
+      </w:pPr>
+      <w:r>
+        <w:rPr>
+          <w:rStyle w:val="VerbatimChar"/>
+        </w:rPr>
+        <w:t xml:space="preserve">Warning: One or more parsing issues, call `problems()` on your data frame for details,</w:t>
+      </w:r>
+      <w:r>
+        <w:br/>
+      </w:r>
+      <w:r>
+        <w:rPr>
+          <w:rStyle w:val="VerbatimChar"/>
+        </w:rPr>
+        <w:t xml:space="preserve">e.g.:</w:t>
+      </w:r>
+      <w:r>
+        <w:br/>
+      </w:r>
+      <w:r>
+        <w:rPr>
+          <w:rStyle w:val="VerbatimChar"/>
+        </w:rPr>
+        <w:t xml:space="preserve">  dat &lt;- vroom(...)</w:t>
+      </w:r>
+      <w:r>
+        <w:br/>
+      </w:r>
+      <w:r>
+        <w:rPr>
+          <w:rStyle w:val="VerbatimChar"/>
+        </w:rPr>
+        <w:t xml:space="preserve">  problems(dat)</w:t>
+      </w:r>
+    </w:p>
+    <w:p>
+      <w:pPr>
+        <w:pStyle w:val="SourceCode"/>
+      </w:pPr>
+      <w:r>
+        <w:rPr>
+          <w:rStyle w:val="VerbatimChar"/>
+        </w:rPr>
+        <w:t xml:space="preserve">Rows: 1184000 Columns: 41</w:t>
+      </w:r>
+      <w:r>
+        <w:br/>
+      </w:r>
+      <w:r>
+        <w:rPr>
+          <w:rStyle w:val="VerbatimChar"/>
+        </w:rPr>
+        <w:t xml:space="preserve">── Column specification ────────────────────────────────────────────────────────</w:t>
+      </w:r>
+      <w:r>
+        <w:br/>
+      </w:r>
+      <w:r>
+        <w:rPr>
+          <w:rStyle w:val="VerbatimChar"/>
+        </w:rPr>
+        <w:t xml:space="preserve">Delimiter: "\t"</w:t>
+      </w:r>
+      <w:r>
+        <w:br/>
+      </w:r>
+      <w:r>
+        <w:rPr>
+          <w:rStyle w:val="VerbatimChar"/>
+        </w:rPr>
+        <w:t xml:space="preserve">chr  (16): Assembly Name, Assembly Accession, Assembly Paired Assembly Acces...</w:t>
+      </w:r>
+      <w:r>
+        <w:br/>
+      </w:r>
+      <w:r>
+        <w:rPr>
+          <w:rStyle w:val="VerbatimChar"/>
+        </w:rPr>
+        <w:t xml:space="preserve">dbl  (13): Organism Taxonomic ID, Assembly Stats Total Sequence Length, Asse...</w:t>
+      </w:r>
+      <w:r>
+        <w:br/>
+      </w:r>
+      <w:r>
+        <w:rPr>
+          <w:rStyle w:val="VerbatimChar"/>
+        </w:rPr>
+        <w:t xml:space="preserve">lgl  (10): Organism Infraspecific Names Breed, Organism Infraspecific Names ...</w:t>
+      </w:r>
+      <w:r>
+        <w:br/>
+      </w:r>
+      <w:r>
+        <w:rPr>
+          <w:rStyle w:val="VerbatimChar"/>
+        </w:rPr>
+        <w:t xml:space="preserve">date  (2): Annotation Release Date, Assembly Release Date</w:t>
+      </w:r>
+      <w:r>
+        <w:br/>
+      </w:r>
+      <w:r>
+        <w:br/>
+      </w:r>
+      <w:r>
+        <w:rPr>
+          <w:rStyle w:val="VerbatimChar"/>
+        </w:rPr>
+        <w:t xml:space="preserve">ℹ Use `spec()` to retrieve the full column specification for this data.</w:t>
+      </w:r>
+      <w:r>
+        <w:br/>
+      </w:r>
+      <w:r>
+        <w:rPr>
+          <w:rStyle w:val="VerbatimChar"/>
+        </w:rPr>
+        <w:t xml:space="preserve">ℹ Specify the column types or set `show_col_types = FALSE` to quiet this message.</w:t>
+      </w:r>
+    </w:p>
+    <w:p>
+      <w:pPr>
+        <w:pStyle w:val="SourceCode"/>
+      </w:pPr>
+      <w:r>
+        <w:rPr>
+          <w:rStyle w:val="FunctionTok"/>
+        </w:rPr>
+        <w:t xml:space="preserve">write_csv</w:t>
+      </w:r>
+      <w:r>
+        <w:rPr>
+          <w:rStyle w:val="NormalTok"/>
+        </w:rPr>
+        <w:t xml:space="preserve">(genomes_raw, </w:t>
+      </w:r>
+      <w:r>
+        <w:rPr>
+          <w:rStyle w:val="FunctionTok"/>
+        </w:rPr>
+        <w:t xml:space="preserve">here</w:t>
+      </w:r>
+      <w:r>
+        <w:rPr>
+          <w:rStyle w:val="NormalTok"/>
+        </w:rPr>
+        <w:t xml:space="preserve">(</w:t>
+      </w:r>
+      <w:r>
+        <w:rPr>
+          <w:rStyle w:val="StringTok"/>
+        </w:rPr>
+        <w:t xml:space="preserve">"data/processed-data/"</w:t>
+      </w:r>
+      <w:r>
+        <w:rPr>
+          <w:rStyle w:val="NormalTok"/>
+        </w:rPr>
+        <w:t xml:space="preserve">, </w:t>
+      </w:r>
+      <w:r>
+        <w:rPr>
+          <w:rStyle w:val="StringTok"/>
+        </w:rPr>
+        <w:t xml:space="preserve">"genomes1.csv"</w:t>
+      </w:r>
+      <w:r>
+        <w:rPr>
+          <w:rStyle w:val="NormalTok"/>
+        </w:rPr>
+        <w:t xml:space="preserve">))</w:t>
+      </w:r>
+      <w:r>
+        <w:br/>
+      </w:r>
+      <w:r>
+        <w:rPr>
+          <w:rStyle w:val="NormalTok"/>
+        </w:rPr>
+        <w:t xml:space="preserve">genomes1 </w:t>
+      </w:r>
+      <w:r>
+        <w:rPr>
+          <w:rStyle w:val="OtherTok"/>
+        </w:rPr>
+        <w:t xml:space="preserve">&lt;-</w:t>
+      </w:r>
+      <w:r>
+        <w:rPr>
+          <w:rStyle w:val="NormalTok"/>
+        </w:rPr>
+        <w:t xml:space="preserve"> </w:t>
+      </w:r>
+      <w:r>
+        <w:rPr>
+          <w:rStyle w:val="FunctionTok"/>
+        </w:rPr>
+        <w:t xml:space="preserve">read.csv</w:t>
+      </w:r>
+      <w:r>
+        <w:rPr>
+          <w:rStyle w:val="NormalTok"/>
+        </w:rPr>
+        <w:t xml:space="preserve">(</w:t>
+      </w:r>
+      <w:r>
+        <w:rPr>
+          <w:rStyle w:val="FunctionTok"/>
+        </w:rPr>
+        <w:t xml:space="preserve">here</w:t>
+      </w:r>
+      <w:r>
+        <w:rPr>
+          <w:rStyle w:val="NormalTok"/>
+        </w:rPr>
+        <w:t xml:space="preserve">(</w:t>
+      </w:r>
+      <w:r>
+        <w:rPr>
+          <w:rStyle w:val="StringTok"/>
+        </w:rPr>
+        <w:t xml:space="preserve">"data/processed-data/"</w:t>
+      </w:r>
+      <w:r>
+        <w:rPr>
+          <w:rStyle w:val="NormalTok"/>
+        </w:rPr>
+        <w:t xml:space="preserve">, </w:t>
+      </w:r>
+      <w:r>
+        <w:rPr>
+          <w:rStyle w:val="StringTok"/>
+        </w:rPr>
+        <w:t xml:space="preserve">"genomes1.csv"</w:t>
+      </w:r>
+      <w:r>
+        <w:rPr>
+          <w:rStyle w:val="NormalTok"/>
+        </w:rPr>
+        <w:t xml:space="preserve">))</w:t>
+      </w:r>
+    </w:p>
+    <w:p>
+      <w:pPr>
+        <w:pStyle w:val="SourceCode"/>
+      </w:pPr>
+      <w:r>
+        <w:rPr>
+          <w:rStyle w:val="CommentTok"/>
+        </w:rPr>
+        <w:t xml:space="preserve">#Exploring NCBI Pathogen Detection</w:t>
+      </w:r>
+      <w:r>
+        <w:br/>
+      </w:r>
+      <w:r>
+        <w:rPr>
+          <w:rStyle w:val="NormalTok"/>
+        </w:rPr>
+        <w:t xml:space="preserve">isolates1</w:t>
+      </w:r>
+      <w:r>
+        <w:rPr>
+          <w:rStyle w:val="SpecialCharTok"/>
+        </w:rPr>
+        <w:t xml:space="preserve">$</w:t>
+      </w:r>
+      <w:r>
+        <w:rPr>
+          <w:rStyle w:val="NormalTok"/>
+        </w:rPr>
+        <w:t xml:space="preserve">year </w:t>
+      </w:r>
+      <w:r>
+        <w:rPr>
+          <w:rStyle w:val="OtherTok"/>
+        </w:rPr>
+        <w:t xml:space="preserve">&lt;-</w:t>
+      </w:r>
+      <w:r>
+        <w:rPr>
+          <w:rStyle w:val="NormalTok"/>
+        </w:rPr>
+        <w:t xml:space="preserve">  </w:t>
+      </w:r>
+      <w:r>
+        <w:rPr>
+          <w:rStyle w:val="FunctionTok"/>
+        </w:rPr>
+        <w:t xml:space="preserve">as.numeric</w:t>
+      </w:r>
+      <w:r>
+        <w:rPr>
+          <w:rStyle w:val="NormalTok"/>
+        </w:rPr>
+        <w:t xml:space="preserve">(</w:t>
+      </w:r>
+      <w:r>
+        <w:rPr>
+          <w:rStyle w:val="FunctionTok"/>
+        </w:rPr>
+        <w:t xml:space="preserve">substr</w:t>
+      </w:r>
+      <w:r>
+        <w:rPr>
+          <w:rStyle w:val="NormalTok"/>
+        </w:rPr>
+        <w:t xml:space="preserve">(isolates1</w:t>
+      </w:r>
+      <w:r>
+        <w:rPr>
+          <w:rStyle w:val="SpecialCharTok"/>
+        </w:rPr>
+        <w:t xml:space="preserve">$</w:t>
+      </w:r>
+      <w:r>
+        <w:rPr>
+          <w:rStyle w:val="NormalTok"/>
+        </w:rPr>
+        <w:t xml:space="preserve">Create.date, </w:t>
+      </w:r>
+      <w:r>
+        <w:rPr>
+          <w:rStyle w:val="DecValTok"/>
+        </w:rPr>
+        <w:t xml:space="preserve">1</w:t>
+      </w:r>
+      <w:r>
+        <w:rPr>
+          <w:rStyle w:val="NormalTok"/>
+        </w:rPr>
+        <w:t xml:space="preserve">, </w:t>
+      </w:r>
+      <w:r>
+        <w:rPr>
+          <w:rStyle w:val="DecValTok"/>
+        </w:rPr>
+        <w:t xml:space="preserve">4</w:t>
+      </w:r>
+      <w:r>
+        <w:rPr>
+          <w:rStyle w:val="NormalTok"/>
+        </w:rPr>
+        <w:t xml:space="preserve">))</w:t>
+      </w:r>
+      <w:r>
+        <w:br/>
+      </w:r>
+      <w:r>
+        <w:br/>
+      </w:r>
+      <w:r>
+        <w:rPr>
+          <w:rStyle w:val="FunctionTok"/>
+        </w:rPr>
+        <w:t xml:space="preserve">library</w:t>
+      </w:r>
+      <w:r>
+        <w:rPr>
+          <w:rStyle w:val="NormalTok"/>
+        </w:rPr>
+        <w:t xml:space="preserve">(ggplot2)</w:t>
+      </w:r>
+      <w:r>
+        <w:br/>
+      </w:r>
+      <w:r>
+        <w:rPr>
+          <w:rStyle w:val="FunctionTok"/>
+        </w:rPr>
+        <w:t xml:space="preserve">ggplot</w:t>
+      </w:r>
+      <w:r>
+        <w:rPr>
+          <w:rStyle w:val="NormalTok"/>
+        </w:rPr>
+        <w:t xml:space="preserve">(isolates1, </w:t>
+      </w:r>
+      <w:r>
+        <w:rPr>
+          <w:rStyle w:val="FunctionTok"/>
+        </w:rPr>
+        <w:t xml:space="preserve">aes</w:t>
+      </w:r>
+      <w:r>
+        <w:rPr>
+          <w:rStyle w:val="NormalTok"/>
+        </w:rPr>
+        <w:t xml:space="preserve">(</w:t>
+      </w:r>
+      <w:r>
+        <w:rPr>
+          <w:rStyle w:val="AttributeTok"/>
+        </w:rPr>
+        <w:t xml:space="preserve">x =</w:t>
+      </w:r>
+      <w:r>
+        <w:rPr>
+          <w:rStyle w:val="NormalTok"/>
+        </w:rPr>
+        <w:t xml:space="preserve"> year)) </w:t>
+      </w:r>
+      <w:r>
+        <w:rPr>
+          <w:rStyle w:val="SpecialCharTok"/>
+        </w:rPr>
+        <w:t xml:space="preserve">+</w:t>
+      </w:r>
+      <w:r>
+        <w:rPr>
+          <w:rStyle w:val="NormalTok"/>
+        </w:rPr>
+        <w:t xml:space="preserve"> </w:t>
+      </w:r>
+      <w:r>
+        <w:rPr>
+          <w:rStyle w:val="FunctionTok"/>
+        </w:rPr>
+        <w:t xml:space="preserve">geom_bar</w:t>
+      </w:r>
+      <w:r>
+        <w:rPr>
+          <w:rStyle w:val="NormalTok"/>
+        </w:rPr>
+        <w:t xml:space="preserve">()</w:t>
+      </w:r>
+    </w:p>
+    <w:p>
+      <w:pPr>
+        <w:pStyle w:val="FirstParagraph"/>
+      </w:pPr>
+      <w:r>
+        <w:drawing>
+          <wp:inline>
+            <wp:extent cx="4620126" cy="3696101"/>
+            <wp:effectExtent b="0" l="0" r="0" t="0"/>
+            <wp:docPr descr="" title="" id="34" name="Picture"/>
+            <a:graphic>
+              <a:graphicData uri="http://schemas.openxmlformats.org/drawingml/2006/picture">
+                <pic:pic>
+                  <pic:nvPicPr>
+                    <pic:cNvPr descr="Manuscript_files/figure-docx/unnamed-chunk-3-1.png" id="35" name="Picture"/>
+                    <pic:cNvPicPr>
+                      <a:picLocks noChangeArrowheads="1" noChangeAspect="1"/>
+                    </pic:cNvPicPr>
+                  </pic:nvPicPr>
+                  <pic:blipFill>
+                    <a:blip r:embed="rId33"/>
+                    <a:stretch>
+                      <a:fillRect/>
+                    </a:stretch>
+                  </pic:blipFill>
+                  <pic:spPr bwMode="auto">
+                    <a:xfrm>
+                      <a:off x="0" y="0"/>
+                      <a:ext cx="4620126" cy="3696101"/>
+                    </a:xfrm>
+                    <a:prstGeom prst="rect">
+                      <a:avLst/>
+                    </a:prstGeom>
+                    <a:noFill/>
+                    <a:ln w="9525">
+                      <a:noFill/>
+                      <a:headEnd/>
+                      <a:tailEnd/>
+                    </a:ln>
+                  </pic:spPr>
+                </pic:pic>
+              </a:graphicData>
+            </a:graphic>
+          </wp:inline>
+        </w:drawing>
+      </w:r>
+    </w:p>
+    <w:p>
+      <w:pPr>
+        <w:pStyle w:val="SourceCode"/>
+      </w:pPr>
+      <w:r>
+        <w:rPr>
+          <w:rStyle w:val="NormalTok"/>
+        </w:rPr>
+        <w:t xml:space="preserve">isolates2 </w:t>
+      </w:r>
+      <w:r>
+        <w:rPr>
+          <w:rStyle w:val="OtherTok"/>
+        </w:rPr>
+        <w:t xml:space="preserve">&lt;-</w:t>
+      </w:r>
+      <w:r>
+        <w:rPr>
+          <w:rStyle w:val="NormalTok"/>
+        </w:rPr>
+        <w:t xml:space="preserve"> isolates1[(isolates1</w:t>
+      </w:r>
+      <w:r>
+        <w:rPr>
+          <w:rStyle w:val="SpecialCharTok"/>
+        </w:rPr>
+        <w:t xml:space="preserve">$</w:t>
+      </w:r>
+      <w:r>
+        <w:rPr>
+          <w:rStyle w:val="NormalTok"/>
+        </w:rPr>
+        <w:t xml:space="preserve">year </w:t>
+      </w:r>
+      <w:r>
+        <w:rPr>
+          <w:rStyle w:val="SpecialCharTok"/>
+        </w:rPr>
+        <w:t xml:space="preserve">%in%</w:t>
+      </w:r>
+      <w:r>
+        <w:rPr>
+          <w:rStyle w:val="NormalTok"/>
+        </w:rPr>
+        <w:t xml:space="preserve"> </w:t>
+      </w:r>
+      <w:r>
+        <w:rPr>
+          <w:rStyle w:val="FunctionTok"/>
+        </w:rPr>
+        <w:t xml:space="preserve">c</w:t>
+      </w:r>
+      <w:r>
+        <w:rPr>
+          <w:rStyle w:val="NormalTok"/>
+        </w:rPr>
+        <w:t xml:space="preserve">(</w:t>
+      </w:r>
+      <w:r>
+        <w:rPr>
+          <w:rStyle w:val="DecValTok"/>
+        </w:rPr>
+        <w:t xml:space="preserve">2025</w:t>
+      </w:r>
+      <w:r>
+        <w:rPr>
+          <w:rStyle w:val="NormalTok"/>
+        </w:rPr>
+        <w:t xml:space="preserve">, </w:t>
+      </w:r>
+      <w:r>
+        <w:rPr>
+          <w:rStyle w:val="DecValTok"/>
+        </w:rPr>
+        <w:t xml:space="preserve">2024</w:t>
+      </w:r>
+      <w:r>
+        <w:rPr>
+          <w:rStyle w:val="NormalTok"/>
+        </w:rPr>
+        <w:t xml:space="preserve">, </w:t>
+      </w:r>
+      <w:r>
+        <w:rPr>
+          <w:rStyle w:val="DecValTok"/>
+        </w:rPr>
+        <w:t xml:space="preserve">2023</w:t>
+      </w:r>
+      <w:r>
+        <w:rPr>
+          <w:rStyle w:val="NormalTok"/>
+        </w:rPr>
+        <w:t xml:space="preserve">, </w:t>
+      </w:r>
+      <w:r>
+        <w:rPr>
+          <w:rStyle w:val="DecValTok"/>
+        </w:rPr>
+        <w:t xml:space="preserve">2022</w:t>
+      </w:r>
+      <w:r>
+        <w:rPr>
+          <w:rStyle w:val="NormalTok"/>
+        </w:rPr>
+        <w:t xml:space="preserve">, </w:t>
+      </w:r>
+      <w:r>
+        <w:rPr>
+          <w:rStyle w:val="DecValTok"/>
+        </w:rPr>
+        <w:t xml:space="preserve">2021</w:t>
+      </w:r>
+      <w:r>
+        <w:rPr>
+          <w:rStyle w:val="NormalTok"/>
+        </w:rPr>
+        <w:t xml:space="preserve">)), ]</w:t>
+      </w:r>
+      <w:r>
+        <w:br/>
+      </w:r>
+      <w:r>
+        <w:rPr>
+          <w:rStyle w:val="FunctionTok"/>
+        </w:rPr>
+        <w:t xml:space="preserve">ggplot</w:t>
+      </w:r>
+      <w:r>
+        <w:rPr>
+          <w:rStyle w:val="NormalTok"/>
+        </w:rPr>
+        <w:t xml:space="preserve">(isolates2, </w:t>
+      </w:r>
+      <w:r>
+        <w:rPr>
+          <w:rStyle w:val="FunctionTok"/>
+        </w:rPr>
+        <w:t xml:space="preserve">aes</w:t>
+      </w:r>
+      <w:r>
+        <w:rPr>
+          <w:rStyle w:val="NormalTok"/>
+        </w:rPr>
+        <w:t xml:space="preserve">(</w:t>
+      </w:r>
+      <w:r>
+        <w:rPr>
+          <w:rStyle w:val="AttributeTok"/>
+        </w:rPr>
+        <w:t xml:space="preserve">x =</w:t>
+      </w:r>
+      <w:r>
+        <w:rPr>
+          <w:rStyle w:val="NormalTok"/>
+        </w:rPr>
+        <w:t xml:space="preserve"> year)) </w:t>
+      </w:r>
+      <w:r>
+        <w:rPr>
+          <w:rStyle w:val="SpecialCharTok"/>
+        </w:rPr>
+        <w:t xml:space="preserve">+</w:t>
+      </w:r>
+      <w:r>
+        <w:rPr>
+          <w:rStyle w:val="NormalTok"/>
+        </w:rPr>
+        <w:t xml:space="preserve"> </w:t>
+      </w:r>
+      <w:r>
+        <w:rPr>
+          <w:rStyle w:val="FunctionTok"/>
+        </w:rPr>
+        <w:t xml:space="preserve">geom_bar</w:t>
+      </w:r>
+      <w:r>
+        <w:rPr>
+          <w:rStyle w:val="NormalTok"/>
+        </w:rPr>
+        <w:t xml:space="preserve">()</w:t>
+      </w:r>
+    </w:p>
+    <w:p>
+      <w:pPr>
+        <w:pStyle w:val="FirstParagraph"/>
+      </w:pPr>
+      <w:r>
+        <w:drawing>
+          <wp:inline>
+            <wp:extent cx="4620126" cy="3696101"/>
+            <wp:effectExtent b="0" l="0" r="0" t="0"/>
+            <wp:docPr descr="" title="" id="37" name="Picture"/>
+            <a:graphic>
+              <a:graphicData uri="http://schemas.openxmlformats.org/drawingml/2006/picture">
+                <pic:pic>
+                  <pic:nvPicPr>
+                    <pic:cNvPr descr="Manuscript_files/figure-docx/unnamed-chunk-3-2.png" id="38" name="Picture"/>
+                    <pic:cNvPicPr>
+                      <a:picLocks noChangeArrowheads="1" noChangeAspect="1"/>
+                    </pic:cNvPicPr>
+                  </pic:nvPicPr>
+                  <pic:blipFill>
+                    <a:blip r:embed="rId36"/>
+                    <a:stretch>
+                      <a:fillRect/>
+                    </a:stretch>
+                  </pic:blipFill>
+                  <pic:spPr bwMode="auto">
+                    <a:xfrm>
+                      <a:off x="0" y="0"/>
+                      <a:ext cx="4620126" cy="3696101"/>
+                    </a:xfrm>
+                    <a:prstGeom prst="rect">
+                      <a:avLst/>
+                    </a:prstGeom>
+                    <a:noFill/>
+                    <a:ln w="9525">
+                      <a:noFill/>
+                      <a:headEnd/>
+                      <a:tailEnd/>
+                    </a:ln>
+                  </pic:spPr>
+                </pic:pic>
+              </a:graphicData>
+            </a:graphic>
+          </wp:inline>
+        </w:drawing>
+      </w:r>
+    </w:p>
+    <w:bookmarkEnd w:id="39"/>
+    <w:bookmarkStart w:id="40" w:name="statistical-analysis"/>
+    <w:p>
+      <w:pPr>
+        <w:pStyle w:val="Heading2"/>
+      </w:pPr>
+      <w:r>
+        <w:t xml:space="preserve">3.4 Statistical analysis</w:t>
       </w:r>
     </w:p>
     <w:p>
@@ -746,28 +1856,6 @@
           <w:i/>
           <w:iCs/>
         </w:rPr>
-        <w:t xml:space="preserve">Write code that reads in the file and cleans it so it’s ready for analysis. Since this will be fairly long code for most datasets, it might be a good idea to have it in one or several R scripts. If that is the case, explain here briefly what kind of cleaning/processing you do, and provide more details and well documented code somewhere (e.g. as supplement in a paper). All materials, including files that contain code, should be commented well so everyone can follow along.</w:t>
-      </w:r>
-    </w:p>
-    <w:bookmarkEnd w:id="33"/>
-    <w:bookmarkStart w:id="34" w:name="statistical-analysis"/>
-    <w:p>
-      <w:pPr>
-        <w:pStyle w:val="Heading2"/>
-      </w:pPr>
-      <w:r>
-        <w:t xml:space="preserve">3.4 Statistical analysis</w:t>
-      </w:r>
-    </w:p>
-    <w:p>
-      <w:pPr>
-        <w:pStyle w:val="FirstParagraph"/>
-      </w:pPr>
-      <w:r>
-        <w:rPr>
-          <w:i/>
-          <w:iCs/>
-        </w:rPr>
         <w:t xml:space="preserve">Explain anything related to your statistical analyses.</w:t>
       </w:r>
     </w:p>
@@ -776,9 +1864,9 @@
         <w:br w:type="page"/>
       </w:r>
     </w:p>
-    <w:bookmarkEnd w:id="34"/>
-    <w:bookmarkEnd w:id="35"/>
-    <w:bookmarkStart w:id="45" w:name="results"/>
+    <w:bookmarkEnd w:id="40"/>
+    <w:bookmarkEnd w:id="41"/>
+    <w:bookmarkStart w:id="51" w:name="results"/>
     <w:p>
       <w:pPr>
         <w:pStyle w:val="Heading1"/>
@@ -787,7 +1875,7 @@
         <w:t xml:space="preserve">4. Results</w:t>
       </w:r>
     </w:p>
-    <w:bookmarkStart w:id="37" w:name="exploratorydescriptive-analysis"/>
+    <w:bookmarkStart w:id="43" w:name="exploratorydescriptive-analysis"/>
     <w:p>
       <w:pPr>
         <w:pStyle w:val="Heading2"/>
@@ -940,7 +2028,7 @@
       <w:tr>
         <w:tc>
           <w:tcPr/>
-          <w:bookmarkStart w:id="36" w:name="tbl-summarytable"/>
+          <w:bookmarkStart w:id="42" w:name="tbl-summarytable"/>
           <w:p>
             <w:pPr>
               <w:jc w:val="center"/>
@@ -1770,13 +2858,13 @@
               </w:tc>
             </w:tr>
           </w:tbl>
-          <w:bookmarkEnd w:id="36"/>
+          <w:bookmarkEnd w:id="42"/>
           <w:p/>
         </w:tc>
       </w:tr>
     </w:tbl>
-    <w:bookmarkEnd w:id="37"/>
-    <w:bookmarkStart w:id="42" w:name="basic-statistical-analysis"/>
+    <w:bookmarkEnd w:id="43"/>
+    <w:bookmarkStart w:id="48" w:name="basic-statistical-analysis"/>
     <w:p>
       <w:pPr>
         <w:pStyle w:val="Heading2"/>
@@ -1857,7 +2945,7 @@
       <w:tr>
         <w:tc>
           <w:tcPr/>
-          <w:bookmarkStart w:id="41" w:name="fig-result"/>
+          <w:bookmarkStart w:id="47" w:name="fig-result"/>
           <w:p>
             <w:pPr>
               <w:pStyle w:val="Compact"/>
@@ -1868,18 +2956,18 @@
                 <wp:inline>
                   <wp:extent cx="5334000" cy="5334000"/>
                   <wp:effectExtent b="0" l="0" r="0" t="0"/>
-                  <wp:docPr descr="" title="" id="39" name="Picture"/>
+                  <wp:docPr descr="" title="" id="45" name="Picture"/>
                   <a:graphic>
                     <a:graphicData uri="http://schemas.openxmlformats.org/drawingml/2006/picture">
                       <pic:pic>
                         <pic:nvPicPr>
-                          <pic:cNvPr descr="../../results/figures/height-weight-stratified.png" id="40" name="Picture"/>
+                          <pic:cNvPr descr="../../results/figures/height-weight-stratified.png" id="46" name="Picture"/>
                           <pic:cNvPicPr>
                             <a:picLocks noChangeArrowheads="1" noChangeAspect="1"/>
                           </pic:cNvPicPr>
                         </pic:nvPicPr>
                         <pic:blipFill>
-                          <a:blip r:embed="rId38"/>
+                          <a:blip r:embed="rId44"/>
                           <a:stretch>
                             <a:fillRect/>
                           </a:stretch>
@@ -1919,12 +3007,12 @@
               <w:t xml:space="preserve">Figure 2: Height and weight stratified by gender.</w:t>
             </w:r>
           </w:p>
-          <w:bookmarkEnd w:id="41"/>
+          <w:bookmarkEnd w:id="47"/>
         </w:tc>
       </w:tr>
     </w:tbl>
-    <w:bookmarkEnd w:id="42"/>
-    <w:bookmarkStart w:id="44" w:name="full-analysis"/>
+    <w:bookmarkEnd w:id="48"/>
+    <w:bookmarkStart w:id="50" w:name="full-analysis"/>
     <w:p>
       <w:pPr>
         <w:pStyle w:val="Heading2"/>
@@ -1983,7 +3071,7 @@
       <w:tr>
         <w:tc>
           <w:tcPr/>
-          <w:bookmarkStart w:id="43" w:name="tbl-resulttable2"/>
+          <w:bookmarkStart w:id="49" w:name="tbl-resulttable2"/>
           <w:p>
             <w:pPr>
               <w:jc w:val="center"/>
@@ -2349,7 +3437,7 @@
               </w:tc>
             </w:tr>
           </w:tbl>
-          <w:bookmarkEnd w:id="43"/>
+          <w:bookmarkEnd w:id="49"/>
           <w:p/>
         </w:tc>
       </w:tr>
@@ -2359,9 +3447,9 @@
         <w:br w:type="page"/>
       </w:r>
     </w:p>
-    <w:bookmarkEnd w:id="44"/>
-    <w:bookmarkEnd w:id="45"/>
-    <w:bookmarkStart w:id="50" w:name="discussion"/>
+    <w:bookmarkEnd w:id="50"/>
+    <w:bookmarkEnd w:id="51"/>
+    <w:bookmarkStart w:id="56" w:name="discussion"/>
     <w:p>
       <w:pPr>
         <w:pStyle w:val="Heading1"/>
@@ -2370,7 +3458,7 @@
         <w:t xml:space="preserve">5. Discussion</w:t>
       </w:r>
     </w:p>
-    <w:bookmarkStart w:id="46" w:name="summary-and-interpretation"/>
+    <w:bookmarkStart w:id="52" w:name="summary-and-interpretation"/>
     <w:p>
       <w:pPr>
         <w:pStyle w:val="Heading2"/>
@@ -2391,8 +3479,8 @@
         <w:t xml:space="preserve">Summarize what you did, what you found and what it means.</w:t>
       </w:r>
     </w:p>
-    <w:bookmarkEnd w:id="46"/>
-    <w:bookmarkStart w:id="47" w:name="strengths-and-limitations"/>
+    <w:bookmarkEnd w:id="52"/>
+    <w:bookmarkStart w:id="53" w:name="strengths-and-limitations"/>
     <w:p>
       <w:pPr>
         <w:pStyle w:val="Heading2"/>
@@ -2413,8 +3501,8 @@
         <w:t xml:space="preserve">Discuss what you perceive as strengths and limitations of your analysis.</w:t>
       </w:r>
     </w:p>
-    <w:bookmarkEnd w:id="47"/>
-    <w:bookmarkStart w:id="49" w:name="conclusions"/>
+    <w:bookmarkEnd w:id="53"/>
+    <w:bookmarkStart w:id="55" w:name="conclusions"/>
     <w:p>
       <w:pPr>
         <w:pStyle w:val="Heading2"/>
@@ -2497,7 +3585,7 @@
       <w:r>
         <w:t xml:space="preserve"> </w:t>
       </w:r>
-      <w:hyperlink r:id="rId48">
+      <w:hyperlink r:id="rId54">
         <w:r>
           <w:rPr>
             <w:rStyle w:val="Hyperlink"/>
@@ -2514,9 +3602,9 @@
         <w:br w:type="page"/>
       </w:r>
     </w:p>
-    <w:bookmarkEnd w:id="49"/>
-    <w:bookmarkEnd w:id="50"/>
-    <w:bookmarkStart w:id="58" w:name="references"/>
+    <w:bookmarkEnd w:id="55"/>
+    <w:bookmarkEnd w:id="56"/>
+    <w:bookmarkStart w:id="64" w:name="references"/>
     <w:p>
       <w:pPr>
         <w:pStyle w:val="Heading1"/>
@@ -2525,8 +3613,8 @@
         <w:t xml:space="preserve">6. References</w:t>
       </w:r>
     </w:p>
-    <w:bookmarkStart w:id="57" w:name="refs"/>
-    <w:bookmarkStart w:id="52" w:name="ref-leek2015"/>
+    <w:bookmarkStart w:id="63" w:name="refs"/>
+    <w:bookmarkStart w:id="58" w:name="ref-leek2015"/>
     <w:p>
       <w:pPr>
         <w:pStyle w:val="Bibliography"/>
@@ -2546,7 +3634,7 @@
       <w:r>
         <w:t xml:space="preserve"> </w:t>
       </w:r>
-      <w:hyperlink r:id="rId51">
+      <w:hyperlink r:id="rId57">
         <w:r>
           <w:rPr>
             <w:rStyle w:val="Hyperlink"/>
@@ -2595,8 +3683,8 @@
         <w:t xml:space="preserve"> </w:t>
       </w:r>
     </w:p>
-    <w:bookmarkEnd w:id="52"/>
-    <w:bookmarkStart w:id="54" w:name="ref-mckay2020"/>
+    <w:bookmarkEnd w:id="58"/>
+    <w:bookmarkStart w:id="60" w:name="ref-mckay2020"/>
     <w:p>
       <w:pPr>
         <w:pStyle w:val="Bibliography"/>
@@ -2616,7 +3704,7 @@
       <w:r>
         <w:t xml:space="preserve"> </w:t>
       </w:r>
-      <w:hyperlink r:id="rId53">
+      <w:hyperlink r:id="rId59">
         <w:r>
           <w:rPr>
             <w:rStyle w:val="Hyperlink"/>
@@ -2731,8 +3819,8 @@
         <w:t xml:space="preserve"> </w:t>
       </w:r>
     </w:p>
-    <w:bookmarkEnd w:id="54"/>
-    <w:bookmarkStart w:id="56" w:name="ref-mckay2020a"/>
+    <w:bookmarkEnd w:id="60"/>
+    <w:bookmarkStart w:id="62" w:name="ref-mckay2020a"/>
     <w:p>
       <w:pPr>
         <w:pStyle w:val="Bibliography"/>
@@ -2752,7 +3840,7 @@
       <w:r>
         <w:t xml:space="preserve"> </w:t>
       </w:r>
-      <w:hyperlink r:id="rId55">
+      <w:hyperlink r:id="rId61">
         <w:r>
           <w:rPr>
             <w:rStyle w:val="Hyperlink"/>
@@ -2777,9 +3865,9 @@
         <w:t xml:space="preserve"> </w:t>
       </w:r>
     </w:p>
-    <w:bookmarkEnd w:id="56"/>
-    <w:bookmarkEnd w:id="57"/>
-    <w:bookmarkEnd w:id="58"/>
+    <w:bookmarkEnd w:id="62"/>
+    <w:bookmarkEnd w:id="63"/>
+    <w:bookmarkEnd w:id="64"/>
     <w:sectPr>
       <w:footnotePr>
         <w:numRestart w:val="eachSect"/>

--- a/products/manuscript/Manuscript.docx
+++ b/products/manuscript/Manuscript.docx
@@ -550,7 +550,7 @@
     </w:p>
     <w:bookmarkEnd w:id="25"/>
     <w:bookmarkEnd w:id="26"/>
-    <w:bookmarkStart w:id="41" w:name="methods"/>
+    <w:bookmarkStart w:id="101" w:name="methods"/>
     <w:p>
       <w:pPr>
         <w:pStyle w:val="Heading1"/>
@@ -728,7 +728,7 @@
       </w:r>
     </w:p>
     <w:bookmarkEnd w:id="32"/>
-    <w:bookmarkStart w:id="39" w:name="data-import-and-cleaning"/>
+    <w:bookmarkStart w:id="99" w:name="data-import-and-cleaning"/>
     <w:p>
       <w:pPr>
         <w:pStyle w:val="Heading2"/>
@@ -1384,7 +1384,7 @@
         <w:rPr>
           <w:rStyle w:val="CommentTok"/>
         </w:rPr>
-        <w:t xml:space="preserve">#Exploring NCBI Pathogen Detection</w:t>
+        <w:t xml:space="preserve">#Exploring NCBI Pathogen Detection dataset</w:t>
       </w:r>
       <w:r>
         <w:br/>
@@ -1614,6 +1614,15 @@
       </w:pPr>
       <w:r>
         <w:rPr>
+          <w:rStyle w:val="CommentTok"/>
+        </w:rPr>
+        <w:t xml:space="preserve">#Creating a 5 year window</w:t>
+      </w:r>
+      <w:r>
+        <w:br/>
+      </w:r>
+      <w:r>
+        <w:rPr>
           <w:rStyle w:val="NormalTok"/>
         </w:rPr>
         <w:t xml:space="preserve">isolates2 </w:t>
@@ -1730,6 +1739,18 @@
         <w:br/>
       </w:r>
       <w:r>
+        <w:br/>
+      </w:r>
+      <w:r>
+        <w:rPr>
+          <w:rStyle w:val="CommentTok"/>
+        </w:rPr>
+        <w:t xml:space="preserve">#Observing trends per isolation type</w:t>
+      </w:r>
+      <w:r>
+        <w:br/>
+      </w:r>
+      <w:r>
         <w:rPr>
           <w:rStyle w:val="FunctionTok"/>
         </w:rPr>
@@ -1763,7 +1784,19 @@
         <w:rPr>
           <w:rStyle w:val="NormalTok"/>
         </w:rPr>
-        <w:t xml:space="preserve"> year)) </w:t>
+        <w:t xml:space="preserve"> year, </w:t>
+      </w:r>
+      <w:r>
+        <w:rPr>
+          <w:rStyle w:val="AttributeTok"/>
+        </w:rPr>
+        <w:t xml:space="preserve">fill =</w:t>
+      </w:r>
+      <w:r>
+        <w:rPr>
+          <w:rStyle w:val="NormalTok"/>
+        </w:rPr>
+        <w:t xml:space="preserve"> Isolation.type)) </w:t>
       </w:r>
       <w:r>
         <w:rPr>
@@ -1837,8 +1870,5918 @@
         </w:drawing>
       </w:r>
     </w:p>
-    <w:bookmarkEnd w:id="39"/>
-    <w:bookmarkStart w:id="40" w:name="statistical-analysis"/>
+    <w:p>
+      <w:pPr>
+        <w:pStyle w:val="SourceCode"/>
+      </w:pPr>
+      <w:r>
+        <w:rPr>
+          <w:rStyle w:val="CommentTok"/>
+        </w:rPr>
+        <w:t xml:space="preserve">#Removing NAs from isolation type</w:t>
+      </w:r>
+      <w:r>
+        <w:br/>
+      </w:r>
+      <w:r>
+        <w:rPr>
+          <w:rStyle w:val="NormalTok"/>
+        </w:rPr>
+        <w:t xml:space="preserve">isolates3 </w:t>
+      </w:r>
+      <w:r>
+        <w:rPr>
+          <w:rStyle w:val="OtherTok"/>
+        </w:rPr>
+        <w:t xml:space="preserve">&lt;-</w:t>
+      </w:r>
+      <w:r>
+        <w:rPr>
+          <w:rStyle w:val="NormalTok"/>
+        </w:rPr>
+        <w:t xml:space="preserve"> isolates2[</w:t>
+      </w:r>
+      <w:r>
+        <w:rPr>
+          <w:rStyle w:val="SpecialCharTok"/>
+        </w:rPr>
+        <w:t xml:space="preserve">!</w:t>
+      </w:r>
+      <w:r>
+        <w:rPr>
+          <w:rStyle w:val="NormalTok"/>
+        </w:rPr>
+        <w:t xml:space="preserve">(isolates2</w:t>
+      </w:r>
+      <w:r>
+        <w:rPr>
+          <w:rStyle w:val="SpecialCharTok"/>
+        </w:rPr>
+        <w:t xml:space="preserve">$</w:t>
+      </w:r>
+      <w:r>
+        <w:rPr>
+          <w:rStyle w:val="NormalTok"/>
+        </w:rPr>
+        <w:t xml:space="preserve">Isolation.type </w:t>
+      </w:r>
+      <w:r>
+        <w:rPr>
+          <w:rStyle w:val="SpecialCharTok"/>
+        </w:rPr>
+        <w:t xml:space="preserve">%in%</w:t>
+      </w:r>
+      <w:r>
+        <w:rPr>
+          <w:rStyle w:val="NormalTok"/>
+        </w:rPr>
+        <w:t xml:space="preserve"> </w:t>
+      </w:r>
+      <w:r>
+        <w:rPr>
+          <w:rStyle w:val="ConstantTok"/>
+        </w:rPr>
+        <w:t xml:space="preserve">NA</w:t>
+      </w:r>
+      <w:r>
+        <w:rPr>
+          <w:rStyle w:val="NormalTok"/>
+        </w:rPr>
+        <w:t xml:space="preserve">), ]</w:t>
+      </w:r>
+      <w:r>
+        <w:br/>
+      </w:r>
+      <w:r>
+        <w:br/>
+      </w:r>
+      <w:r>
+        <w:rPr>
+          <w:rStyle w:val="CommentTok"/>
+        </w:rPr>
+        <w:t xml:space="preserve">#Observing trends per source type</w:t>
+      </w:r>
+      <w:r>
+        <w:br/>
+      </w:r>
+      <w:r>
+        <w:rPr>
+          <w:rStyle w:val="FunctionTok"/>
+        </w:rPr>
+        <w:t xml:space="preserve">ggplot</w:t>
+      </w:r>
+      <w:r>
+        <w:rPr>
+          <w:rStyle w:val="NormalTok"/>
+        </w:rPr>
+        <w:t xml:space="preserve">(isolates3, </w:t>
+      </w:r>
+      <w:r>
+        <w:rPr>
+          <w:rStyle w:val="FunctionTok"/>
+        </w:rPr>
+        <w:t xml:space="preserve">aes</w:t>
+      </w:r>
+      <w:r>
+        <w:rPr>
+          <w:rStyle w:val="NormalTok"/>
+        </w:rPr>
+        <w:t xml:space="preserve">(</w:t>
+      </w:r>
+      <w:r>
+        <w:rPr>
+          <w:rStyle w:val="AttributeTok"/>
+        </w:rPr>
+        <w:t xml:space="preserve">x =</w:t>
+      </w:r>
+      <w:r>
+        <w:rPr>
+          <w:rStyle w:val="NormalTok"/>
+        </w:rPr>
+        <w:t xml:space="preserve"> year, </w:t>
+      </w:r>
+      <w:r>
+        <w:rPr>
+          <w:rStyle w:val="AttributeTok"/>
+        </w:rPr>
+        <w:t xml:space="preserve">fill =</w:t>
+      </w:r>
+      <w:r>
+        <w:rPr>
+          <w:rStyle w:val="NormalTok"/>
+        </w:rPr>
+        <w:t xml:space="preserve"> Source.type)) </w:t>
+      </w:r>
+      <w:r>
+        <w:rPr>
+          <w:rStyle w:val="SpecialCharTok"/>
+        </w:rPr>
+        <w:t xml:space="preserve">+</w:t>
+      </w:r>
+      <w:r>
+        <w:rPr>
+          <w:rStyle w:val="NormalTok"/>
+        </w:rPr>
+        <w:t xml:space="preserve"> </w:t>
+      </w:r>
+      <w:r>
+        <w:rPr>
+          <w:rStyle w:val="FunctionTok"/>
+        </w:rPr>
+        <w:t xml:space="preserve">geom_bar</w:t>
+      </w:r>
+      <w:r>
+        <w:rPr>
+          <w:rStyle w:val="NormalTok"/>
+        </w:rPr>
+        <w:t xml:space="preserve">()</w:t>
+      </w:r>
+    </w:p>
+    <w:p>
+      <w:pPr>
+        <w:pStyle w:val="FirstParagraph"/>
+      </w:pPr>
+      <w:r>
+        <w:drawing>
+          <wp:inline>
+            <wp:extent cx="4620126" cy="3696101"/>
+            <wp:effectExtent b="0" l="0" r="0" t="0"/>
+            <wp:docPr descr="" title="" id="40" name="Picture"/>
+            <a:graphic>
+              <a:graphicData uri="http://schemas.openxmlformats.org/drawingml/2006/picture">
+                <pic:pic>
+                  <pic:nvPicPr>
+                    <pic:cNvPr descr="Manuscript_files/figure-docx/unnamed-chunk-3-3.png" id="41" name="Picture"/>
+                    <pic:cNvPicPr>
+                      <a:picLocks noChangeArrowheads="1" noChangeAspect="1"/>
+                    </pic:cNvPicPr>
+                  </pic:nvPicPr>
+                  <pic:blipFill>
+                    <a:blip r:embed="rId39"/>
+                    <a:stretch>
+                      <a:fillRect/>
+                    </a:stretch>
+                  </pic:blipFill>
+                  <pic:spPr bwMode="auto">
+                    <a:xfrm>
+                      <a:off x="0" y="0"/>
+                      <a:ext cx="4620126" cy="3696101"/>
+                    </a:xfrm>
+                    <a:prstGeom prst="rect">
+                      <a:avLst/>
+                    </a:prstGeom>
+                    <a:noFill/>
+                    <a:ln w="9525">
+                      <a:noFill/>
+                      <a:headEnd/>
+                      <a:tailEnd/>
+                    </a:ln>
+                  </pic:spPr>
+                </pic:pic>
+              </a:graphicData>
+            </a:graphic>
+          </wp:inline>
+        </w:drawing>
+      </w:r>
+    </w:p>
+    <w:p>
+      <w:pPr>
+        <w:pStyle w:val="SourceCode"/>
+      </w:pPr>
+      <w:r>
+        <w:rPr>
+          <w:rStyle w:val="CommentTok"/>
+        </w:rPr>
+        <w:t xml:space="preserve">#Including only categories of interest</w:t>
+      </w:r>
+      <w:r>
+        <w:br/>
+      </w:r>
+      <w:r>
+        <w:rPr>
+          <w:rStyle w:val="NormalTok"/>
+        </w:rPr>
+        <w:t xml:space="preserve">isolates4 </w:t>
+      </w:r>
+      <w:r>
+        <w:rPr>
+          <w:rStyle w:val="OtherTok"/>
+        </w:rPr>
+        <w:t xml:space="preserve">&lt;-</w:t>
+      </w:r>
+      <w:r>
+        <w:rPr>
+          <w:rStyle w:val="NormalTok"/>
+        </w:rPr>
+        <w:t xml:space="preserve"> isolates3[(isolates3</w:t>
+      </w:r>
+      <w:r>
+        <w:rPr>
+          <w:rStyle w:val="SpecialCharTok"/>
+        </w:rPr>
+        <w:t xml:space="preserve">$</w:t>
+      </w:r>
+      <w:r>
+        <w:rPr>
+          <w:rStyle w:val="NormalTok"/>
+        </w:rPr>
+        <w:t xml:space="preserve">Source.type </w:t>
+      </w:r>
+      <w:r>
+        <w:rPr>
+          <w:rStyle w:val="SpecialCharTok"/>
+        </w:rPr>
+        <w:t xml:space="preserve">%in%</w:t>
+      </w:r>
+      <w:r>
+        <w:rPr>
+          <w:rStyle w:val="NormalTok"/>
+        </w:rPr>
+        <w:t xml:space="preserve"> </w:t>
+      </w:r>
+      <w:r>
+        <w:rPr>
+          <w:rStyle w:val="FunctionTok"/>
+        </w:rPr>
+        <w:t xml:space="preserve">c</w:t>
+      </w:r>
+      <w:r>
+        <w:rPr>
+          <w:rStyle w:val="NormalTok"/>
+        </w:rPr>
+        <w:t xml:space="preserve">(</w:t>
+      </w:r>
+      <w:r>
+        <w:rPr>
+          <w:rStyle w:val="StringTok"/>
+        </w:rPr>
+        <w:t xml:space="preserve">"animal"</w:t>
+      </w:r>
+      <w:r>
+        <w:rPr>
+          <w:rStyle w:val="NormalTok"/>
+        </w:rPr>
+        <w:t xml:space="preserve">, </w:t>
+      </w:r>
+      <w:r>
+        <w:rPr>
+          <w:rStyle w:val="StringTok"/>
+        </w:rPr>
+        <w:t xml:space="preserve">"environmental"</w:t>
+      </w:r>
+      <w:r>
+        <w:rPr>
+          <w:rStyle w:val="NormalTok"/>
+        </w:rPr>
+        <w:t xml:space="preserve">, </w:t>
+      </w:r>
+      <w:r>
+        <w:rPr>
+          <w:rStyle w:val="StringTok"/>
+        </w:rPr>
+        <w:t xml:space="preserve">"food"</w:t>
+      </w:r>
+      <w:r>
+        <w:rPr>
+          <w:rStyle w:val="NormalTok"/>
+        </w:rPr>
+        <w:t xml:space="preserve">, </w:t>
+      </w:r>
+      <w:r>
+        <w:rPr>
+          <w:rStyle w:val="StringTok"/>
+        </w:rPr>
+        <w:t xml:space="preserve">"human"</w:t>
+      </w:r>
+      <w:r>
+        <w:rPr>
+          <w:rStyle w:val="NormalTok"/>
+        </w:rPr>
+        <w:t xml:space="preserve">)), ]</w:t>
+      </w:r>
+      <w:r>
+        <w:br/>
+      </w:r>
+      <w:r>
+        <w:br/>
+      </w:r>
+      <w:r>
+        <w:rPr>
+          <w:rStyle w:val="CommentTok"/>
+        </w:rPr>
+        <w:t xml:space="preserve">#Observing only categories of interest</w:t>
+      </w:r>
+      <w:r>
+        <w:br/>
+      </w:r>
+      <w:r>
+        <w:rPr>
+          <w:rStyle w:val="FunctionTok"/>
+        </w:rPr>
+        <w:t xml:space="preserve">ggplot</w:t>
+      </w:r>
+      <w:r>
+        <w:rPr>
+          <w:rStyle w:val="NormalTok"/>
+        </w:rPr>
+        <w:t xml:space="preserve">(isolates4, </w:t>
+      </w:r>
+      <w:r>
+        <w:rPr>
+          <w:rStyle w:val="FunctionTok"/>
+        </w:rPr>
+        <w:t xml:space="preserve">aes</w:t>
+      </w:r>
+      <w:r>
+        <w:rPr>
+          <w:rStyle w:val="NormalTok"/>
+        </w:rPr>
+        <w:t xml:space="preserve">(</w:t>
+      </w:r>
+      <w:r>
+        <w:rPr>
+          <w:rStyle w:val="AttributeTok"/>
+        </w:rPr>
+        <w:t xml:space="preserve">x =</w:t>
+      </w:r>
+      <w:r>
+        <w:rPr>
+          <w:rStyle w:val="NormalTok"/>
+        </w:rPr>
+        <w:t xml:space="preserve"> year, </w:t>
+      </w:r>
+      <w:r>
+        <w:rPr>
+          <w:rStyle w:val="AttributeTok"/>
+        </w:rPr>
+        <w:t xml:space="preserve">fill =</w:t>
+      </w:r>
+      <w:r>
+        <w:rPr>
+          <w:rStyle w:val="NormalTok"/>
+        </w:rPr>
+        <w:t xml:space="preserve"> Source.type)) </w:t>
+      </w:r>
+      <w:r>
+        <w:rPr>
+          <w:rStyle w:val="SpecialCharTok"/>
+        </w:rPr>
+        <w:t xml:space="preserve">+</w:t>
+      </w:r>
+      <w:r>
+        <w:rPr>
+          <w:rStyle w:val="NormalTok"/>
+        </w:rPr>
+        <w:t xml:space="preserve"> </w:t>
+      </w:r>
+      <w:r>
+        <w:rPr>
+          <w:rStyle w:val="FunctionTok"/>
+        </w:rPr>
+        <w:t xml:space="preserve">geom_bar</w:t>
+      </w:r>
+      <w:r>
+        <w:rPr>
+          <w:rStyle w:val="NormalTok"/>
+        </w:rPr>
+        <w:t xml:space="preserve">()</w:t>
+      </w:r>
+    </w:p>
+    <w:p>
+      <w:pPr>
+        <w:pStyle w:val="FirstParagraph"/>
+      </w:pPr>
+      <w:r>
+        <w:drawing>
+          <wp:inline>
+            <wp:extent cx="4620126" cy="3696101"/>
+            <wp:effectExtent b="0" l="0" r="0" t="0"/>
+            <wp:docPr descr="" title="" id="43" name="Picture"/>
+            <a:graphic>
+              <a:graphicData uri="http://schemas.openxmlformats.org/drawingml/2006/picture">
+                <pic:pic>
+                  <pic:nvPicPr>
+                    <pic:cNvPr descr="Manuscript_files/figure-docx/unnamed-chunk-3-4.png" id="44" name="Picture"/>
+                    <pic:cNvPicPr>
+                      <a:picLocks noChangeArrowheads="1" noChangeAspect="1"/>
+                    </pic:cNvPicPr>
+                  </pic:nvPicPr>
+                  <pic:blipFill>
+                    <a:blip r:embed="rId42"/>
+                    <a:stretch>
+                      <a:fillRect/>
+                    </a:stretch>
+                  </pic:blipFill>
+                  <pic:spPr bwMode="auto">
+                    <a:xfrm>
+                      <a:off x="0" y="0"/>
+                      <a:ext cx="4620126" cy="3696101"/>
+                    </a:xfrm>
+                    <a:prstGeom prst="rect">
+                      <a:avLst/>
+                    </a:prstGeom>
+                    <a:noFill/>
+                    <a:ln w="9525">
+                      <a:noFill/>
+                      <a:headEnd/>
+                      <a:tailEnd/>
+                    </a:ln>
+                  </pic:spPr>
+                </pic:pic>
+              </a:graphicData>
+            </a:graphic>
+          </wp:inline>
+        </w:drawing>
+      </w:r>
+    </w:p>
+    <w:p>
+      <w:pPr>
+        <w:pStyle w:val="SourceCode"/>
+      </w:pPr>
+      <w:r>
+        <w:rPr>
+          <w:rStyle w:val="FunctionTok"/>
+        </w:rPr>
+        <w:t xml:space="preserve">library</w:t>
+      </w:r>
+      <w:r>
+        <w:rPr>
+          <w:rStyle w:val="NormalTok"/>
+        </w:rPr>
+        <w:t xml:space="preserve">(countries)</w:t>
+      </w:r>
+      <w:r>
+        <w:br/>
+      </w:r>
+      <w:r>
+        <w:br/>
+      </w:r>
+      <w:r>
+        <w:rPr>
+          <w:rStyle w:val="CommentTok"/>
+        </w:rPr>
+        <w:t xml:space="preserve">#Identifying country names where isolates came from to NCBI</w:t>
+      </w:r>
+      <w:r>
+        <w:br/>
+      </w:r>
+      <w:r>
+        <w:rPr>
+          <w:rStyle w:val="NormalTok"/>
+        </w:rPr>
+        <w:t xml:space="preserve">isolates4</w:t>
+      </w:r>
+      <w:r>
+        <w:rPr>
+          <w:rStyle w:val="SpecialCharTok"/>
+        </w:rPr>
+        <w:t xml:space="preserve">$</w:t>
+      </w:r>
+      <w:r>
+        <w:rPr>
+          <w:rStyle w:val="NormalTok"/>
+        </w:rPr>
+        <w:t xml:space="preserve">country_name </w:t>
+      </w:r>
+      <w:r>
+        <w:rPr>
+          <w:rStyle w:val="OtherTok"/>
+        </w:rPr>
+        <w:t xml:space="preserve">&lt;-</w:t>
+      </w:r>
+      <w:r>
+        <w:rPr>
+          <w:rStyle w:val="NormalTok"/>
+        </w:rPr>
+        <w:t xml:space="preserve"> </w:t>
+      </w:r>
+      <w:r>
+        <w:rPr>
+          <w:rStyle w:val="FunctionTok"/>
+        </w:rPr>
+        <w:t xml:space="preserve">country_name</w:t>
+      </w:r>
+      <w:r>
+        <w:rPr>
+          <w:rStyle w:val="NormalTok"/>
+        </w:rPr>
+        <w:t xml:space="preserve">(</w:t>
+      </w:r>
+      <w:r>
+        <w:rPr>
+          <w:rStyle w:val="AttributeTok"/>
+        </w:rPr>
+        <w:t xml:space="preserve">x=</w:t>
+      </w:r>
+      <w:r>
+        <w:rPr>
+          <w:rStyle w:val="NormalTok"/>
+        </w:rPr>
+        <w:t xml:space="preserve"> isolates4</w:t>
+      </w:r>
+      <w:r>
+        <w:rPr>
+          <w:rStyle w:val="SpecialCharTok"/>
+        </w:rPr>
+        <w:t xml:space="preserve">$</w:t>
+      </w:r>
+      <w:r>
+        <w:rPr>
+          <w:rStyle w:val="NormalTok"/>
+        </w:rPr>
+        <w:t xml:space="preserve">Location, </w:t>
+      </w:r>
+      <w:r>
+        <w:rPr>
+          <w:rStyle w:val="AttributeTok"/>
+        </w:rPr>
+        <w:t xml:space="preserve">to=</w:t>
+      </w:r>
+      <w:r>
+        <w:rPr>
+          <w:rStyle w:val="StringTok"/>
+        </w:rPr>
+        <w:t xml:space="preserve">"ISO3"</w:t>
+      </w:r>
+      <w:r>
+        <w:rPr>
+          <w:rStyle w:val="NormalTok"/>
+        </w:rPr>
+        <w:t xml:space="preserve">)</w:t>
+      </w:r>
+    </w:p>
+    <w:p>
+      <w:pPr>
+        <w:pStyle w:val="SourceCode"/>
+      </w:pPr>
+      <w:r>
+        <w:rPr>
+          <w:rStyle w:val="VerbatimChar"/>
+        </w:rPr>
+        <w:t xml:space="preserve">Some country IDs have no match in one or more of the requested country naming conventions, NA returned.</w:t>
+      </w:r>
+    </w:p>
+    <w:p>
+      <w:pPr>
+        <w:pStyle w:val="SourceCode"/>
+      </w:pPr>
+      <w:r>
+        <w:rPr>
+          <w:rStyle w:val="VerbatimChar"/>
+        </w:rPr>
+        <w:t xml:space="preserve">Multiple country IDs have been matched to the same country name.</w:t>
+      </w:r>
+    </w:p>
+    <w:p>
+      <w:pPr>
+        <w:pStyle w:val="SourceCode"/>
+      </w:pPr>
+      <w:r>
+        <w:rPr>
+          <w:rStyle w:val="VerbatimChar"/>
+        </w:rPr>
+        <w:t xml:space="preserve">There is low confidence on the matching of some country names, NA returned.</w:t>
+      </w:r>
+    </w:p>
+    <w:p>
+      <w:pPr>
+        <w:pStyle w:val="SourceCode"/>
+      </w:pPr>
+      <w:r>
+        <w:br/>
+      </w:r>
+      <w:r>
+        <w:rPr>
+          <w:rStyle w:val="VerbatimChar"/>
+        </w:rPr>
+        <w:t xml:space="preserve">Set - verbose - to TRUE for more details</w:t>
+      </w:r>
+    </w:p>
+    <w:p>
+      <w:pPr>
+        <w:pStyle w:val="SourceCode"/>
+      </w:pPr>
+      <w:r>
+        <w:rPr>
+          <w:rStyle w:val="CommentTok"/>
+        </w:rPr>
+        <w:t xml:space="preserve">#Subsetting only for isolates obtained in the USA</w:t>
+      </w:r>
+      <w:r>
+        <w:br/>
+      </w:r>
+      <w:r>
+        <w:rPr>
+          <w:rStyle w:val="NormalTok"/>
+        </w:rPr>
+        <w:t xml:space="preserve">isolates5 </w:t>
+      </w:r>
+      <w:r>
+        <w:rPr>
+          <w:rStyle w:val="OtherTok"/>
+        </w:rPr>
+        <w:t xml:space="preserve">&lt;-</w:t>
+      </w:r>
+      <w:r>
+        <w:rPr>
+          <w:rStyle w:val="NormalTok"/>
+        </w:rPr>
+        <w:t xml:space="preserve"> isolates4[(isolates4</w:t>
+      </w:r>
+      <w:r>
+        <w:rPr>
+          <w:rStyle w:val="SpecialCharTok"/>
+        </w:rPr>
+        <w:t xml:space="preserve">$</w:t>
+      </w:r>
+      <w:r>
+        <w:rPr>
+          <w:rStyle w:val="NormalTok"/>
+        </w:rPr>
+        <w:t xml:space="preserve">country_name </w:t>
+      </w:r>
+      <w:r>
+        <w:rPr>
+          <w:rStyle w:val="SpecialCharTok"/>
+        </w:rPr>
+        <w:t xml:space="preserve">%in%</w:t>
+      </w:r>
+      <w:r>
+        <w:rPr>
+          <w:rStyle w:val="NormalTok"/>
+        </w:rPr>
+        <w:t xml:space="preserve"> </w:t>
+      </w:r>
+      <w:r>
+        <w:rPr>
+          <w:rStyle w:val="StringTok"/>
+        </w:rPr>
+        <w:t xml:space="preserve">"USA"</w:t>
+      </w:r>
+      <w:r>
+        <w:rPr>
+          <w:rStyle w:val="NormalTok"/>
+        </w:rPr>
+        <w:t xml:space="preserve">), ]</w:t>
+      </w:r>
+      <w:r>
+        <w:br/>
+      </w:r>
+      <w:r>
+        <w:br/>
+      </w:r>
+      <w:r>
+        <w:rPr>
+          <w:rStyle w:val="CommentTok"/>
+        </w:rPr>
+        <w:t xml:space="preserve">#Observing the trends per number of contigs</w:t>
+      </w:r>
+      <w:r>
+        <w:br/>
+      </w:r>
+      <w:r>
+        <w:rPr>
+          <w:rStyle w:val="FunctionTok"/>
+        </w:rPr>
+        <w:t xml:space="preserve">ggplot</w:t>
+      </w:r>
+      <w:r>
+        <w:rPr>
+          <w:rStyle w:val="NormalTok"/>
+        </w:rPr>
+        <w:t xml:space="preserve">(isolates5, </w:t>
+      </w:r>
+      <w:r>
+        <w:rPr>
+          <w:rStyle w:val="FunctionTok"/>
+        </w:rPr>
+        <w:t xml:space="preserve">aes</w:t>
+      </w:r>
+      <w:r>
+        <w:rPr>
+          <w:rStyle w:val="NormalTok"/>
+        </w:rPr>
+        <w:t xml:space="preserve">(</w:t>
+      </w:r>
+      <w:r>
+        <w:rPr>
+          <w:rStyle w:val="AttributeTok"/>
+        </w:rPr>
+        <w:t xml:space="preserve">x =</w:t>
+      </w:r>
+      <w:r>
+        <w:rPr>
+          <w:rStyle w:val="NormalTok"/>
+        </w:rPr>
+        <w:t xml:space="preserve"> Contigs)) </w:t>
+      </w:r>
+      <w:r>
+        <w:rPr>
+          <w:rStyle w:val="SpecialCharTok"/>
+        </w:rPr>
+        <w:t xml:space="preserve">+</w:t>
+      </w:r>
+      <w:r>
+        <w:rPr>
+          <w:rStyle w:val="NormalTok"/>
+        </w:rPr>
+        <w:t xml:space="preserve"> </w:t>
+      </w:r>
+      <w:r>
+        <w:rPr>
+          <w:rStyle w:val="FunctionTok"/>
+        </w:rPr>
+        <w:t xml:space="preserve">geom_bar</w:t>
+      </w:r>
+      <w:r>
+        <w:rPr>
+          <w:rStyle w:val="NormalTok"/>
+        </w:rPr>
+        <w:t xml:space="preserve">()</w:t>
+      </w:r>
+    </w:p>
+    <w:p>
+      <w:pPr>
+        <w:pStyle w:val="FirstParagraph"/>
+      </w:pPr>
+      <w:r>
+        <w:drawing>
+          <wp:inline>
+            <wp:extent cx="4620126" cy="3696101"/>
+            <wp:effectExtent b="0" l="0" r="0" t="0"/>
+            <wp:docPr descr="" title="" id="46" name="Picture"/>
+            <a:graphic>
+              <a:graphicData uri="http://schemas.openxmlformats.org/drawingml/2006/picture">
+                <pic:pic>
+                  <pic:nvPicPr>
+                    <pic:cNvPr descr="Manuscript_files/figure-docx/unnamed-chunk-3-5.png" id="47" name="Picture"/>
+                    <pic:cNvPicPr>
+                      <a:picLocks noChangeArrowheads="1" noChangeAspect="1"/>
+                    </pic:cNvPicPr>
+                  </pic:nvPicPr>
+                  <pic:blipFill>
+                    <a:blip r:embed="rId45"/>
+                    <a:stretch>
+                      <a:fillRect/>
+                    </a:stretch>
+                  </pic:blipFill>
+                  <pic:spPr bwMode="auto">
+                    <a:xfrm>
+                      <a:off x="0" y="0"/>
+                      <a:ext cx="4620126" cy="3696101"/>
+                    </a:xfrm>
+                    <a:prstGeom prst="rect">
+                      <a:avLst/>
+                    </a:prstGeom>
+                    <a:noFill/>
+                    <a:ln w="9525">
+                      <a:noFill/>
+                      <a:headEnd/>
+                      <a:tailEnd/>
+                    </a:ln>
+                  </pic:spPr>
+                </pic:pic>
+              </a:graphicData>
+            </a:graphic>
+          </wp:inline>
+        </w:drawing>
+      </w:r>
+    </w:p>
+    <w:p>
+      <w:pPr>
+        <w:pStyle w:val="SourceCode"/>
+      </w:pPr>
+      <w:r>
+        <w:rPr>
+          <w:rStyle w:val="CommentTok"/>
+        </w:rPr>
+        <w:t xml:space="preserve">#Subsetting for small number of contigs (likely to be complete genomes or almost complete)</w:t>
+      </w:r>
+      <w:r>
+        <w:br/>
+      </w:r>
+      <w:r>
+        <w:rPr>
+          <w:rStyle w:val="NormalTok"/>
+        </w:rPr>
+        <w:t xml:space="preserve">isolates6 </w:t>
+      </w:r>
+      <w:r>
+        <w:rPr>
+          <w:rStyle w:val="OtherTok"/>
+        </w:rPr>
+        <w:t xml:space="preserve">&lt;-</w:t>
+      </w:r>
+      <w:r>
+        <w:rPr>
+          <w:rStyle w:val="NormalTok"/>
+        </w:rPr>
+        <w:t xml:space="preserve"> isolates5[(isolates5</w:t>
+      </w:r>
+      <w:r>
+        <w:rPr>
+          <w:rStyle w:val="SpecialCharTok"/>
+        </w:rPr>
+        <w:t xml:space="preserve">$</w:t>
+      </w:r>
+      <w:r>
+        <w:rPr>
+          <w:rStyle w:val="NormalTok"/>
+        </w:rPr>
+        <w:t xml:space="preserve">Contigs </w:t>
+      </w:r>
+      <w:r>
+        <w:rPr>
+          <w:rStyle w:val="SpecialCharTok"/>
+        </w:rPr>
+        <w:t xml:space="preserve">&lt;=</w:t>
+      </w:r>
+      <w:r>
+        <w:rPr>
+          <w:rStyle w:val="NormalTok"/>
+        </w:rPr>
+        <w:t xml:space="preserve"> </w:t>
+      </w:r>
+      <w:r>
+        <w:rPr>
+          <w:rStyle w:val="DecValTok"/>
+        </w:rPr>
+        <w:t xml:space="preserve">5</w:t>
+      </w:r>
+      <w:r>
+        <w:rPr>
+          <w:rStyle w:val="NormalTok"/>
+        </w:rPr>
+        <w:t xml:space="preserve">), ]</w:t>
+      </w:r>
+      <w:r>
+        <w:br/>
+      </w:r>
+      <w:r>
+        <w:br/>
+      </w:r>
+      <w:r>
+        <w:rPr>
+          <w:rStyle w:val="CommentTok"/>
+        </w:rPr>
+        <w:t xml:space="preserve">#Observing new subset based on contigs</w:t>
+      </w:r>
+      <w:r>
+        <w:br/>
+      </w:r>
+      <w:r>
+        <w:rPr>
+          <w:rStyle w:val="FunctionTok"/>
+        </w:rPr>
+        <w:t xml:space="preserve">ggplot</w:t>
+      </w:r>
+      <w:r>
+        <w:rPr>
+          <w:rStyle w:val="NormalTok"/>
+        </w:rPr>
+        <w:t xml:space="preserve">(isolates6, </w:t>
+      </w:r>
+      <w:r>
+        <w:rPr>
+          <w:rStyle w:val="FunctionTok"/>
+        </w:rPr>
+        <w:t xml:space="preserve">aes</w:t>
+      </w:r>
+      <w:r>
+        <w:rPr>
+          <w:rStyle w:val="NormalTok"/>
+        </w:rPr>
+        <w:t xml:space="preserve">(</w:t>
+      </w:r>
+      <w:r>
+        <w:rPr>
+          <w:rStyle w:val="AttributeTok"/>
+        </w:rPr>
+        <w:t xml:space="preserve">x =</w:t>
+      </w:r>
+      <w:r>
+        <w:rPr>
+          <w:rStyle w:val="NormalTok"/>
+        </w:rPr>
+        <w:t xml:space="preserve"> Contigs)) </w:t>
+      </w:r>
+      <w:r>
+        <w:rPr>
+          <w:rStyle w:val="SpecialCharTok"/>
+        </w:rPr>
+        <w:t xml:space="preserve">+</w:t>
+      </w:r>
+      <w:r>
+        <w:rPr>
+          <w:rStyle w:val="NormalTok"/>
+        </w:rPr>
+        <w:t xml:space="preserve"> </w:t>
+      </w:r>
+      <w:r>
+        <w:rPr>
+          <w:rStyle w:val="FunctionTok"/>
+        </w:rPr>
+        <w:t xml:space="preserve">geom_bar</w:t>
+      </w:r>
+      <w:r>
+        <w:rPr>
+          <w:rStyle w:val="NormalTok"/>
+        </w:rPr>
+        <w:t xml:space="preserve">()</w:t>
+      </w:r>
+    </w:p>
+    <w:p>
+      <w:pPr>
+        <w:pStyle w:val="FirstParagraph"/>
+      </w:pPr>
+      <w:r>
+        <w:drawing>
+          <wp:inline>
+            <wp:extent cx="4620126" cy="3696101"/>
+            <wp:effectExtent b="0" l="0" r="0" t="0"/>
+            <wp:docPr descr="" title="" id="49" name="Picture"/>
+            <a:graphic>
+              <a:graphicData uri="http://schemas.openxmlformats.org/drawingml/2006/picture">
+                <pic:pic>
+                  <pic:nvPicPr>
+                    <pic:cNvPr descr="Manuscript_files/figure-docx/unnamed-chunk-3-6.png" id="50" name="Picture"/>
+                    <pic:cNvPicPr>
+                      <a:picLocks noChangeArrowheads="1" noChangeAspect="1"/>
+                    </pic:cNvPicPr>
+                  </pic:nvPicPr>
+                  <pic:blipFill>
+                    <a:blip r:embed="rId48"/>
+                    <a:stretch>
+                      <a:fillRect/>
+                    </a:stretch>
+                  </pic:blipFill>
+                  <pic:spPr bwMode="auto">
+                    <a:xfrm>
+                      <a:off x="0" y="0"/>
+                      <a:ext cx="4620126" cy="3696101"/>
+                    </a:xfrm>
+                    <a:prstGeom prst="rect">
+                      <a:avLst/>
+                    </a:prstGeom>
+                    <a:noFill/>
+                    <a:ln w="9525">
+                      <a:noFill/>
+                      <a:headEnd/>
+                      <a:tailEnd/>
+                    </a:ln>
+                  </pic:spPr>
+                </pic:pic>
+              </a:graphicData>
+            </a:graphic>
+          </wp:inline>
+        </w:drawing>
+      </w:r>
+    </w:p>
+    <w:p>
+      <w:pPr>
+        <w:pStyle w:val="SourceCode"/>
+      </w:pPr>
+      <w:r>
+        <w:rPr>
+          <w:rStyle w:val="CommentTok"/>
+        </w:rPr>
+        <w:t xml:space="preserve">#Coloring bases on source type</w:t>
+      </w:r>
+      <w:r>
+        <w:br/>
+      </w:r>
+      <w:r>
+        <w:rPr>
+          <w:rStyle w:val="FunctionTok"/>
+        </w:rPr>
+        <w:t xml:space="preserve">ggplot</w:t>
+      </w:r>
+      <w:r>
+        <w:rPr>
+          <w:rStyle w:val="NormalTok"/>
+        </w:rPr>
+        <w:t xml:space="preserve">(isolates6, </w:t>
+      </w:r>
+      <w:r>
+        <w:rPr>
+          <w:rStyle w:val="FunctionTok"/>
+        </w:rPr>
+        <w:t xml:space="preserve">aes</w:t>
+      </w:r>
+      <w:r>
+        <w:rPr>
+          <w:rStyle w:val="NormalTok"/>
+        </w:rPr>
+        <w:t xml:space="preserve">(</w:t>
+      </w:r>
+      <w:r>
+        <w:rPr>
+          <w:rStyle w:val="AttributeTok"/>
+        </w:rPr>
+        <w:t xml:space="preserve">x =</w:t>
+      </w:r>
+      <w:r>
+        <w:rPr>
+          <w:rStyle w:val="NormalTok"/>
+        </w:rPr>
+        <w:t xml:space="preserve"> Contigs, </w:t>
+      </w:r>
+      <w:r>
+        <w:rPr>
+          <w:rStyle w:val="AttributeTok"/>
+        </w:rPr>
+        <w:t xml:space="preserve">fill =</w:t>
+      </w:r>
+      <w:r>
+        <w:rPr>
+          <w:rStyle w:val="NormalTok"/>
+        </w:rPr>
+        <w:t xml:space="preserve"> Source.type)) </w:t>
+      </w:r>
+      <w:r>
+        <w:rPr>
+          <w:rStyle w:val="SpecialCharTok"/>
+        </w:rPr>
+        <w:t xml:space="preserve">+</w:t>
+      </w:r>
+      <w:r>
+        <w:rPr>
+          <w:rStyle w:val="NormalTok"/>
+        </w:rPr>
+        <w:t xml:space="preserve"> </w:t>
+      </w:r>
+      <w:r>
+        <w:rPr>
+          <w:rStyle w:val="FunctionTok"/>
+        </w:rPr>
+        <w:t xml:space="preserve">geom_bar</w:t>
+      </w:r>
+      <w:r>
+        <w:rPr>
+          <w:rStyle w:val="NormalTok"/>
+        </w:rPr>
+        <w:t xml:space="preserve">()</w:t>
+      </w:r>
+    </w:p>
+    <w:p>
+      <w:pPr>
+        <w:pStyle w:val="FirstParagraph"/>
+      </w:pPr>
+      <w:r>
+        <w:drawing>
+          <wp:inline>
+            <wp:extent cx="4620126" cy="3696101"/>
+            <wp:effectExtent b="0" l="0" r="0" t="0"/>
+            <wp:docPr descr="" title="" id="52" name="Picture"/>
+            <a:graphic>
+              <a:graphicData uri="http://schemas.openxmlformats.org/drawingml/2006/picture">
+                <pic:pic>
+                  <pic:nvPicPr>
+                    <pic:cNvPr descr="Manuscript_files/figure-docx/unnamed-chunk-3-7.png" id="53" name="Picture"/>
+                    <pic:cNvPicPr>
+                      <a:picLocks noChangeArrowheads="1" noChangeAspect="1"/>
+                    </pic:cNvPicPr>
+                  </pic:nvPicPr>
+                  <pic:blipFill>
+                    <a:blip r:embed="rId51"/>
+                    <a:stretch>
+                      <a:fillRect/>
+                    </a:stretch>
+                  </pic:blipFill>
+                  <pic:spPr bwMode="auto">
+                    <a:xfrm>
+                      <a:off x="0" y="0"/>
+                      <a:ext cx="4620126" cy="3696101"/>
+                    </a:xfrm>
+                    <a:prstGeom prst="rect">
+                      <a:avLst/>
+                    </a:prstGeom>
+                    <a:noFill/>
+                    <a:ln w="9525">
+                      <a:noFill/>
+                      <a:headEnd/>
+                      <a:tailEnd/>
+                    </a:ln>
+                  </pic:spPr>
+                </pic:pic>
+              </a:graphicData>
+            </a:graphic>
+          </wp:inline>
+        </w:drawing>
+      </w:r>
+    </w:p>
+    <w:p>
+      <w:pPr>
+        <w:pStyle w:val="SourceCode"/>
+      </w:pPr>
+      <w:r>
+        <w:rPr>
+          <w:rStyle w:val="CommentTok"/>
+        </w:rPr>
+        <w:t xml:space="preserve">#Subsetting genomes based on annotation name: NCBI Prokaryotic Genome Annotation Pipeline (PGAP)</w:t>
+      </w:r>
+      <w:r>
+        <w:br/>
+      </w:r>
+      <w:r>
+        <w:rPr>
+          <w:rStyle w:val="NormalTok"/>
+        </w:rPr>
+        <w:t xml:space="preserve">genomes2 </w:t>
+      </w:r>
+      <w:r>
+        <w:rPr>
+          <w:rStyle w:val="OtherTok"/>
+        </w:rPr>
+        <w:t xml:space="preserve">&lt;-</w:t>
+      </w:r>
+      <w:r>
+        <w:rPr>
+          <w:rStyle w:val="NormalTok"/>
+        </w:rPr>
+        <w:t xml:space="preserve"> genomes1[genomes1</w:t>
+      </w:r>
+      <w:r>
+        <w:rPr>
+          <w:rStyle w:val="SpecialCharTok"/>
+        </w:rPr>
+        <w:t xml:space="preserve">$</w:t>
+      </w:r>
+      <w:r>
+        <w:rPr>
+          <w:rStyle w:val="NormalTok"/>
+        </w:rPr>
+        <w:t xml:space="preserve">Annotation.Name </w:t>
+      </w:r>
+      <w:r>
+        <w:rPr>
+          <w:rStyle w:val="SpecialCharTok"/>
+        </w:rPr>
+        <w:t xml:space="preserve">%in%</w:t>
+      </w:r>
+      <w:r>
+        <w:rPr>
+          <w:rStyle w:val="NormalTok"/>
+        </w:rPr>
+        <w:t xml:space="preserve"> </w:t>
+      </w:r>
+      <w:r>
+        <w:rPr>
+          <w:rStyle w:val="StringTok"/>
+        </w:rPr>
+        <w:t xml:space="preserve">"NCBI Prokaryotic Genome Annotation Pipeline (PGAP)"</w:t>
+      </w:r>
+      <w:r>
+        <w:rPr>
+          <w:rStyle w:val="NormalTok"/>
+        </w:rPr>
+        <w:t xml:space="preserve">, ]</w:t>
+      </w:r>
+      <w:r>
+        <w:br/>
+      </w:r>
+      <w:r>
+        <w:br/>
+      </w:r>
+      <w:r>
+        <w:rPr>
+          <w:rStyle w:val="NormalTok"/>
+        </w:rPr>
+        <w:t xml:space="preserve">genomes2</w:t>
+      </w:r>
+      <w:r>
+        <w:rPr>
+          <w:rStyle w:val="SpecialCharTok"/>
+        </w:rPr>
+        <w:t xml:space="preserve">$</w:t>
+      </w:r>
+      <w:r>
+        <w:rPr>
+          <w:rStyle w:val="NormalTok"/>
+        </w:rPr>
+        <w:t xml:space="preserve">BioSample </w:t>
+      </w:r>
+      <w:r>
+        <w:rPr>
+          <w:rStyle w:val="OtherTok"/>
+        </w:rPr>
+        <w:t xml:space="preserve">&lt;-</w:t>
+      </w:r>
+      <w:r>
+        <w:rPr>
+          <w:rStyle w:val="NormalTok"/>
+        </w:rPr>
+        <w:t xml:space="preserve"> genomes2</w:t>
+      </w:r>
+      <w:r>
+        <w:rPr>
+          <w:rStyle w:val="SpecialCharTok"/>
+        </w:rPr>
+        <w:t xml:space="preserve">$</w:t>
+      </w:r>
+      <w:r>
+        <w:rPr>
+          <w:rStyle w:val="NormalTok"/>
+        </w:rPr>
+        <w:t xml:space="preserve">Assembly.BioSample.Accession</w:t>
+      </w:r>
+      <w:r>
+        <w:br/>
+      </w:r>
+      <w:r>
+        <w:br/>
+      </w:r>
+      <w:r>
+        <w:rPr>
+          <w:rStyle w:val="NormalTok"/>
+        </w:rPr>
+        <w:t xml:space="preserve">genomes2</w:t>
+      </w:r>
+      <w:r>
+        <w:rPr>
+          <w:rStyle w:val="SpecialCharTok"/>
+        </w:rPr>
+        <w:t xml:space="preserve">$</w:t>
+      </w:r>
+      <w:r>
+        <w:rPr>
+          <w:rStyle w:val="NormalTok"/>
+        </w:rPr>
+        <w:t xml:space="preserve">slm_filter </w:t>
+      </w:r>
+      <w:r>
+        <w:rPr>
+          <w:rStyle w:val="OtherTok"/>
+        </w:rPr>
+        <w:t xml:space="preserve">&lt;-</w:t>
+      </w:r>
+      <w:r>
+        <w:rPr>
+          <w:rStyle w:val="NormalTok"/>
+        </w:rPr>
+        <w:t xml:space="preserve"> </w:t>
+      </w:r>
+      <w:r>
+        <w:rPr>
+          <w:rStyle w:val="FunctionTok"/>
+        </w:rPr>
+        <w:t xml:space="preserve">substr</w:t>
+      </w:r>
+      <w:r>
+        <w:rPr>
+          <w:rStyle w:val="NormalTok"/>
+        </w:rPr>
+        <w:t xml:space="preserve">(genomes2</w:t>
+      </w:r>
+      <w:r>
+        <w:rPr>
+          <w:rStyle w:val="SpecialCharTok"/>
+        </w:rPr>
+        <w:t xml:space="preserve">$</w:t>
+      </w:r>
+      <w:r>
+        <w:rPr>
+          <w:rStyle w:val="NormalTok"/>
+        </w:rPr>
+        <w:t xml:space="preserve">Organism.Name, </w:t>
+      </w:r>
+      <w:r>
+        <w:rPr>
+          <w:rStyle w:val="DecValTok"/>
+        </w:rPr>
+        <w:t xml:space="preserve">1</w:t>
+      </w:r>
+      <w:r>
+        <w:rPr>
+          <w:rStyle w:val="NormalTok"/>
+        </w:rPr>
+        <w:t xml:space="preserve">, </w:t>
+      </w:r>
+      <w:r>
+        <w:rPr>
+          <w:rStyle w:val="DecValTok"/>
+        </w:rPr>
+        <w:t xml:space="preserve">10</w:t>
+      </w:r>
+      <w:r>
+        <w:rPr>
+          <w:rStyle w:val="NormalTok"/>
+        </w:rPr>
+        <w:t xml:space="preserve">)</w:t>
+      </w:r>
+      <w:r>
+        <w:br/>
+      </w:r>
+      <w:r>
+        <w:br/>
+      </w:r>
+      <w:r>
+        <w:rPr>
+          <w:rStyle w:val="NormalTok"/>
+        </w:rPr>
+        <w:t xml:space="preserve">genomes3 </w:t>
+      </w:r>
+      <w:r>
+        <w:rPr>
+          <w:rStyle w:val="OtherTok"/>
+        </w:rPr>
+        <w:t xml:space="preserve">&lt;-</w:t>
+      </w:r>
+      <w:r>
+        <w:rPr>
+          <w:rStyle w:val="NormalTok"/>
+        </w:rPr>
+        <w:t xml:space="preserve"> genomes2[genomes2</w:t>
+      </w:r>
+      <w:r>
+        <w:rPr>
+          <w:rStyle w:val="SpecialCharTok"/>
+        </w:rPr>
+        <w:t xml:space="preserve">$</w:t>
+      </w:r>
+      <w:r>
+        <w:rPr>
+          <w:rStyle w:val="NormalTok"/>
+        </w:rPr>
+        <w:t xml:space="preserve">slm_filter </w:t>
+      </w:r>
+      <w:r>
+        <w:rPr>
+          <w:rStyle w:val="SpecialCharTok"/>
+        </w:rPr>
+        <w:t xml:space="preserve">%in%</w:t>
+      </w:r>
+      <w:r>
+        <w:rPr>
+          <w:rStyle w:val="NormalTok"/>
+        </w:rPr>
+        <w:t xml:space="preserve"> </w:t>
+      </w:r>
+      <w:r>
+        <w:rPr>
+          <w:rStyle w:val="StringTok"/>
+        </w:rPr>
+        <w:t xml:space="preserve">"Salmonella"</w:t>
+      </w:r>
+      <w:r>
+        <w:rPr>
+          <w:rStyle w:val="NormalTok"/>
+        </w:rPr>
+        <w:t xml:space="preserve">, ]</w:t>
+      </w:r>
+      <w:r>
+        <w:br/>
+      </w:r>
+      <w:r>
+        <w:br/>
+      </w:r>
+      <w:r>
+        <w:rPr>
+          <w:rStyle w:val="NormalTok"/>
+        </w:rPr>
+        <w:t xml:space="preserve">genomes3</w:t>
+      </w:r>
+      <w:r>
+        <w:rPr>
+          <w:rStyle w:val="SpecialCharTok"/>
+        </w:rPr>
+        <w:t xml:space="preserve">$</w:t>
+      </w:r>
+      <w:r>
+        <w:rPr>
+          <w:rStyle w:val="NormalTok"/>
+        </w:rPr>
+        <w:t xml:space="preserve">release_year </w:t>
+      </w:r>
+      <w:r>
+        <w:rPr>
+          <w:rStyle w:val="OtherTok"/>
+        </w:rPr>
+        <w:t xml:space="preserve">&lt;-</w:t>
+      </w:r>
+      <w:r>
+        <w:rPr>
+          <w:rStyle w:val="NormalTok"/>
+        </w:rPr>
+        <w:t xml:space="preserve"> </w:t>
+      </w:r>
+      <w:r>
+        <w:rPr>
+          <w:rStyle w:val="FunctionTok"/>
+        </w:rPr>
+        <w:t xml:space="preserve">as.numeric</w:t>
+      </w:r>
+      <w:r>
+        <w:rPr>
+          <w:rStyle w:val="NormalTok"/>
+        </w:rPr>
+        <w:t xml:space="preserve">(</w:t>
+      </w:r>
+      <w:r>
+        <w:rPr>
+          <w:rStyle w:val="FunctionTok"/>
+        </w:rPr>
+        <w:t xml:space="preserve">substr</w:t>
+      </w:r>
+      <w:r>
+        <w:rPr>
+          <w:rStyle w:val="NormalTok"/>
+        </w:rPr>
+        <w:t xml:space="preserve">(genomes3</w:t>
+      </w:r>
+      <w:r>
+        <w:rPr>
+          <w:rStyle w:val="SpecialCharTok"/>
+        </w:rPr>
+        <w:t xml:space="preserve">$</w:t>
+      </w:r>
+      <w:r>
+        <w:rPr>
+          <w:rStyle w:val="NormalTok"/>
+        </w:rPr>
+        <w:t xml:space="preserve">Assembly.Release.Date, </w:t>
+      </w:r>
+      <w:r>
+        <w:rPr>
+          <w:rStyle w:val="DecValTok"/>
+        </w:rPr>
+        <w:t xml:space="preserve">1</w:t>
+      </w:r>
+      <w:r>
+        <w:rPr>
+          <w:rStyle w:val="NormalTok"/>
+        </w:rPr>
+        <w:t xml:space="preserve">, </w:t>
+      </w:r>
+      <w:r>
+        <w:rPr>
+          <w:rStyle w:val="DecValTok"/>
+        </w:rPr>
+        <w:t xml:space="preserve">4</w:t>
+      </w:r>
+      <w:r>
+        <w:rPr>
+          <w:rStyle w:val="NormalTok"/>
+        </w:rPr>
+        <w:t xml:space="preserve">))</w:t>
+      </w:r>
+      <w:r>
+        <w:br/>
+      </w:r>
+      <w:r>
+        <w:br/>
+      </w:r>
+      <w:r>
+        <w:rPr>
+          <w:rStyle w:val="NormalTok"/>
+        </w:rPr>
+        <w:t xml:space="preserve">genomes4 </w:t>
+      </w:r>
+      <w:r>
+        <w:rPr>
+          <w:rStyle w:val="OtherTok"/>
+        </w:rPr>
+        <w:t xml:space="preserve">&lt;-</w:t>
+      </w:r>
+      <w:r>
+        <w:rPr>
+          <w:rStyle w:val="NormalTok"/>
+        </w:rPr>
+        <w:t xml:space="preserve"> genomes3[genomes3</w:t>
+      </w:r>
+      <w:r>
+        <w:rPr>
+          <w:rStyle w:val="SpecialCharTok"/>
+        </w:rPr>
+        <w:t xml:space="preserve">$</w:t>
+      </w:r>
+      <w:r>
+        <w:rPr>
+          <w:rStyle w:val="NormalTok"/>
+        </w:rPr>
+        <w:t xml:space="preserve">release_year </w:t>
+      </w:r>
+      <w:r>
+        <w:rPr>
+          <w:rStyle w:val="SpecialCharTok"/>
+        </w:rPr>
+        <w:t xml:space="preserve">&gt;=</w:t>
+      </w:r>
+      <w:r>
+        <w:rPr>
+          <w:rStyle w:val="NormalTok"/>
+        </w:rPr>
+        <w:t xml:space="preserve"> </w:t>
+      </w:r>
+      <w:r>
+        <w:rPr>
+          <w:rStyle w:val="DecValTok"/>
+        </w:rPr>
+        <w:t xml:space="preserve">2021</w:t>
+      </w:r>
+      <w:r>
+        <w:rPr>
+          <w:rStyle w:val="NormalTok"/>
+        </w:rPr>
+        <w:t xml:space="preserve">, ]</w:t>
+      </w:r>
+      <w:r>
+        <w:br/>
+      </w:r>
+      <w:r>
+        <w:br/>
+      </w:r>
+      <w:r>
+        <w:rPr>
+          <w:rStyle w:val="NormalTok"/>
+        </w:rPr>
+        <w:t xml:space="preserve">genomes5 </w:t>
+      </w:r>
+      <w:r>
+        <w:rPr>
+          <w:rStyle w:val="OtherTok"/>
+        </w:rPr>
+        <w:t xml:space="preserve">&lt;-</w:t>
+      </w:r>
+      <w:r>
+        <w:rPr>
+          <w:rStyle w:val="NormalTok"/>
+        </w:rPr>
+        <w:t xml:space="preserve"> genomes4[</w:t>
+      </w:r>
+      <w:r>
+        <w:rPr>
+          <w:rStyle w:val="SpecialCharTok"/>
+        </w:rPr>
+        <w:t xml:space="preserve">!</w:t>
+      </w:r>
+      <w:r>
+        <w:rPr>
+          <w:rStyle w:val="FunctionTok"/>
+        </w:rPr>
+        <w:t xml:space="preserve">duplicated</w:t>
+      </w:r>
+      <w:r>
+        <w:rPr>
+          <w:rStyle w:val="NormalTok"/>
+        </w:rPr>
+        <w:t xml:space="preserve">(genomes4</w:t>
+      </w:r>
+      <w:r>
+        <w:rPr>
+          <w:rStyle w:val="SpecialCharTok"/>
+        </w:rPr>
+        <w:t xml:space="preserve">$</w:t>
+      </w:r>
+      <w:r>
+        <w:rPr>
+          <w:rStyle w:val="NormalTok"/>
+        </w:rPr>
+        <w:t xml:space="preserve">BioSample), ]</w:t>
+      </w:r>
+    </w:p>
+    <w:p>
+      <w:pPr>
+        <w:pStyle w:val="SourceCode"/>
+      </w:pPr>
+      <w:r>
+        <w:rPr>
+          <w:rStyle w:val="FunctionTok"/>
+        </w:rPr>
+        <w:t xml:space="preserve">library</w:t>
+      </w:r>
+      <w:r>
+        <w:rPr>
+          <w:rStyle w:val="NormalTok"/>
+        </w:rPr>
+        <w:t xml:space="preserve">(dplyr)</w:t>
+      </w:r>
+    </w:p>
+    <w:p>
+      <w:pPr>
+        <w:pStyle w:val="SourceCode"/>
+      </w:pPr>
+      <w:r>
+        <w:br/>
+      </w:r>
+      <w:r>
+        <w:rPr>
+          <w:rStyle w:val="VerbatimChar"/>
+        </w:rPr>
+        <w:t xml:space="preserve">Attaching package: 'dplyr'</w:t>
+      </w:r>
+    </w:p>
+    <w:p>
+      <w:pPr>
+        <w:pStyle w:val="SourceCode"/>
+      </w:pPr>
+      <w:r>
+        <w:rPr>
+          <w:rStyle w:val="VerbatimChar"/>
+        </w:rPr>
+        <w:t xml:space="preserve">The following objects are masked from 'package:stats':</w:t>
+      </w:r>
+      <w:r>
+        <w:br/>
+      </w:r>
+      <w:r>
+        <w:br/>
+      </w:r>
+      <w:r>
+        <w:rPr>
+          <w:rStyle w:val="VerbatimChar"/>
+        </w:rPr>
+        <w:t xml:space="preserve">    filter, lag</w:t>
+      </w:r>
+    </w:p>
+    <w:p>
+      <w:pPr>
+        <w:pStyle w:val="SourceCode"/>
+      </w:pPr>
+      <w:r>
+        <w:rPr>
+          <w:rStyle w:val="VerbatimChar"/>
+        </w:rPr>
+        <w:t xml:space="preserve">The following objects are masked from 'package:base':</w:t>
+      </w:r>
+      <w:r>
+        <w:br/>
+      </w:r>
+      <w:r>
+        <w:br/>
+      </w:r>
+      <w:r>
+        <w:rPr>
+          <w:rStyle w:val="VerbatimChar"/>
+        </w:rPr>
+        <w:t xml:space="preserve">    intersect, setdiff, setequal, union</w:t>
+      </w:r>
+    </w:p>
+    <w:p>
+      <w:pPr>
+        <w:pStyle w:val="SourceCode"/>
+      </w:pPr>
+      <w:r>
+        <w:rPr>
+          <w:rStyle w:val="NormalTok"/>
+        </w:rPr>
+        <w:t xml:space="preserve">genomes1</w:t>
+      </w:r>
+      <w:r>
+        <w:rPr>
+          <w:rStyle w:val="SpecialCharTok"/>
+        </w:rPr>
+        <w:t xml:space="preserve">$</w:t>
+      </w:r>
+      <w:r>
+        <w:rPr>
+          <w:rStyle w:val="NormalTok"/>
+        </w:rPr>
+        <w:t xml:space="preserve">BioSample </w:t>
+      </w:r>
+      <w:r>
+        <w:rPr>
+          <w:rStyle w:val="OtherTok"/>
+        </w:rPr>
+        <w:t xml:space="preserve">&lt;-</w:t>
+      </w:r>
+      <w:r>
+        <w:rPr>
+          <w:rStyle w:val="NormalTok"/>
+        </w:rPr>
+        <w:t xml:space="preserve"> genomes1</w:t>
+      </w:r>
+      <w:r>
+        <w:rPr>
+          <w:rStyle w:val="SpecialCharTok"/>
+        </w:rPr>
+        <w:t xml:space="preserve">$</w:t>
+      </w:r>
+      <w:r>
+        <w:rPr>
+          <w:rStyle w:val="NormalTok"/>
+        </w:rPr>
+        <w:t xml:space="preserve">Assembly.BioSample.Accession</w:t>
+      </w:r>
+      <w:r>
+        <w:br/>
+      </w:r>
+      <w:r>
+        <w:br/>
+      </w:r>
+      <w:r>
+        <w:rPr>
+          <w:rStyle w:val="NormalTok"/>
+        </w:rPr>
+        <w:t xml:space="preserve">isolates_merged </w:t>
+      </w:r>
+      <w:r>
+        <w:rPr>
+          <w:rStyle w:val="OtherTok"/>
+        </w:rPr>
+        <w:t xml:space="preserve">&lt;-</w:t>
+      </w:r>
+      <w:r>
+        <w:rPr>
+          <w:rStyle w:val="NormalTok"/>
+        </w:rPr>
+        <w:t xml:space="preserve"> </w:t>
+      </w:r>
+      <w:r>
+        <w:rPr>
+          <w:rStyle w:val="FunctionTok"/>
+        </w:rPr>
+        <w:t xml:space="preserve">left_join</w:t>
+      </w:r>
+      <w:r>
+        <w:rPr>
+          <w:rStyle w:val="NormalTok"/>
+        </w:rPr>
+        <w:t xml:space="preserve">(isolates6, genomes5, </w:t>
+      </w:r>
+      <w:r>
+        <w:rPr>
+          <w:rStyle w:val="AttributeTok"/>
+        </w:rPr>
+        <w:t xml:space="preserve">keep =</w:t>
+      </w:r>
+      <w:r>
+        <w:rPr>
+          <w:rStyle w:val="NormalTok"/>
+        </w:rPr>
+        <w:t xml:space="preserve"> </w:t>
+      </w:r>
+      <w:r>
+        <w:rPr>
+          <w:rStyle w:val="ConstantTok"/>
+        </w:rPr>
+        <w:t xml:space="preserve">FALSE</w:t>
+      </w:r>
+      <w:r>
+        <w:rPr>
+          <w:rStyle w:val="NormalTok"/>
+        </w:rPr>
+        <w:t xml:space="preserve">, </w:t>
+      </w:r>
+      <w:r>
+        <w:rPr>
+          <w:rStyle w:val="AttributeTok"/>
+        </w:rPr>
+        <w:t xml:space="preserve">by =</w:t>
+      </w:r>
+      <w:r>
+        <w:rPr>
+          <w:rStyle w:val="NormalTok"/>
+        </w:rPr>
+        <w:t xml:space="preserve"> </w:t>
+      </w:r>
+      <w:r>
+        <w:rPr>
+          <w:rStyle w:val="StringTok"/>
+        </w:rPr>
+        <w:t xml:space="preserve">"BioSample"</w:t>
+      </w:r>
+      <w:r>
+        <w:rPr>
+          <w:rStyle w:val="NormalTok"/>
+        </w:rPr>
+        <w:t xml:space="preserve">)</w:t>
+      </w:r>
+      <w:r>
+        <w:br/>
+      </w:r>
+      <w:r>
+        <w:br/>
+      </w:r>
+      <w:r>
+        <w:rPr>
+          <w:rStyle w:val="NormalTok"/>
+        </w:rPr>
+        <w:t xml:space="preserve">isolates_merged</w:t>
+      </w:r>
+      <w:r>
+        <w:rPr>
+          <w:rStyle w:val="SpecialCharTok"/>
+        </w:rPr>
+        <w:t xml:space="preserve">$</w:t>
+      </w:r>
+      <w:r>
+        <w:rPr>
+          <w:rStyle w:val="NormalTok"/>
+        </w:rPr>
+        <w:t xml:space="preserve">WGS.accession   </w:t>
+      </w:r>
+      <w:r>
+        <w:rPr>
+          <w:rStyle w:val="OtherTok"/>
+        </w:rPr>
+        <w:t xml:space="preserve">=</w:t>
+      </w:r>
+      <w:r>
+        <w:rPr>
+          <w:rStyle w:val="NormalTok"/>
+        </w:rPr>
+        <w:t xml:space="preserve">   </w:t>
+      </w:r>
+      <w:r>
+        <w:rPr>
+          <w:rStyle w:val="ConstantTok"/>
+        </w:rPr>
+        <w:t xml:space="preserve">NULL</w:t>
+      </w:r>
+      <w:r>
+        <w:br/>
+      </w:r>
+      <w:r>
+        <w:rPr>
+          <w:rStyle w:val="NormalTok"/>
+        </w:rPr>
+        <w:t xml:space="preserve">isolates_merged</w:t>
+      </w:r>
+      <w:r>
+        <w:rPr>
+          <w:rStyle w:val="SpecialCharTok"/>
+        </w:rPr>
+        <w:t xml:space="preserve">$</w:t>
+      </w:r>
+      <w:r>
+        <w:rPr>
+          <w:rStyle w:val="NormalTok"/>
+        </w:rPr>
+        <w:t xml:space="preserve">WGS.prefix  </w:t>
+      </w:r>
+      <w:r>
+        <w:rPr>
+          <w:rStyle w:val="OtherTok"/>
+        </w:rPr>
+        <w:t xml:space="preserve">=</w:t>
+      </w:r>
+      <w:r>
+        <w:rPr>
+          <w:rStyle w:val="NormalTok"/>
+        </w:rPr>
+        <w:t xml:space="preserve">   </w:t>
+      </w:r>
+      <w:r>
+        <w:rPr>
+          <w:rStyle w:val="ConstantTok"/>
+        </w:rPr>
+        <w:t xml:space="preserve">NULL</w:t>
+      </w:r>
+      <w:r>
+        <w:br/>
+      </w:r>
+      <w:r>
+        <w:rPr>
+          <w:rStyle w:val="NormalTok"/>
+        </w:rPr>
+        <w:t xml:space="preserve">isolates_merged</w:t>
+      </w:r>
+      <w:r>
+        <w:rPr>
+          <w:rStyle w:val="SpecialCharTok"/>
+        </w:rPr>
+        <w:t xml:space="preserve">$</w:t>
+      </w:r>
+      <w:r>
+        <w:rPr>
+          <w:rStyle w:val="NormalTok"/>
+        </w:rPr>
+        <w:t xml:space="preserve">PFGE.secondary.enzyme.pattern   </w:t>
+      </w:r>
+      <w:r>
+        <w:rPr>
+          <w:rStyle w:val="OtherTok"/>
+        </w:rPr>
+        <w:t xml:space="preserve">=</w:t>
+      </w:r>
+      <w:r>
+        <w:rPr>
+          <w:rStyle w:val="NormalTok"/>
+        </w:rPr>
+        <w:t xml:space="preserve">   </w:t>
+      </w:r>
+      <w:r>
+        <w:rPr>
+          <w:rStyle w:val="ConstantTok"/>
+        </w:rPr>
+        <w:t xml:space="preserve">NULL</w:t>
+      </w:r>
+      <w:r>
+        <w:br/>
+      </w:r>
+      <w:r>
+        <w:rPr>
+          <w:rStyle w:val="NormalTok"/>
+        </w:rPr>
+        <w:t xml:space="preserve">isolates_merged</w:t>
+      </w:r>
+      <w:r>
+        <w:rPr>
+          <w:rStyle w:val="SpecialCharTok"/>
+        </w:rPr>
+        <w:t xml:space="preserve">$</w:t>
+      </w:r>
+      <w:r>
+        <w:rPr>
+          <w:rStyle w:val="NormalTok"/>
+        </w:rPr>
+        <w:t xml:space="preserve">PFGE.primary.enzyme.pattern </w:t>
+      </w:r>
+      <w:r>
+        <w:rPr>
+          <w:rStyle w:val="OtherTok"/>
+        </w:rPr>
+        <w:t xml:space="preserve">=</w:t>
+      </w:r>
+      <w:r>
+        <w:rPr>
+          <w:rStyle w:val="NormalTok"/>
+        </w:rPr>
+        <w:t xml:space="preserve">   </w:t>
+      </w:r>
+      <w:r>
+        <w:rPr>
+          <w:rStyle w:val="ConstantTok"/>
+        </w:rPr>
+        <w:t xml:space="preserve">NULL</w:t>
+      </w:r>
+      <w:r>
+        <w:br/>
+      </w:r>
+      <w:r>
+        <w:rPr>
+          <w:rStyle w:val="NormalTok"/>
+        </w:rPr>
+        <w:t xml:space="preserve">isolates_merged</w:t>
+      </w:r>
+      <w:r>
+        <w:rPr>
+          <w:rStyle w:val="SpecialCharTok"/>
+        </w:rPr>
+        <w:t xml:space="preserve">$</w:t>
+      </w:r>
+      <w:r>
+        <w:rPr>
+          <w:rStyle w:val="NormalTok"/>
+        </w:rPr>
+        <w:t xml:space="preserve">Platform    </w:t>
+      </w:r>
+      <w:r>
+        <w:rPr>
+          <w:rStyle w:val="OtherTok"/>
+        </w:rPr>
+        <w:t xml:space="preserve">=</w:t>
+      </w:r>
+      <w:r>
+        <w:rPr>
+          <w:rStyle w:val="NormalTok"/>
+        </w:rPr>
+        <w:t xml:space="preserve">   </w:t>
+      </w:r>
+      <w:r>
+        <w:rPr>
+          <w:rStyle w:val="ConstantTok"/>
+        </w:rPr>
+        <w:t xml:space="preserve">NULL</w:t>
+      </w:r>
+      <w:r>
+        <w:br/>
+      </w:r>
+      <w:r>
+        <w:rPr>
+          <w:rStyle w:val="NormalTok"/>
+        </w:rPr>
+        <w:t xml:space="preserve">isolates_merged</w:t>
+      </w:r>
+      <w:r>
+        <w:rPr>
+          <w:rStyle w:val="SpecialCharTok"/>
+        </w:rPr>
+        <w:t xml:space="preserve">$</w:t>
+      </w:r>
+      <w:r>
+        <w:rPr>
+          <w:rStyle w:val="NormalTok"/>
+        </w:rPr>
+        <w:t xml:space="preserve">Host.disease    </w:t>
+      </w:r>
+      <w:r>
+        <w:rPr>
+          <w:rStyle w:val="OtherTok"/>
+        </w:rPr>
+        <w:t xml:space="preserve">=</w:t>
+      </w:r>
+      <w:r>
+        <w:rPr>
+          <w:rStyle w:val="NormalTok"/>
+        </w:rPr>
+        <w:t xml:space="preserve">   </w:t>
+      </w:r>
+      <w:r>
+        <w:rPr>
+          <w:rStyle w:val="ConstantTok"/>
+        </w:rPr>
+        <w:t xml:space="preserve">NULL</w:t>
+      </w:r>
+      <w:r>
+        <w:br/>
+      </w:r>
+      <w:r>
+        <w:rPr>
+          <w:rStyle w:val="NormalTok"/>
+        </w:rPr>
+        <w:t xml:space="preserve">isolates_merged</w:t>
+      </w:r>
+      <w:r>
+        <w:rPr>
+          <w:rStyle w:val="SpecialCharTok"/>
+        </w:rPr>
+        <w:t xml:space="preserve">$</w:t>
+      </w:r>
+      <w:r>
+        <w:rPr>
+          <w:rStyle w:val="NormalTok"/>
+        </w:rPr>
+        <w:t xml:space="preserve">Outbreak    </w:t>
+      </w:r>
+      <w:r>
+        <w:rPr>
+          <w:rStyle w:val="OtherTok"/>
+        </w:rPr>
+        <w:t xml:space="preserve">=</w:t>
+      </w:r>
+      <w:r>
+        <w:rPr>
+          <w:rStyle w:val="NormalTok"/>
+        </w:rPr>
+        <w:t xml:space="preserve">   </w:t>
+      </w:r>
+      <w:r>
+        <w:rPr>
+          <w:rStyle w:val="ConstantTok"/>
+        </w:rPr>
+        <w:t xml:space="preserve">NULL</w:t>
+      </w:r>
+      <w:r>
+        <w:br/>
+      </w:r>
+      <w:r>
+        <w:rPr>
+          <w:rStyle w:val="NormalTok"/>
+        </w:rPr>
+        <w:t xml:space="preserve">isolates_merged</w:t>
+      </w:r>
+      <w:r>
+        <w:rPr>
+          <w:rStyle w:val="SpecialCharTok"/>
+        </w:rPr>
+        <w:t xml:space="preserve">$</w:t>
+      </w:r>
+      <w:r>
+        <w:rPr>
+          <w:rStyle w:val="NormalTok"/>
+        </w:rPr>
+        <w:t xml:space="preserve">SRA.release.date    </w:t>
+      </w:r>
+      <w:r>
+        <w:rPr>
+          <w:rStyle w:val="OtherTok"/>
+        </w:rPr>
+        <w:t xml:space="preserve">=</w:t>
+      </w:r>
+      <w:r>
+        <w:rPr>
+          <w:rStyle w:val="NormalTok"/>
+        </w:rPr>
+        <w:t xml:space="preserve">   </w:t>
+      </w:r>
+      <w:r>
+        <w:rPr>
+          <w:rStyle w:val="ConstantTok"/>
+        </w:rPr>
+        <w:t xml:space="preserve">NULL</w:t>
+      </w:r>
+      <w:r>
+        <w:br/>
+      </w:r>
+      <w:r>
+        <w:rPr>
+          <w:rStyle w:val="NormalTok"/>
+        </w:rPr>
+        <w:t xml:space="preserve">isolates_merged</w:t>
+      </w:r>
+      <w:r>
+        <w:rPr>
+          <w:rStyle w:val="SpecialCharTok"/>
+        </w:rPr>
+        <w:t xml:space="preserve">$</w:t>
+      </w:r>
+      <w:r>
+        <w:rPr>
+          <w:rStyle w:val="NormalTok"/>
+        </w:rPr>
+        <w:t xml:space="preserve">SRA.Center  </w:t>
+      </w:r>
+      <w:r>
+        <w:rPr>
+          <w:rStyle w:val="OtherTok"/>
+        </w:rPr>
+        <w:t xml:space="preserve">=</w:t>
+      </w:r>
+      <w:r>
+        <w:rPr>
+          <w:rStyle w:val="NormalTok"/>
+        </w:rPr>
+        <w:t xml:space="preserve">   </w:t>
+      </w:r>
+      <w:r>
+        <w:rPr>
+          <w:rStyle w:val="ConstantTok"/>
+        </w:rPr>
+        <w:t xml:space="preserve">NULL</w:t>
+      </w:r>
+      <w:r>
+        <w:br/>
+      </w:r>
+      <w:r>
+        <w:rPr>
+          <w:rStyle w:val="NormalTok"/>
+        </w:rPr>
+        <w:t xml:space="preserve">isolates_merged</w:t>
+      </w:r>
+      <w:r>
+        <w:rPr>
+          <w:rStyle w:val="SpecialCharTok"/>
+        </w:rPr>
+        <w:t xml:space="preserve">$</w:t>
+      </w:r>
+      <w:r>
+        <w:rPr>
+          <w:rStyle w:val="NormalTok"/>
+        </w:rPr>
+        <w:t xml:space="preserve">Run </w:t>
+      </w:r>
+      <w:r>
+        <w:rPr>
+          <w:rStyle w:val="OtherTok"/>
+        </w:rPr>
+        <w:t xml:space="preserve">=</w:t>
+      </w:r>
+      <w:r>
+        <w:rPr>
+          <w:rStyle w:val="NormalTok"/>
+        </w:rPr>
+        <w:t xml:space="preserve">   </w:t>
+      </w:r>
+      <w:r>
+        <w:rPr>
+          <w:rStyle w:val="ConstantTok"/>
+        </w:rPr>
+        <w:t xml:space="preserve">NULL</w:t>
+      </w:r>
+      <w:r>
+        <w:br/>
+      </w:r>
+      <w:r>
+        <w:rPr>
+          <w:rStyle w:val="NormalTok"/>
+        </w:rPr>
+        <w:t xml:space="preserve">isolates_merged</w:t>
+      </w:r>
+      <w:r>
+        <w:rPr>
+          <w:rStyle w:val="SpecialCharTok"/>
+        </w:rPr>
+        <w:t xml:space="preserve">$</w:t>
+      </w:r>
+      <w:r>
+        <w:rPr>
+          <w:rStyle w:val="NormalTok"/>
+        </w:rPr>
+        <w:t xml:space="preserve">Library.layout  </w:t>
+      </w:r>
+      <w:r>
+        <w:rPr>
+          <w:rStyle w:val="OtherTok"/>
+        </w:rPr>
+        <w:t xml:space="preserve">=</w:t>
+      </w:r>
+      <w:r>
+        <w:rPr>
+          <w:rStyle w:val="NormalTok"/>
+        </w:rPr>
+        <w:t xml:space="preserve">   </w:t>
+      </w:r>
+      <w:r>
+        <w:rPr>
+          <w:rStyle w:val="ConstantTok"/>
+        </w:rPr>
+        <w:t xml:space="preserve">NULL</w:t>
+      </w:r>
+      <w:r>
+        <w:br/>
+      </w:r>
+      <w:r>
+        <w:rPr>
+          <w:rStyle w:val="NormalTok"/>
+        </w:rPr>
+        <w:t xml:space="preserve">isolates_merged</w:t>
+      </w:r>
+      <w:r>
+        <w:rPr>
+          <w:rStyle w:val="SpecialCharTok"/>
+        </w:rPr>
+        <w:t xml:space="preserve">$</w:t>
+      </w:r>
+      <w:r>
+        <w:rPr>
+          <w:rStyle w:val="NormalTok"/>
+        </w:rPr>
+        <w:t xml:space="preserve">Lat.Lon </w:t>
+      </w:r>
+      <w:r>
+        <w:rPr>
+          <w:rStyle w:val="OtherTok"/>
+        </w:rPr>
+        <w:t xml:space="preserve">=</w:t>
+      </w:r>
+      <w:r>
+        <w:rPr>
+          <w:rStyle w:val="NormalTok"/>
+        </w:rPr>
+        <w:t xml:space="preserve">   </w:t>
+      </w:r>
+      <w:r>
+        <w:rPr>
+          <w:rStyle w:val="ConstantTok"/>
+        </w:rPr>
+        <w:t xml:space="preserve">NULL</w:t>
+      </w:r>
+      <w:r>
+        <w:br/>
+      </w:r>
+      <w:r>
+        <w:rPr>
+          <w:rStyle w:val="NormalTok"/>
+        </w:rPr>
+        <w:t xml:space="preserve">isolates_merged</w:t>
+      </w:r>
+      <w:r>
+        <w:rPr>
+          <w:rStyle w:val="SpecialCharTok"/>
+        </w:rPr>
+        <w:t xml:space="preserve">$</w:t>
+      </w:r>
+      <w:r>
+        <w:rPr>
+          <w:rStyle w:val="NormalTok"/>
+        </w:rPr>
+        <w:t xml:space="preserve">AST.phenotypes  </w:t>
+      </w:r>
+      <w:r>
+        <w:rPr>
+          <w:rStyle w:val="OtherTok"/>
+        </w:rPr>
+        <w:t xml:space="preserve">=</w:t>
+      </w:r>
+      <w:r>
+        <w:rPr>
+          <w:rStyle w:val="NormalTok"/>
+        </w:rPr>
+        <w:t xml:space="preserve">   </w:t>
+      </w:r>
+      <w:r>
+        <w:rPr>
+          <w:rStyle w:val="ConstantTok"/>
+        </w:rPr>
+        <w:t xml:space="preserve">NULL</w:t>
+      </w:r>
+      <w:r>
+        <w:br/>
+      </w:r>
+      <w:r>
+        <w:rPr>
+          <w:rStyle w:val="NormalTok"/>
+        </w:rPr>
+        <w:t xml:space="preserve">isolates_merged</w:t>
+      </w:r>
+      <w:r>
+        <w:rPr>
+          <w:rStyle w:val="SpecialCharTok"/>
+        </w:rPr>
+        <w:t xml:space="preserve">$</w:t>
+      </w:r>
+      <w:r>
+        <w:rPr>
+          <w:rStyle w:val="NormalTok"/>
+        </w:rPr>
+        <w:t xml:space="preserve">AMR.genotypes.core  </w:t>
+      </w:r>
+      <w:r>
+        <w:rPr>
+          <w:rStyle w:val="OtherTok"/>
+        </w:rPr>
+        <w:t xml:space="preserve">=</w:t>
+      </w:r>
+      <w:r>
+        <w:rPr>
+          <w:rStyle w:val="NormalTok"/>
+        </w:rPr>
+        <w:t xml:space="preserve">   </w:t>
+      </w:r>
+      <w:r>
+        <w:rPr>
+          <w:rStyle w:val="ConstantTok"/>
+        </w:rPr>
+        <w:t xml:space="preserve">NULL</w:t>
+      </w:r>
+      <w:r>
+        <w:br/>
+      </w:r>
+      <w:r>
+        <w:rPr>
+          <w:rStyle w:val="NormalTok"/>
+        </w:rPr>
+        <w:t xml:space="preserve">isolates_merged</w:t>
+      </w:r>
+      <w:r>
+        <w:rPr>
+          <w:rStyle w:val="SpecialCharTok"/>
+        </w:rPr>
+        <w:t xml:space="preserve">$</w:t>
+      </w:r>
+      <w:r>
+        <w:rPr>
+          <w:rStyle w:val="NormalTok"/>
+        </w:rPr>
+        <w:t xml:space="preserve">Host    </w:t>
+      </w:r>
+      <w:r>
+        <w:rPr>
+          <w:rStyle w:val="OtherTok"/>
+        </w:rPr>
+        <w:t xml:space="preserve">=</w:t>
+      </w:r>
+      <w:r>
+        <w:rPr>
+          <w:rStyle w:val="NormalTok"/>
+        </w:rPr>
+        <w:t xml:space="preserve">   </w:t>
+      </w:r>
+      <w:r>
+        <w:rPr>
+          <w:rStyle w:val="ConstantTok"/>
+        </w:rPr>
+        <w:t xml:space="preserve">NULL</w:t>
+      </w:r>
+      <w:r>
+        <w:br/>
+      </w:r>
+      <w:r>
+        <w:rPr>
+          <w:rStyle w:val="NormalTok"/>
+        </w:rPr>
+        <w:t xml:space="preserve">isolates_merged</w:t>
+      </w:r>
+      <w:r>
+        <w:rPr>
+          <w:rStyle w:val="SpecialCharTok"/>
+        </w:rPr>
+        <w:t xml:space="preserve">$</w:t>
+      </w:r>
+      <w:r>
+        <w:rPr>
+          <w:rStyle w:val="NormalTok"/>
+        </w:rPr>
+        <w:t xml:space="preserve">Min.same    </w:t>
+      </w:r>
+      <w:r>
+        <w:rPr>
+          <w:rStyle w:val="OtherTok"/>
+        </w:rPr>
+        <w:t xml:space="preserve">=</w:t>
+      </w:r>
+      <w:r>
+        <w:rPr>
+          <w:rStyle w:val="NormalTok"/>
+        </w:rPr>
+        <w:t xml:space="preserve">   </w:t>
+      </w:r>
+      <w:r>
+        <w:rPr>
+          <w:rStyle w:val="ConstantTok"/>
+        </w:rPr>
+        <w:t xml:space="preserve">NULL</w:t>
+      </w:r>
+      <w:r>
+        <w:br/>
+      </w:r>
+      <w:r>
+        <w:rPr>
+          <w:rStyle w:val="NormalTok"/>
+        </w:rPr>
+        <w:t xml:space="preserve">isolates_merged</w:t>
+      </w:r>
+      <w:r>
+        <w:rPr>
+          <w:rStyle w:val="SpecialCharTok"/>
+        </w:rPr>
+        <w:t xml:space="preserve">$</w:t>
+      </w:r>
+      <w:r>
+        <w:rPr>
+          <w:rStyle w:val="NormalTok"/>
+        </w:rPr>
+        <w:t xml:space="preserve">Min.diff    </w:t>
+      </w:r>
+      <w:r>
+        <w:rPr>
+          <w:rStyle w:val="OtherTok"/>
+        </w:rPr>
+        <w:t xml:space="preserve">=</w:t>
+      </w:r>
+      <w:r>
+        <w:rPr>
+          <w:rStyle w:val="NormalTok"/>
+        </w:rPr>
+        <w:t xml:space="preserve">   </w:t>
+      </w:r>
+      <w:r>
+        <w:rPr>
+          <w:rStyle w:val="ConstantTok"/>
+        </w:rPr>
+        <w:t xml:space="preserve">NULL</w:t>
+      </w:r>
+      <w:r>
+        <w:br/>
+      </w:r>
+      <w:r>
+        <w:rPr>
+          <w:rStyle w:val="NormalTok"/>
+        </w:rPr>
+        <w:t xml:space="preserve">isolates_merged</w:t>
+      </w:r>
+      <w:r>
+        <w:rPr>
+          <w:rStyle w:val="SpecialCharTok"/>
+        </w:rPr>
+        <w:t xml:space="preserve">$</w:t>
+      </w:r>
+      <w:r>
+        <w:rPr>
+          <w:rStyle w:val="NormalTok"/>
+        </w:rPr>
+        <w:t xml:space="preserve">Assembly.Paired.Assembly.Accession  </w:t>
+      </w:r>
+      <w:r>
+        <w:rPr>
+          <w:rStyle w:val="OtherTok"/>
+        </w:rPr>
+        <w:t xml:space="preserve">=</w:t>
+      </w:r>
+      <w:r>
+        <w:rPr>
+          <w:rStyle w:val="NormalTok"/>
+        </w:rPr>
+        <w:t xml:space="preserve">   </w:t>
+      </w:r>
+      <w:r>
+        <w:rPr>
+          <w:rStyle w:val="ConstantTok"/>
+        </w:rPr>
+        <w:t xml:space="preserve">NULL</w:t>
+      </w:r>
+      <w:r>
+        <w:br/>
+      </w:r>
+      <w:r>
+        <w:rPr>
+          <w:rStyle w:val="NormalTok"/>
+        </w:rPr>
+        <w:t xml:space="preserve">isolates_merged</w:t>
+      </w:r>
+      <w:r>
+        <w:rPr>
+          <w:rStyle w:val="SpecialCharTok"/>
+        </w:rPr>
+        <w:t xml:space="preserve">$</w:t>
+      </w:r>
+      <w:r>
+        <w:rPr>
+          <w:rStyle w:val="NormalTok"/>
+        </w:rPr>
+        <w:t xml:space="preserve">Organism.Infraspecific.Names.Breed  </w:t>
+      </w:r>
+      <w:r>
+        <w:rPr>
+          <w:rStyle w:val="OtherTok"/>
+        </w:rPr>
+        <w:t xml:space="preserve">=</w:t>
+      </w:r>
+      <w:r>
+        <w:rPr>
+          <w:rStyle w:val="NormalTok"/>
+        </w:rPr>
+        <w:t xml:space="preserve">   </w:t>
+      </w:r>
+      <w:r>
+        <w:rPr>
+          <w:rStyle w:val="ConstantTok"/>
+        </w:rPr>
+        <w:t xml:space="preserve">NULL</w:t>
+      </w:r>
+      <w:r>
+        <w:br/>
+      </w:r>
+      <w:r>
+        <w:rPr>
+          <w:rStyle w:val="NormalTok"/>
+        </w:rPr>
+        <w:t xml:space="preserve">isolates_merged</w:t>
+      </w:r>
+      <w:r>
+        <w:rPr>
+          <w:rStyle w:val="SpecialCharTok"/>
+        </w:rPr>
+        <w:t xml:space="preserve">$</w:t>
+      </w:r>
+      <w:r>
+        <w:rPr>
+          <w:rStyle w:val="NormalTok"/>
+        </w:rPr>
+        <w:t xml:space="preserve">Organism.Infraspecific.Names.Strain </w:t>
+      </w:r>
+      <w:r>
+        <w:rPr>
+          <w:rStyle w:val="OtherTok"/>
+        </w:rPr>
+        <w:t xml:space="preserve">=</w:t>
+      </w:r>
+      <w:r>
+        <w:rPr>
+          <w:rStyle w:val="NormalTok"/>
+        </w:rPr>
+        <w:t xml:space="preserve">   </w:t>
+      </w:r>
+      <w:r>
+        <w:rPr>
+          <w:rStyle w:val="ConstantTok"/>
+        </w:rPr>
+        <w:t xml:space="preserve">NULL</w:t>
+      </w:r>
+      <w:r>
+        <w:br/>
+      </w:r>
+      <w:r>
+        <w:rPr>
+          <w:rStyle w:val="NormalTok"/>
+        </w:rPr>
+        <w:t xml:space="preserve">isolates_merged</w:t>
+      </w:r>
+      <w:r>
+        <w:rPr>
+          <w:rStyle w:val="SpecialCharTok"/>
+        </w:rPr>
+        <w:t xml:space="preserve">$</w:t>
+      </w:r>
+      <w:r>
+        <w:rPr>
+          <w:rStyle w:val="NormalTok"/>
+        </w:rPr>
+        <w:t xml:space="preserve">Organism.Infraspecific.Names.Cultivar   </w:t>
+      </w:r>
+      <w:r>
+        <w:rPr>
+          <w:rStyle w:val="OtherTok"/>
+        </w:rPr>
+        <w:t xml:space="preserve">=</w:t>
+      </w:r>
+      <w:r>
+        <w:rPr>
+          <w:rStyle w:val="NormalTok"/>
+        </w:rPr>
+        <w:t xml:space="preserve">   </w:t>
+      </w:r>
+      <w:r>
+        <w:rPr>
+          <w:rStyle w:val="ConstantTok"/>
+        </w:rPr>
+        <w:t xml:space="preserve">NULL</w:t>
+      </w:r>
+      <w:r>
+        <w:br/>
+      </w:r>
+      <w:r>
+        <w:rPr>
+          <w:rStyle w:val="NormalTok"/>
+        </w:rPr>
+        <w:t xml:space="preserve">isolates_merged</w:t>
+      </w:r>
+      <w:r>
+        <w:rPr>
+          <w:rStyle w:val="SpecialCharTok"/>
+        </w:rPr>
+        <w:t xml:space="preserve">$</w:t>
+      </w:r>
+      <w:r>
+        <w:rPr>
+          <w:rStyle w:val="NormalTok"/>
+        </w:rPr>
+        <w:t xml:space="preserve">Organism.Infraspecific.Names.Ecotype    </w:t>
+      </w:r>
+      <w:r>
+        <w:rPr>
+          <w:rStyle w:val="OtherTok"/>
+        </w:rPr>
+        <w:t xml:space="preserve">=</w:t>
+      </w:r>
+      <w:r>
+        <w:rPr>
+          <w:rStyle w:val="NormalTok"/>
+        </w:rPr>
+        <w:t xml:space="preserve">   </w:t>
+      </w:r>
+      <w:r>
+        <w:rPr>
+          <w:rStyle w:val="ConstantTok"/>
+        </w:rPr>
+        <w:t xml:space="preserve">NULL</w:t>
+      </w:r>
+      <w:r>
+        <w:br/>
+      </w:r>
+      <w:r>
+        <w:rPr>
+          <w:rStyle w:val="NormalTok"/>
+        </w:rPr>
+        <w:t xml:space="preserve">isolates_merged</w:t>
+      </w:r>
+      <w:r>
+        <w:rPr>
+          <w:rStyle w:val="SpecialCharTok"/>
+        </w:rPr>
+        <w:t xml:space="preserve">$</w:t>
+      </w:r>
+      <w:r>
+        <w:rPr>
+          <w:rStyle w:val="NormalTok"/>
+        </w:rPr>
+        <w:t xml:space="preserve">Organism.Infraspecific.Names.Isolate    </w:t>
+      </w:r>
+      <w:r>
+        <w:rPr>
+          <w:rStyle w:val="OtherTok"/>
+        </w:rPr>
+        <w:t xml:space="preserve">=</w:t>
+      </w:r>
+      <w:r>
+        <w:rPr>
+          <w:rStyle w:val="NormalTok"/>
+        </w:rPr>
+        <w:t xml:space="preserve">   </w:t>
+      </w:r>
+      <w:r>
+        <w:rPr>
+          <w:rStyle w:val="ConstantTok"/>
+        </w:rPr>
+        <w:t xml:space="preserve">NULL</w:t>
+      </w:r>
+      <w:r>
+        <w:br/>
+      </w:r>
+      <w:r>
+        <w:rPr>
+          <w:rStyle w:val="NormalTok"/>
+        </w:rPr>
+        <w:t xml:space="preserve">isolates_merged</w:t>
+      </w:r>
+      <w:r>
+        <w:rPr>
+          <w:rStyle w:val="SpecialCharTok"/>
+        </w:rPr>
+        <w:t xml:space="preserve">$</w:t>
+      </w:r>
+      <w:r>
+        <w:rPr>
+          <w:rStyle w:val="NormalTok"/>
+        </w:rPr>
+        <w:t xml:space="preserve">Organism.Infraspecific.Names.Sex    </w:t>
+      </w:r>
+      <w:r>
+        <w:rPr>
+          <w:rStyle w:val="OtherTok"/>
+        </w:rPr>
+        <w:t xml:space="preserve">=</w:t>
+      </w:r>
+      <w:r>
+        <w:rPr>
+          <w:rStyle w:val="NormalTok"/>
+        </w:rPr>
+        <w:t xml:space="preserve">   </w:t>
+      </w:r>
+      <w:r>
+        <w:rPr>
+          <w:rStyle w:val="ConstantTok"/>
+        </w:rPr>
+        <w:t xml:space="preserve">NULL</w:t>
+      </w:r>
+      <w:r>
+        <w:br/>
+      </w:r>
+      <w:r>
+        <w:rPr>
+          <w:rStyle w:val="NormalTok"/>
+        </w:rPr>
+        <w:t xml:space="preserve">isolates_merged</w:t>
+      </w:r>
+      <w:r>
+        <w:rPr>
+          <w:rStyle w:val="SpecialCharTok"/>
+        </w:rPr>
+        <w:t xml:space="preserve">$</w:t>
+      </w:r>
+      <w:r>
+        <w:rPr>
+          <w:rStyle w:val="NormalTok"/>
+        </w:rPr>
+        <w:t xml:space="preserve">WGS.project.accession   </w:t>
+      </w:r>
+      <w:r>
+        <w:rPr>
+          <w:rStyle w:val="OtherTok"/>
+        </w:rPr>
+        <w:t xml:space="preserve">=</w:t>
+      </w:r>
+      <w:r>
+        <w:rPr>
+          <w:rStyle w:val="NormalTok"/>
+        </w:rPr>
+        <w:t xml:space="preserve">   </w:t>
+      </w:r>
+      <w:r>
+        <w:rPr>
+          <w:rStyle w:val="ConstantTok"/>
+        </w:rPr>
+        <w:t xml:space="preserve">NULL</w:t>
+      </w:r>
+      <w:r>
+        <w:br/>
+      </w:r>
+      <w:r>
+        <w:rPr>
+          <w:rStyle w:val="NormalTok"/>
+        </w:rPr>
+        <w:t xml:space="preserve">isolates_merged</w:t>
+      </w:r>
+      <w:r>
+        <w:rPr>
+          <w:rStyle w:val="SpecialCharTok"/>
+        </w:rPr>
+        <w:t xml:space="preserve">$</w:t>
+      </w:r>
+      <w:r>
+        <w:rPr>
+          <w:rStyle w:val="NormalTok"/>
+        </w:rPr>
+        <w:t xml:space="preserve">Annotation.BUSCO.Complete   </w:t>
+      </w:r>
+      <w:r>
+        <w:rPr>
+          <w:rStyle w:val="OtherTok"/>
+        </w:rPr>
+        <w:t xml:space="preserve">=</w:t>
+      </w:r>
+      <w:r>
+        <w:rPr>
+          <w:rStyle w:val="NormalTok"/>
+        </w:rPr>
+        <w:t xml:space="preserve">   </w:t>
+      </w:r>
+      <w:r>
+        <w:rPr>
+          <w:rStyle w:val="ConstantTok"/>
+        </w:rPr>
+        <w:t xml:space="preserve">NULL</w:t>
+      </w:r>
+      <w:r>
+        <w:br/>
+      </w:r>
+      <w:r>
+        <w:rPr>
+          <w:rStyle w:val="NormalTok"/>
+        </w:rPr>
+        <w:t xml:space="preserve">isolates_merged</w:t>
+      </w:r>
+      <w:r>
+        <w:rPr>
+          <w:rStyle w:val="SpecialCharTok"/>
+        </w:rPr>
+        <w:t xml:space="preserve">$</w:t>
+      </w:r>
+      <w:r>
+        <w:rPr>
+          <w:rStyle w:val="NormalTok"/>
+        </w:rPr>
+        <w:t xml:space="preserve">Annotation.BUSCO.Single.Copy    </w:t>
+      </w:r>
+      <w:r>
+        <w:rPr>
+          <w:rStyle w:val="OtherTok"/>
+        </w:rPr>
+        <w:t xml:space="preserve">=</w:t>
+      </w:r>
+      <w:r>
+        <w:rPr>
+          <w:rStyle w:val="NormalTok"/>
+        </w:rPr>
+        <w:t xml:space="preserve">   </w:t>
+      </w:r>
+      <w:r>
+        <w:rPr>
+          <w:rStyle w:val="ConstantTok"/>
+        </w:rPr>
+        <w:t xml:space="preserve">NULL</w:t>
+      </w:r>
+      <w:r>
+        <w:br/>
+      </w:r>
+      <w:r>
+        <w:rPr>
+          <w:rStyle w:val="NormalTok"/>
+        </w:rPr>
+        <w:t xml:space="preserve">isolates_merged</w:t>
+      </w:r>
+      <w:r>
+        <w:rPr>
+          <w:rStyle w:val="SpecialCharTok"/>
+        </w:rPr>
+        <w:t xml:space="preserve">$</w:t>
+      </w:r>
+      <w:r>
+        <w:rPr>
+          <w:rStyle w:val="NormalTok"/>
+        </w:rPr>
+        <w:t xml:space="preserve">Annotation.BUSCO.Duplicated </w:t>
+      </w:r>
+      <w:r>
+        <w:rPr>
+          <w:rStyle w:val="OtherTok"/>
+        </w:rPr>
+        <w:t xml:space="preserve">=</w:t>
+      </w:r>
+      <w:r>
+        <w:rPr>
+          <w:rStyle w:val="NormalTok"/>
+        </w:rPr>
+        <w:t xml:space="preserve">   </w:t>
+      </w:r>
+      <w:r>
+        <w:rPr>
+          <w:rStyle w:val="ConstantTok"/>
+        </w:rPr>
+        <w:t xml:space="preserve">NULL</w:t>
+      </w:r>
+      <w:r>
+        <w:br/>
+      </w:r>
+      <w:r>
+        <w:rPr>
+          <w:rStyle w:val="NormalTok"/>
+        </w:rPr>
+        <w:t xml:space="preserve">isolates_merged</w:t>
+      </w:r>
+      <w:r>
+        <w:rPr>
+          <w:rStyle w:val="SpecialCharTok"/>
+        </w:rPr>
+        <w:t xml:space="preserve">$</w:t>
+      </w:r>
+      <w:r>
+        <w:rPr>
+          <w:rStyle w:val="NormalTok"/>
+        </w:rPr>
+        <w:t xml:space="preserve">Annotation.BUSCO.Fragmented </w:t>
+      </w:r>
+      <w:r>
+        <w:rPr>
+          <w:rStyle w:val="OtherTok"/>
+        </w:rPr>
+        <w:t xml:space="preserve">=</w:t>
+      </w:r>
+      <w:r>
+        <w:rPr>
+          <w:rStyle w:val="NormalTok"/>
+        </w:rPr>
+        <w:t xml:space="preserve">   </w:t>
+      </w:r>
+      <w:r>
+        <w:rPr>
+          <w:rStyle w:val="ConstantTok"/>
+        </w:rPr>
+        <w:t xml:space="preserve">NULL</w:t>
+      </w:r>
+      <w:r>
+        <w:br/>
+      </w:r>
+      <w:r>
+        <w:rPr>
+          <w:rStyle w:val="NormalTok"/>
+        </w:rPr>
+        <w:t xml:space="preserve">isolates_merged</w:t>
+      </w:r>
+      <w:r>
+        <w:rPr>
+          <w:rStyle w:val="SpecialCharTok"/>
+        </w:rPr>
+        <w:t xml:space="preserve">$</w:t>
+      </w:r>
+      <w:r>
+        <w:rPr>
+          <w:rStyle w:val="NormalTok"/>
+        </w:rPr>
+        <w:t xml:space="preserve">Annotation.BUSCO.Missing    </w:t>
+      </w:r>
+      <w:r>
+        <w:rPr>
+          <w:rStyle w:val="OtherTok"/>
+        </w:rPr>
+        <w:t xml:space="preserve">=</w:t>
+      </w:r>
+      <w:r>
+        <w:rPr>
+          <w:rStyle w:val="NormalTok"/>
+        </w:rPr>
+        <w:t xml:space="preserve">   </w:t>
+      </w:r>
+      <w:r>
+        <w:rPr>
+          <w:rStyle w:val="ConstantTok"/>
+        </w:rPr>
+        <w:t xml:space="preserve">NULL</w:t>
+      </w:r>
+      <w:r>
+        <w:br/>
+      </w:r>
+      <w:r>
+        <w:rPr>
+          <w:rStyle w:val="NormalTok"/>
+        </w:rPr>
+        <w:t xml:space="preserve">isolates_merged</w:t>
+      </w:r>
+      <w:r>
+        <w:rPr>
+          <w:rStyle w:val="SpecialCharTok"/>
+        </w:rPr>
+        <w:t xml:space="preserve">$</w:t>
+      </w:r>
+      <w:r>
+        <w:rPr>
+          <w:rStyle w:val="NormalTok"/>
+        </w:rPr>
+        <w:t xml:space="preserve">Annotation.BUSCO.Lineage    </w:t>
+      </w:r>
+      <w:r>
+        <w:rPr>
+          <w:rStyle w:val="OtherTok"/>
+        </w:rPr>
+        <w:t xml:space="preserve">=</w:t>
+      </w:r>
+      <w:r>
+        <w:rPr>
+          <w:rStyle w:val="NormalTok"/>
+        </w:rPr>
+        <w:t xml:space="preserve">   </w:t>
+      </w:r>
+      <w:r>
+        <w:rPr>
+          <w:rStyle w:val="ConstantTok"/>
+        </w:rPr>
+        <w:t xml:space="preserve">NULL</w:t>
+      </w:r>
+      <w:r>
+        <w:br/>
+      </w:r>
+      <w:r>
+        <w:rPr>
+          <w:rStyle w:val="NormalTok"/>
+        </w:rPr>
+        <w:t xml:space="preserve">isolates_merged</w:t>
+      </w:r>
+      <w:r>
+        <w:rPr>
+          <w:rStyle w:val="SpecialCharTok"/>
+        </w:rPr>
+        <w:t xml:space="preserve">$</w:t>
+      </w:r>
+      <w:r>
+        <w:rPr>
+          <w:rStyle w:val="NormalTok"/>
+        </w:rPr>
+        <w:t xml:space="preserve">Type.Material.Display.Text  </w:t>
+      </w:r>
+      <w:r>
+        <w:rPr>
+          <w:rStyle w:val="OtherTok"/>
+        </w:rPr>
+        <w:t xml:space="preserve">=</w:t>
+      </w:r>
+      <w:r>
+        <w:rPr>
+          <w:rStyle w:val="NormalTok"/>
+        </w:rPr>
+        <w:t xml:space="preserve">   </w:t>
+      </w:r>
+      <w:r>
+        <w:rPr>
+          <w:rStyle w:val="ConstantTok"/>
+        </w:rPr>
+        <w:t xml:space="preserve">NULL</w:t>
+      </w:r>
+      <w:r>
+        <w:br/>
+      </w:r>
+      <w:r>
+        <w:rPr>
+          <w:rStyle w:val="NormalTok"/>
+        </w:rPr>
+        <w:t xml:space="preserve">isolates_merged</w:t>
+      </w:r>
+      <w:r>
+        <w:rPr>
+          <w:rStyle w:val="SpecialCharTok"/>
+        </w:rPr>
+        <w:t xml:space="preserve">$</w:t>
+      </w:r>
+      <w:r>
+        <w:rPr>
+          <w:rStyle w:val="NormalTok"/>
+        </w:rPr>
+        <w:t xml:space="preserve">CheckM.marker.set   </w:t>
+      </w:r>
+      <w:r>
+        <w:rPr>
+          <w:rStyle w:val="OtherTok"/>
+        </w:rPr>
+        <w:t xml:space="preserve">=</w:t>
+      </w:r>
+      <w:r>
+        <w:rPr>
+          <w:rStyle w:val="NormalTok"/>
+        </w:rPr>
+        <w:t xml:space="preserve">   </w:t>
+      </w:r>
+      <w:r>
+        <w:rPr>
+          <w:rStyle w:val="ConstantTok"/>
+        </w:rPr>
+        <w:t xml:space="preserve">NULL</w:t>
+      </w:r>
+      <w:r>
+        <w:br/>
+      </w:r>
+      <w:r>
+        <w:rPr>
+          <w:rStyle w:val="NormalTok"/>
+        </w:rPr>
+        <w:t xml:space="preserve">isolates_merged</w:t>
+      </w:r>
+      <w:r>
+        <w:rPr>
+          <w:rStyle w:val="SpecialCharTok"/>
+        </w:rPr>
+        <w:t xml:space="preserve">$</w:t>
+      </w:r>
+      <w:r>
+        <w:rPr>
+          <w:rStyle w:val="NormalTok"/>
+        </w:rPr>
+        <w:t xml:space="preserve">CheckM.completeness </w:t>
+      </w:r>
+      <w:r>
+        <w:rPr>
+          <w:rStyle w:val="OtherTok"/>
+        </w:rPr>
+        <w:t xml:space="preserve">=</w:t>
+      </w:r>
+      <w:r>
+        <w:rPr>
+          <w:rStyle w:val="NormalTok"/>
+        </w:rPr>
+        <w:t xml:space="preserve">   </w:t>
+      </w:r>
+      <w:r>
+        <w:rPr>
+          <w:rStyle w:val="ConstantTok"/>
+        </w:rPr>
+        <w:t xml:space="preserve">NULL</w:t>
+      </w:r>
+      <w:r>
+        <w:br/>
+      </w:r>
+      <w:r>
+        <w:rPr>
+          <w:rStyle w:val="NormalTok"/>
+        </w:rPr>
+        <w:t xml:space="preserve">isolates_merged</w:t>
+      </w:r>
+      <w:r>
+        <w:rPr>
+          <w:rStyle w:val="SpecialCharTok"/>
+        </w:rPr>
+        <w:t xml:space="preserve">$</w:t>
+      </w:r>
+      <w:r>
+        <w:rPr>
+          <w:rStyle w:val="NormalTok"/>
+        </w:rPr>
+        <w:t xml:space="preserve">CheckM.contamination    </w:t>
+      </w:r>
+      <w:r>
+        <w:rPr>
+          <w:rStyle w:val="OtherTok"/>
+        </w:rPr>
+        <w:t xml:space="preserve">=</w:t>
+      </w:r>
+      <w:r>
+        <w:rPr>
+          <w:rStyle w:val="NormalTok"/>
+        </w:rPr>
+        <w:t xml:space="preserve">   </w:t>
+      </w:r>
+      <w:r>
+        <w:rPr>
+          <w:rStyle w:val="ConstantTok"/>
+        </w:rPr>
+        <w:t xml:space="preserve">NULL</w:t>
+      </w:r>
+      <w:r>
+        <w:br/>
+      </w:r>
+      <w:r>
+        <w:rPr>
+          <w:rStyle w:val="NormalTok"/>
+        </w:rPr>
+        <w:t xml:space="preserve">isolates_merged</w:t>
+      </w:r>
+      <w:r>
+        <w:rPr>
+          <w:rStyle w:val="SpecialCharTok"/>
+        </w:rPr>
+        <w:t xml:space="preserve">$</w:t>
+      </w:r>
+      <w:r>
+        <w:rPr>
+          <w:rStyle w:val="NormalTok"/>
+        </w:rPr>
+        <w:t xml:space="preserve">slm_filter  </w:t>
+      </w:r>
+      <w:r>
+        <w:rPr>
+          <w:rStyle w:val="OtherTok"/>
+        </w:rPr>
+        <w:t xml:space="preserve">=</w:t>
+      </w:r>
+      <w:r>
+        <w:rPr>
+          <w:rStyle w:val="NormalTok"/>
+        </w:rPr>
+        <w:t xml:space="preserve">   </w:t>
+      </w:r>
+      <w:r>
+        <w:rPr>
+          <w:rStyle w:val="ConstantTok"/>
+        </w:rPr>
+        <w:t xml:space="preserve">NULL</w:t>
+      </w:r>
+      <w:r>
+        <w:br/>
+      </w:r>
+      <w:r>
+        <w:rPr>
+          <w:rStyle w:val="NormalTok"/>
+        </w:rPr>
+        <w:t xml:space="preserve">isolates_merged</w:t>
+      </w:r>
+      <w:r>
+        <w:rPr>
+          <w:rStyle w:val="SpecialCharTok"/>
+        </w:rPr>
+        <w:t xml:space="preserve">$</w:t>
+      </w:r>
+      <w:r>
+        <w:rPr>
+          <w:rStyle w:val="NormalTok"/>
+        </w:rPr>
+        <w:t xml:space="preserve">release_year    </w:t>
+      </w:r>
+      <w:r>
+        <w:rPr>
+          <w:rStyle w:val="OtherTok"/>
+        </w:rPr>
+        <w:t xml:space="preserve">=</w:t>
+      </w:r>
+      <w:r>
+        <w:rPr>
+          <w:rStyle w:val="NormalTok"/>
+        </w:rPr>
+        <w:t xml:space="preserve">   </w:t>
+      </w:r>
+      <w:r>
+        <w:rPr>
+          <w:rStyle w:val="ConstantTok"/>
+        </w:rPr>
+        <w:t xml:space="preserve">NULL</w:t>
+      </w:r>
+      <w:r>
+        <w:br/>
+      </w:r>
+      <w:r>
+        <w:br/>
+      </w:r>
+      <w:r>
+        <w:rPr>
+          <w:rStyle w:val="FunctionTok"/>
+        </w:rPr>
+        <w:t xml:space="preserve">write_csv</w:t>
+      </w:r>
+      <w:r>
+        <w:rPr>
+          <w:rStyle w:val="NormalTok"/>
+        </w:rPr>
+        <w:t xml:space="preserve">(isolates_merged, </w:t>
+      </w:r>
+      <w:r>
+        <w:rPr>
+          <w:rStyle w:val="FunctionTok"/>
+        </w:rPr>
+        <w:t xml:space="preserve">here</w:t>
+      </w:r>
+      <w:r>
+        <w:rPr>
+          <w:rStyle w:val="NormalTok"/>
+        </w:rPr>
+        <w:t xml:space="preserve">(</w:t>
+      </w:r>
+      <w:r>
+        <w:rPr>
+          <w:rStyle w:val="StringTok"/>
+        </w:rPr>
+        <w:t xml:space="preserve">"data/processed-data/"</w:t>
+      </w:r>
+      <w:r>
+        <w:rPr>
+          <w:rStyle w:val="NormalTok"/>
+        </w:rPr>
+        <w:t xml:space="preserve">, </w:t>
+      </w:r>
+      <w:r>
+        <w:rPr>
+          <w:rStyle w:val="StringTok"/>
+        </w:rPr>
+        <w:t xml:space="preserve">"isolates_merged.csv"</w:t>
+      </w:r>
+      <w:r>
+        <w:rPr>
+          <w:rStyle w:val="NormalTok"/>
+        </w:rPr>
+        <w:t xml:space="preserve">))</w:t>
+      </w:r>
+    </w:p>
+    <w:p>
+      <w:pPr>
+        <w:pStyle w:val="SourceCode"/>
+      </w:pPr>
+      <w:r>
+        <w:rPr>
+          <w:rStyle w:val="FunctionTok"/>
+        </w:rPr>
+        <w:t xml:space="preserve">ggplot</w:t>
+      </w:r>
+      <w:r>
+        <w:rPr>
+          <w:rStyle w:val="NormalTok"/>
+        </w:rPr>
+        <w:t xml:space="preserve">(isolates_merged, </w:t>
+      </w:r>
+      <w:r>
+        <w:rPr>
+          <w:rStyle w:val="FunctionTok"/>
+        </w:rPr>
+        <w:t xml:space="preserve">aes</w:t>
+      </w:r>
+      <w:r>
+        <w:rPr>
+          <w:rStyle w:val="NormalTok"/>
+        </w:rPr>
+        <w:t xml:space="preserve">(</w:t>
+      </w:r>
+      <w:r>
+        <w:rPr>
+          <w:rStyle w:val="AttributeTok"/>
+        </w:rPr>
+        <w:t xml:space="preserve">x =</w:t>
+      </w:r>
+      <w:r>
+        <w:rPr>
+          <w:rStyle w:val="NormalTok"/>
+        </w:rPr>
+        <w:t xml:space="preserve"> Source.type)) </w:t>
+      </w:r>
+      <w:r>
+        <w:rPr>
+          <w:rStyle w:val="SpecialCharTok"/>
+        </w:rPr>
+        <w:t xml:space="preserve">+</w:t>
+      </w:r>
+      <w:r>
+        <w:rPr>
+          <w:rStyle w:val="NormalTok"/>
+        </w:rPr>
+        <w:t xml:space="preserve"> </w:t>
+      </w:r>
+      <w:r>
+        <w:rPr>
+          <w:rStyle w:val="FunctionTok"/>
+        </w:rPr>
+        <w:t xml:space="preserve">geom_bar</w:t>
+      </w:r>
+      <w:r>
+        <w:rPr>
+          <w:rStyle w:val="NormalTok"/>
+        </w:rPr>
+        <w:t xml:space="preserve">() </w:t>
+      </w:r>
+      <w:r>
+        <w:rPr>
+          <w:rStyle w:val="SpecialCharTok"/>
+        </w:rPr>
+        <w:t xml:space="preserve">+</w:t>
+      </w:r>
+      <w:r>
+        <w:rPr>
+          <w:rStyle w:val="NormalTok"/>
+        </w:rPr>
+        <w:t xml:space="preserve"> </w:t>
+      </w:r>
+      <w:r>
+        <w:rPr>
+          <w:rStyle w:val="FunctionTok"/>
+        </w:rPr>
+        <w:t xml:space="preserve">facet_wrap</w:t>
+      </w:r>
+      <w:r>
+        <w:rPr>
+          <w:rStyle w:val="NormalTok"/>
+        </w:rPr>
+        <w:t xml:space="preserve">(</w:t>
+      </w:r>
+      <w:r>
+        <w:rPr>
+          <w:rStyle w:val="SpecialCharTok"/>
+        </w:rPr>
+        <w:t xml:space="preserve">~</w:t>
+      </w:r>
+      <w:r>
+        <w:rPr>
+          <w:rStyle w:val="NormalTok"/>
+        </w:rPr>
+        <w:t xml:space="preserve"> Level)</w:t>
+      </w:r>
+    </w:p>
+    <w:p>
+      <w:pPr>
+        <w:pStyle w:val="FirstParagraph"/>
+      </w:pPr>
+      <w:r>
+        <w:drawing>
+          <wp:inline>
+            <wp:extent cx="4620126" cy="3696101"/>
+            <wp:effectExtent b="0" l="0" r="0" t="0"/>
+            <wp:docPr descr="" title="" id="55" name="Picture"/>
+            <a:graphic>
+              <a:graphicData uri="http://schemas.openxmlformats.org/drawingml/2006/picture">
+                <pic:pic>
+                  <pic:nvPicPr>
+                    <pic:cNvPr descr="Manuscript_files/figure-docx/unnamed-chunk-6-1.png" id="56" name="Picture"/>
+                    <pic:cNvPicPr>
+                      <a:picLocks noChangeArrowheads="1" noChangeAspect="1"/>
+                    </pic:cNvPicPr>
+                  </pic:nvPicPr>
+                  <pic:blipFill>
+                    <a:blip r:embed="rId54"/>
+                    <a:stretch>
+                      <a:fillRect/>
+                    </a:stretch>
+                  </pic:blipFill>
+                  <pic:spPr bwMode="auto">
+                    <a:xfrm>
+                      <a:off x="0" y="0"/>
+                      <a:ext cx="4620126" cy="3696101"/>
+                    </a:xfrm>
+                    <a:prstGeom prst="rect">
+                      <a:avLst/>
+                    </a:prstGeom>
+                    <a:noFill/>
+                    <a:ln w="9525">
+                      <a:noFill/>
+                      <a:headEnd/>
+                      <a:tailEnd/>
+                    </a:ln>
+                  </pic:spPr>
+                </pic:pic>
+              </a:graphicData>
+            </a:graphic>
+          </wp:inline>
+        </w:drawing>
+      </w:r>
+    </w:p>
+    <w:p>
+      <w:pPr>
+        <w:pStyle w:val="SourceCode"/>
+      </w:pPr>
+      <w:r>
+        <w:rPr>
+          <w:rStyle w:val="NormalTok"/>
+        </w:rPr>
+        <w:t xml:space="preserve">isolates_clean1 </w:t>
+      </w:r>
+      <w:r>
+        <w:rPr>
+          <w:rStyle w:val="OtherTok"/>
+        </w:rPr>
+        <w:t xml:space="preserve">&lt;-</w:t>
+      </w:r>
+      <w:r>
+        <w:rPr>
+          <w:rStyle w:val="NormalTok"/>
+        </w:rPr>
+        <w:t xml:space="preserve"> isolates_merged[(isolates_merged</w:t>
+      </w:r>
+      <w:r>
+        <w:rPr>
+          <w:rStyle w:val="SpecialCharTok"/>
+        </w:rPr>
+        <w:t xml:space="preserve">$</w:t>
+      </w:r>
+      <w:r>
+        <w:rPr>
+          <w:rStyle w:val="NormalTok"/>
+        </w:rPr>
+        <w:t xml:space="preserve">Level </w:t>
+      </w:r>
+      <w:r>
+        <w:rPr>
+          <w:rStyle w:val="SpecialCharTok"/>
+        </w:rPr>
+        <w:t xml:space="preserve">%in%</w:t>
+      </w:r>
+      <w:r>
+        <w:rPr>
+          <w:rStyle w:val="NormalTok"/>
+        </w:rPr>
+        <w:t xml:space="preserve"> </w:t>
+      </w:r>
+      <w:r>
+        <w:rPr>
+          <w:rStyle w:val="StringTok"/>
+        </w:rPr>
+        <w:t xml:space="preserve">"Complete Genome"</w:t>
+      </w:r>
+      <w:r>
+        <w:rPr>
+          <w:rStyle w:val="NormalTok"/>
+        </w:rPr>
+        <w:t xml:space="preserve">), ]</w:t>
+      </w:r>
+      <w:r>
+        <w:br/>
+      </w:r>
+      <w:r>
+        <w:br/>
+      </w:r>
+      <w:r>
+        <w:rPr>
+          <w:rStyle w:val="FunctionTok"/>
+        </w:rPr>
+        <w:t xml:space="preserve">ggplot</w:t>
+      </w:r>
+      <w:r>
+        <w:rPr>
+          <w:rStyle w:val="NormalTok"/>
+        </w:rPr>
+        <w:t xml:space="preserve">(isolates_merged, </w:t>
+      </w:r>
+      <w:r>
+        <w:rPr>
+          <w:rStyle w:val="FunctionTok"/>
+        </w:rPr>
+        <w:t xml:space="preserve">aes</w:t>
+      </w:r>
+      <w:r>
+        <w:rPr>
+          <w:rStyle w:val="NormalTok"/>
+        </w:rPr>
+        <w:t xml:space="preserve">(</w:t>
+      </w:r>
+      <w:r>
+        <w:rPr>
+          <w:rStyle w:val="AttributeTok"/>
+        </w:rPr>
+        <w:t xml:space="preserve">x =</w:t>
+      </w:r>
+      <w:r>
+        <w:rPr>
+          <w:rStyle w:val="NormalTok"/>
+        </w:rPr>
+        <w:t xml:space="preserve"> Source.type)) </w:t>
+      </w:r>
+      <w:r>
+        <w:rPr>
+          <w:rStyle w:val="SpecialCharTok"/>
+        </w:rPr>
+        <w:t xml:space="preserve">+</w:t>
+      </w:r>
+      <w:r>
+        <w:rPr>
+          <w:rStyle w:val="NormalTok"/>
+        </w:rPr>
+        <w:t xml:space="preserve"> </w:t>
+      </w:r>
+      <w:r>
+        <w:rPr>
+          <w:rStyle w:val="FunctionTok"/>
+        </w:rPr>
+        <w:t xml:space="preserve">geom_bar</w:t>
+      </w:r>
+      <w:r>
+        <w:rPr>
+          <w:rStyle w:val="NormalTok"/>
+        </w:rPr>
+        <w:t xml:space="preserve">()</w:t>
+      </w:r>
+    </w:p>
+    <w:p>
+      <w:pPr>
+        <w:pStyle w:val="FirstParagraph"/>
+      </w:pPr>
+      <w:r>
+        <w:drawing>
+          <wp:inline>
+            <wp:extent cx="4620126" cy="3696101"/>
+            <wp:effectExtent b="0" l="0" r="0" t="0"/>
+            <wp:docPr descr="" title="" id="58" name="Picture"/>
+            <a:graphic>
+              <a:graphicData uri="http://schemas.openxmlformats.org/drawingml/2006/picture">
+                <pic:pic>
+                  <pic:nvPicPr>
+                    <pic:cNvPr descr="Manuscript_files/figure-docx/unnamed-chunk-6-2.png" id="59" name="Picture"/>
+                    <pic:cNvPicPr>
+                      <a:picLocks noChangeArrowheads="1" noChangeAspect="1"/>
+                    </pic:cNvPicPr>
+                  </pic:nvPicPr>
+                  <pic:blipFill>
+                    <a:blip r:embed="rId57"/>
+                    <a:stretch>
+                      <a:fillRect/>
+                    </a:stretch>
+                  </pic:blipFill>
+                  <pic:spPr bwMode="auto">
+                    <a:xfrm>
+                      <a:off x="0" y="0"/>
+                      <a:ext cx="4620126" cy="3696101"/>
+                    </a:xfrm>
+                    <a:prstGeom prst="rect">
+                      <a:avLst/>
+                    </a:prstGeom>
+                    <a:noFill/>
+                    <a:ln w="9525">
+                      <a:noFill/>
+                      <a:headEnd/>
+                      <a:tailEnd/>
+                    </a:ln>
+                  </pic:spPr>
+                </pic:pic>
+              </a:graphicData>
+            </a:graphic>
+          </wp:inline>
+        </w:drawing>
+      </w:r>
+    </w:p>
+    <w:p>
+      <w:pPr>
+        <w:pStyle w:val="SourceCode"/>
+      </w:pPr>
+      <w:r>
+        <w:rPr>
+          <w:rStyle w:val="FunctionTok"/>
+        </w:rPr>
+        <w:t xml:space="preserve">ggplot</w:t>
+      </w:r>
+      <w:r>
+        <w:rPr>
+          <w:rStyle w:val="NormalTok"/>
+        </w:rPr>
+        <w:t xml:space="preserve">(isolates_clean1, </w:t>
+      </w:r>
+      <w:r>
+        <w:rPr>
+          <w:rStyle w:val="FunctionTok"/>
+        </w:rPr>
+        <w:t xml:space="preserve">aes</w:t>
+      </w:r>
+      <w:r>
+        <w:rPr>
+          <w:rStyle w:val="NormalTok"/>
+        </w:rPr>
+        <w:t xml:space="preserve">(</w:t>
+      </w:r>
+      <w:r>
+        <w:rPr>
+          <w:rStyle w:val="AttributeTok"/>
+        </w:rPr>
+        <w:t xml:space="preserve">y =</w:t>
+      </w:r>
+      <w:r>
+        <w:rPr>
+          <w:rStyle w:val="NormalTok"/>
+        </w:rPr>
+        <w:t xml:space="preserve"> Annotation.Count.Gene.Pseudogene, </w:t>
+      </w:r>
+      <w:r>
+        <w:rPr>
+          <w:rStyle w:val="AttributeTok"/>
+        </w:rPr>
+        <w:t xml:space="preserve">x =</w:t>
+      </w:r>
+      <w:r>
+        <w:rPr>
+          <w:rStyle w:val="NormalTok"/>
+        </w:rPr>
+        <w:t xml:space="preserve"> Source.type)) </w:t>
+      </w:r>
+      <w:r>
+        <w:rPr>
+          <w:rStyle w:val="SpecialCharTok"/>
+        </w:rPr>
+        <w:t xml:space="preserve">+</w:t>
+      </w:r>
+      <w:r>
+        <w:rPr>
+          <w:rStyle w:val="NormalTok"/>
+        </w:rPr>
+        <w:t xml:space="preserve"> </w:t>
+      </w:r>
+      <w:r>
+        <w:rPr>
+          <w:rStyle w:val="FunctionTok"/>
+        </w:rPr>
+        <w:t xml:space="preserve">geom_boxplot</w:t>
+      </w:r>
+      <w:r>
+        <w:rPr>
+          <w:rStyle w:val="NormalTok"/>
+        </w:rPr>
+        <w:t xml:space="preserve">()</w:t>
+      </w:r>
+    </w:p>
+    <w:p>
+      <w:pPr>
+        <w:pStyle w:val="SourceCode"/>
+      </w:pPr>
+      <w:r>
+        <w:rPr>
+          <w:rStyle w:val="VerbatimChar"/>
+        </w:rPr>
+        <w:t xml:space="preserve">Warning: Removed 11 rows containing non-finite outside the scale range</w:t>
+      </w:r>
+      <w:r>
+        <w:br/>
+      </w:r>
+      <w:r>
+        <w:rPr>
+          <w:rStyle w:val="VerbatimChar"/>
+        </w:rPr>
+        <w:t xml:space="preserve">(`stat_boxplot()`).</w:t>
+      </w:r>
+    </w:p>
+    <w:p>
+      <w:pPr>
+        <w:pStyle w:val="FirstParagraph"/>
+      </w:pPr>
+      <w:r>
+        <w:drawing>
+          <wp:inline>
+            <wp:extent cx="4620126" cy="3696101"/>
+            <wp:effectExtent b="0" l="0" r="0" t="0"/>
+            <wp:docPr descr="" title="" id="61" name="Picture"/>
+            <a:graphic>
+              <a:graphicData uri="http://schemas.openxmlformats.org/drawingml/2006/picture">
+                <pic:pic>
+                  <pic:nvPicPr>
+                    <pic:cNvPr descr="Manuscript_files/figure-docx/unnamed-chunk-6-3.png" id="62" name="Picture"/>
+                    <pic:cNvPicPr>
+                      <a:picLocks noChangeArrowheads="1" noChangeAspect="1"/>
+                    </pic:cNvPicPr>
+                  </pic:nvPicPr>
+                  <pic:blipFill>
+                    <a:blip r:embed="rId60"/>
+                    <a:stretch>
+                      <a:fillRect/>
+                    </a:stretch>
+                  </pic:blipFill>
+                  <pic:spPr bwMode="auto">
+                    <a:xfrm>
+                      <a:off x="0" y="0"/>
+                      <a:ext cx="4620126" cy="3696101"/>
+                    </a:xfrm>
+                    <a:prstGeom prst="rect">
+                      <a:avLst/>
+                    </a:prstGeom>
+                    <a:noFill/>
+                    <a:ln w="9525">
+                      <a:noFill/>
+                      <a:headEnd/>
+                      <a:tailEnd/>
+                    </a:ln>
+                  </pic:spPr>
+                </pic:pic>
+              </a:graphicData>
+            </a:graphic>
+          </wp:inline>
+        </w:drawing>
+      </w:r>
+    </w:p>
+    <w:p>
+      <w:pPr>
+        <w:pStyle w:val="SourceCode"/>
+      </w:pPr>
+      <w:r>
+        <w:rPr>
+          <w:rStyle w:val="FunctionTok"/>
+        </w:rPr>
+        <w:t xml:space="preserve">ggplot</w:t>
+      </w:r>
+      <w:r>
+        <w:rPr>
+          <w:rStyle w:val="NormalTok"/>
+        </w:rPr>
+        <w:t xml:space="preserve">(isolates_clean1, </w:t>
+      </w:r>
+      <w:r>
+        <w:rPr>
+          <w:rStyle w:val="FunctionTok"/>
+        </w:rPr>
+        <w:t xml:space="preserve">aes</w:t>
+      </w:r>
+      <w:r>
+        <w:rPr>
+          <w:rStyle w:val="NormalTok"/>
+        </w:rPr>
+        <w:t xml:space="preserve">(</w:t>
+      </w:r>
+      <w:r>
+        <w:rPr>
+          <w:rStyle w:val="AttributeTok"/>
+        </w:rPr>
+        <w:t xml:space="preserve">y =</w:t>
+      </w:r>
+      <w:r>
+        <w:rPr>
+          <w:rStyle w:val="NormalTok"/>
+        </w:rPr>
+        <w:t xml:space="preserve"> Annotation.Count.Gene.Total, </w:t>
+      </w:r>
+      <w:r>
+        <w:rPr>
+          <w:rStyle w:val="AttributeTok"/>
+        </w:rPr>
+        <w:t xml:space="preserve">x =</w:t>
+      </w:r>
+      <w:r>
+        <w:rPr>
+          <w:rStyle w:val="NormalTok"/>
+        </w:rPr>
+        <w:t xml:space="preserve"> Source.type)) </w:t>
+      </w:r>
+      <w:r>
+        <w:rPr>
+          <w:rStyle w:val="SpecialCharTok"/>
+        </w:rPr>
+        <w:t xml:space="preserve">+</w:t>
+      </w:r>
+      <w:r>
+        <w:rPr>
+          <w:rStyle w:val="NormalTok"/>
+        </w:rPr>
+        <w:t xml:space="preserve"> </w:t>
+      </w:r>
+      <w:r>
+        <w:rPr>
+          <w:rStyle w:val="FunctionTok"/>
+        </w:rPr>
+        <w:t xml:space="preserve">geom_boxplot</w:t>
+      </w:r>
+      <w:r>
+        <w:rPr>
+          <w:rStyle w:val="NormalTok"/>
+        </w:rPr>
+        <w:t xml:space="preserve">()</w:t>
+      </w:r>
+    </w:p>
+    <w:p>
+      <w:pPr>
+        <w:pStyle w:val="SourceCode"/>
+      </w:pPr>
+      <w:r>
+        <w:rPr>
+          <w:rStyle w:val="VerbatimChar"/>
+        </w:rPr>
+        <w:t xml:space="preserve">Warning: Removed 11 rows containing non-finite outside the scale range</w:t>
+      </w:r>
+      <w:r>
+        <w:br/>
+      </w:r>
+      <w:r>
+        <w:rPr>
+          <w:rStyle w:val="VerbatimChar"/>
+        </w:rPr>
+        <w:t xml:space="preserve">(`stat_boxplot()`).</w:t>
+      </w:r>
+    </w:p>
+    <w:p>
+      <w:pPr>
+        <w:pStyle w:val="FirstParagraph"/>
+      </w:pPr>
+      <w:r>
+        <w:drawing>
+          <wp:inline>
+            <wp:extent cx="4620126" cy="3696101"/>
+            <wp:effectExtent b="0" l="0" r="0" t="0"/>
+            <wp:docPr descr="" title="" id="64" name="Picture"/>
+            <a:graphic>
+              <a:graphicData uri="http://schemas.openxmlformats.org/drawingml/2006/picture">
+                <pic:pic>
+                  <pic:nvPicPr>
+                    <pic:cNvPr descr="Manuscript_files/figure-docx/unnamed-chunk-6-4.png" id="65" name="Picture"/>
+                    <pic:cNvPicPr>
+                      <a:picLocks noChangeArrowheads="1" noChangeAspect="1"/>
+                    </pic:cNvPicPr>
+                  </pic:nvPicPr>
+                  <pic:blipFill>
+                    <a:blip r:embed="rId63"/>
+                    <a:stretch>
+                      <a:fillRect/>
+                    </a:stretch>
+                  </pic:blipFill>
+                  <pic:spPr bwMode="auto">
+                    <a:xfrm>
+                      <a:off x="0" y="0"/>
+                      <a:ext cx="4620126" cy="3696101"/>
+                    </a:xfrm>
+                    <a:prstGeom prst="rect">
+                      <a:avLst/>
+                    </a:prstGeom>
+                    <a:noFill/>
+                    <a:ln w="9525">
+                      <a:noFill/>
+                      <a:headEnd/>
+                      <a:tailEnd/>
+                    </a:ln>
+                  </pic:spPr>
+                </pic:pic>
+              </a:graphicData>
+            </a:graphic>
+          </wp:inline>
+        </w:drawing>
+      </w:r>
+    </w:p>
+    <w:p>
+      <w:pPr>
+        <w:pStyle w:val="SourceCode"/>
+      </w:pPr>
+      <w:r>
+        <w:rPr>
+          <w:rStyle w:val="FunctionTok"/>
+        </w:rPr>
+        <w:t xml:space="preserve">ggplot</w:t>
+      </w:r>
+      <w:r>
+        <w:rPr>
+          <w:rStyle w:val="NormalTok"/>
+        </w:rPr>
+        <w:t xml:space="preserve">(isolates_clean1, </w:t>
+      </w:r>
+      <w:r>
+        <w:rPr>
+          <w:rStyle w:val="FunctionTok"/>
+        </w:rPr>
+        <w:t xml:space="preserve">aes</w:t>
+      </w:r>
+      <w:r>
+        <w:rPr>
+          <w:rStyle w:val="NormalTok"/>
+        </w:rPr>
+        <w:t xml:space="preserve">(</w:t>
+      </w:r>
+      <w:r>
+        <w:rPr>
+          <w:rStyle w:val="AttributeTok"/>
+        </w:rPr>
+        <w:t xml:space="preserve">y =</w:t>
+      </w:r>
+      <w:r>
+        <w:rPr>
+          <w:rStyle w:val="NormalTok"/>
+        </w:rPr>
+        <w:t xml:space="preserve"> Annotation.Count.Gene.Protein.coding, </w:t>
+      </w:r>
+      <w:r>
+        <w:rPr>
+          <w:rStyle w:val="AttributeTok"/>
+        </w:rPr>
+        <w:t xml:space="preserve">x =</w:t>
+      </w:r>
+      <w:r>
+        <w:rPr>
+          <w:rStyle w:val="NormalTok"/>
+        </w:rPr>
+        <w:t xml:space="preserve"> Source.type)) </w:t>
+      </w:r>
+      <w:r>
+        <w:rPr>
+          <w:rStyle w:val="SpecialCharTok"/>
+        </w:rPr>
+        <w:t xml:space="preserve">+</w:t>
+      </w:r>
+      <w:r>
+        <w:rPr>
+          <w:rStyle w:val="NormalTok"/>
+        </w:rPr>
+        <w:t xml:space="preserve"> </w:t>
+      </w:r>
+      <w:r>
+        <w:rPr>
+          <w:rStyle w:val="FunctionTok"/>
+        </w:rPr>
+        <w:t xml:space="preserve">geom_boxplot</w:t>
+      </w:r>
+      <w:r>
+        <w:rPr>
+          <w:rStyle w:val="NormalTok"/>
+        </w:rPr>
+        <w:t xml:space="preserve">()</w:t>
+      </w:r>
+    </w:p>
+    <w:p>
+      <w:pPr>
+        <w:pStyle w:val="SourceCode"/>
+      </w:pPr>
+      <w:r>
+        <w:rPr>
+          <w:rStyle w:val="VerbatimChar"/>
+        </w:rPr>
+        <w:t xml:space="preserve">Warning: Removed 11 rows containing non-finite outside the scale range</w:t>
+      </w:r>
+      <w:r>
+        <w:br/>
+      </w:r>
+      <w:r>
+        <w:rPr>
+          <w:rStyle w:val="VerbatimChar"/>
+        </w:rPr>
+        <w:t xml:space="preserve">(`stat_boxplot()`).</w:t>
+      </w:r>
+    </w:p>
+    <w:p>
+      <w:pPr>
+        <w:pStyle w:val="FirstParagraph"/>
+      </w:pPr>
+      <w:r>
+        <w:drawing>
+          <wp:inline>
+            <wp:extent cx="4620126" cy="3696101"/>
+            <wp:effectExtent b="0" l="0" r="0" t="0"/>
+            <wp:docPr descr="" title="" id="67" name="Picture"/>
+            <a:graphic>
+              <a:graphicData uri="http://schemas.openxmlformats.org/drawingml/2006/picture">
+                <pic:pic>
+                  <pic:nvPicPr>
+                    <pic:cNvPr descr="Manuscript_files/figure-docx/unnamed-chunk-6-5.png" id="68" name="Picture"/>
+                    <pic:cNvPicPr>
+                      <a:picLocks noChangeArrowheads="1" noChangeAspect="1"/>
+                    </pic:cNvPicPr>
+                  </pic:nvPicPr>
+                  <pic:blipFill>
+                    <a:blip r:embed="rId66"/>
+                    <a:stretch>
+                      <a:fillRect/>
+                    </a:stretch>
+                  </pic:blipFill>
+                  <pic:spPr bwMode="auto">
+                    <a:xfrm>
+                      <a:off x="0" y="0"/>
+                      <a:ext cx="4620126" cy="3696101"/>
+                    </a:xfrm>
+                    <a:prstGeom prst="rect">
+                      <a:avLst/>
+                    </a:prstGeom>
+                    <a:noFill/>
+                    <a:ln w="9525">
+                      <a:noFill/>
+                      <a:headEnd/>
+                      <a:tailEnd/>
+                    </a:ln>
+                  </pic:spPr>
+                </pic:pic>
+              </a:graphicData>
+            </a:graphic>
+          </wp:inline>
+        </w:drawing>
+      </w:r>
+    </w:p>
+    <w:p>
+      <w:pPr>
+        <w:pStyle w:val="SourceCode"/>
+      </w:pPr>
+      <w:r>
+        <w:rPr>
+          <w:rStyle w:val="FunctionTok"/>
+        </w:rPr>
+        <w:t xml:space="preserve">ggplot</w:t>
+      </w:r>
+      <w:r>
+        <w:rPr>
+          <w:rStyle w:val="NormalTok"/>
+        </w:rPr>
+        <w:t xml:space="preserve">(isolates_clean1, </w:t>
+      </w:r>
+      <w:r>
+        <w:rPr>
+          <w:rStyle w:val="FunctionTok"/>
+        </w:rPr>
+        <w:t xml:space="preserve">aes</w:t>
+      </w:r>
+      <w:r>
+        <w:rPr>
+          <w:rStyle w:val="NormalTok"/>
+        </w:rPr>
+        <w:t xml:space="preserve">(</w:t>
+      </w:r>
+      <w:r>
+        <w:rPr>
+          <w:rStyle w:val="AttributeTok"/>
+        </w:rPr>
+        <w:t xml:space="preserve">y =</w:t>
+      </w:r>
+      <w:r>
+        <w:rPr>
+          <w:rStyle w:val="NormalTok"/>
+        </w:rPr>
+        <w:t xml:space="preserve"> Assembly.Stats.Total.Sequence.Length, </w:t>
+      </w:r>
+      <w:r>
+        <w:rPr>
+          <w:rStyle w:val="AttributeTok"/>
+        </w:rPr>
+        <w:t xml:space="preserve">x =</w:t>
+      </w:r>
+      <w:r>
+        <w:rPr>
+          <w:rStyle w:val="NormalTok"/>
+        </w:rPr>
+        <w:t xml:space="preserve"> Source.type)) </w:t>
+      </w:r>
+      <w:r>
+        <w:rPr>
+          <w:rStyle w:val="SpecialCharTok"/>
+        </w:rPr>
+        <w:t xml:space="preserve">+</w:t>
+      </w:r>
+      <w:r>
+        <w:rPr>
+          <w:rStyle w:val="NormalTok"/>
+        </w:rPr>
+        <w:t xml:space="preserve"> </w:t>
+      </w:r>
+      <w:r>
+        <w:rPr>
+          <w:rStyle w:val="FunctionTok"/>
+        </w:rPr>
+        <w:t xml:space="preserve">geom_boxplot</w:t>
+      </w:r>
+      <w:r>
+        <w:rPr>
+          <w:rStyle w:val="NormalTok"/>
+        </w:rPr>
+        <w:t xml:space="preserve">()</w:t>
+      </w:r>
+    </w:p>
+    <w:p>
+      <w:pPr>
+        <w:pStyle w:val="SourceCode"/>
+      </w:pPr>
+      <w:r>
+        <w:rPr>
+          <w:rStyle w:val="VerbatimChar"/>
+        </w:rPr>
+        <w:t xml:space="preserve">Warning: Removed 11 rows containing non-finite outside the scale range</w:t>
+      </w:r>
+      <w:r>
+        <w:br/>
+      </w:r>
+      <w:r>
+        <w:rPr>
+          <w:rStyle w:val="VerbatimChar"/>
+        </w:rPr>
+        <w:t xml:space="preserve">(`stat_boxplot()`).</w:t>
+      </w:r>
+    </w:p>
+    <w:p>
+      <w:pPr>
+        <w:pStyle w:val="FirstParagraph"/>
+      </w:pPr>
+      <w:r>
+        <w:drawing>
+          <wp:inline>
+            <wp:extent cx="4620126" cy="3696101"/>
+            <wp:effectExtent b="0" l="0" r="0" t="0"/>
+            <wp:docPr descr="" title="" id="70" name="Picture"/>
+            <a:graphic>
+              <a:graphicData uri="http://schemas.openxmlformats.org/drawingml/2006/picture">
+                <pic:pic>
+                  <pic:nvPicPr>
+                    <pic:cNvPr descr="Manuscript_files/figure-docx/unnamed-chunk-6-6.png" id="71" name="Picture"/>
+                    <pic:cNvPicPr>
+                      <a:picLocks noChangeArrowheads="1" noChangeAspect="1"/>
+                    </pic:cNvPicPr>
+                  </pic:nvPicPr>
+                  <pic:blipFill>
+                    <a:blip r:embed="rId69"/>
+                    <a:stretch>
+                      <a:fillRect/>
+                    </a:stretch>
+                  </pic:blipFill>
+                  <pic:spPr bwMode="auto">
+                    <a:xfrm>
+                      <a:off x="0" y="0"/>
+                      <a:ext cx="4620126" cy="3696101"/>
+                    </a:xfrm>
+                    <a:prstGeom prst="rect">
+                      <a:avLst/>
+                    </a:prstGeom>
+                    <a:noFill/>
+                    <a:ln w="9525">
+                      <a:noFill/>
+                      <a:headEnd/>
+                      <a:tailEnd/>
+                    </a:ln>
+                  </pic:spPr>
+                </pic:pic>
+              </a:graphicData>
+            </a:graphic>
+          </wp:inline>
+        </w:drawing>
+      </w:r>
+    </w:p>
+    <w:p>
+      <w:pPr>
+        <w:pStyle w:val="SourceCode"/>
+      </w:pPr>
+      <w:r>
+        <w:rPr>
+          <w:rStyle w:val="NormalTok"/>
+        </w:rPr>
+        <w:t xml:space="preserve">isolates_clean1</w:t>
+      </w:r>
+      <w:r>
+        <w:rPr>
+          <w:rStyle w:val="SpecialCharTok"/>
+        </w:rPr>
+        <w:t xml:space="preserve">$</w:t>
+      </w:r>
+      <w:r>
+        <w:rPr>
+          <w:rStyle w:val="NormalTok"/>
+        </w:rPr>
+        <w:t xml:space="preserve">ratio1 </w:t>
+      </w:r>
+      <w:r>
+        <w:rPr>
+          <w:rStyle w:val="OtherTok"/>
+        </w:rPr>
+        <w:t xml:space="preserve">&lt;-</w:t>
+      </w:r>
+      <w:r>
+        <w:rPr>
+          <w:rStyle w:val="NormalTok"/>
+        </w:rPr>
+        <w:t xml:space="preserve"> (</w:t>
+      </w:r>
+      <w:r>
+        <w:rPr>
+          <w:rStyle w:val="DecValTok"/>
+        </w:rPr>
+        <w:t xml:space="preserve">100</w:t>
+      </w:r>
+      <w:r>
+        <w:rPr>
+          <w:rStyle w:val="SpecialCharTok"/>
+        </w:rPr>
+        <w:t xml:space="preserve">*</w:t>
+      </w:r>
+      <w:r>
+        <w:rPr>
+          <w:rStyle w:val="NormalTok"/>
+        </w:rPr>
+        <w:t xml:space="preserve">(isolates_clean1</w:t>
+      </w:r>
+      <w:r>
+        <w:rPr>
+          <w:rStyle w:val="SpecialCharTok"/>
+        </w:rPr>
+        <w:t xml:space="preserve">$</w:t>
+      </w:r>
+      <w:r>
+        <w:rPr>
+          <w:rStyle w:val="NormalTok"/>
+        </w:rPr>
+        <w:t xml:space="preserve">Annotation.Count.Gene.Pseudogene</w:t>
+      </w:r>
+      <w:r>
+        <w:rPr>
+          <w:rStyle w:val="SpecialCharTok"/>
+        </w:rPr>
+        <w:t xml:space="preserve">/</w:t>
+      </w:r>
+      <w:r>
+        <w:rPr>
+          <w:rStyle w:val="NormalTok"/>
+        </w:rPr>
+        <w:t xml:space="preserve">isolates_clean1</w:t>
+      </w:r>
+      <w:r>
+        <w:rPr>
+          <w:rStyle w:val="SpecialCharTok"/>
+        </w:rPr>
+        <w:t xml:space="preserve">$</w:t>
+      </w:r>
+      <w:r>
+        <w:rPr>
+          <w:rStyle w:val="NormalTok"/>
+        </w:rPr>
+        <w:t xml:space="preserve">Annotation.Count.Gene.Total))</w:t>
+      </w:r>
+      <w:r>
+        <w:br/>
+      </w:r>
+      <w:r>
+        <w:br/>
+      </w:r>
+      <w:r>
+        <w:rPr>
+          <w:rStyle w:val="NormalTok"/>
+        </w:rPr>
+        <w:t xml:space="preserve">isolates_clean1</w:t>
+      </w:r>
+      <w:r>
+        <w:rPr>
+          <w:rStyle w:val="SpecialCharTok"/>
+        </w:rPr>
+        <w:t xml:space="preserve">$</w:t>
+      </w:r>
+      <w:r>
+        <w:rPr>
+          <w:rStyle w:val="NormalTok"/>
+        </w:rPr>
+        <w:t xml:space="preserve">ratio2 </w:t>
+      </w:r>
+      <w:r>
+        <w:rPr>
+          <w:rStyle w:val="OtherTok"/>
+        </w:rPr>
+        <w:t xml:space="preserve">&lt;-</w:t>
+      </w:r>
+      <w:r>
+        <w:rPr>
+          <w:rStyle w:val="NormalTok"/>
+        </w:rPr>
+        <w:t xml:space="preserve"> (</w:t>
+      </w:r>
+      <w:r>
+        <w:rPr>
+          <w:rStyle w:val="DecValTok"/>
+        </w:rPr>
+        <w:t xml:space="preserve">100</w:t>
+      </w:r>
+      <w:r>
+        <w:rPr>
+          <w:rStyle w:val="SpecialCharTok"/>
+        </w:rPr>
+        <w:t xml:space="preserve">*</w:t>
+      </w:r>
+      <w:r>
+        <w:rPr>
+          <w:rStyle w:val="NormalTok"/>
+        </w:rPr>
+        <w:t xml:space="preserve">(isolates_clean1</w:t>
+      </w:r>
+      <w:r>
+        <w:rPr>
+          <w:rStyle w:val="SpecialCharTok"/>
+        </w:rPr>
+        <w:t xml:space="preserve">$</w:t>
+      </w:r>
+      <w:r>
+        <w:rPr>
+          <w:rStyle w:val="NormalTok"/>
+        </w:rPr>
+        <w:t xml:space="preserve">Annotation.Count.Gene.Protein.coding</w:t>
+      </w:r>
+      <w:r>
+        <w:rPr>
+          <w:rStyle w:val="SpecialCharTok"/>
+        </w:rPr>
+        <w:t xml:space="preserve">/</w:t>
+      </w:r>
+      <w:r>
+        <w:rPr>
+          <w:rStyle w:val="NormalTok"/>
+        </w:rPr>
+        <w:t xml:space="preserve">isolates_clean1</w:t>
+      </w:r>
+      <w:r>
+        <w:rPr>
+          <w:rStyle w:val="SpecialCharTok"/>
+        </w:rPr>
+        <w:t xml:space="preserve">$</w:t>
+      </w:r>
+      <w:r>
+        <w:rPr>
+          <w:rStyle w:val="NormalTok"/>
+        </w:rPr>
+        <w:t xml:space="preserve">Annotation.Count.Gene.Total))</w:t>
+      </w:r>
+      <w:r>
+        <w:br/>
+      </w:r>
+      <w:r>
+        <w:br/>
+      </w:r>
+      <w:r>
+        <w:rPr>
+          <w:rStyle w:val="FunctionTok"/>
+        </w:rPr>
+        <w:t xml:space="preserve">ggplot</w:t>
+      </w:r>
+      <w:r>
+        <w:rPr>
+          <w:rStyle w:val="NormalTok"/>
+        </w:rPr>
+        <w:t xml:space="preserve">(isolates_clean1, </w:t>
+      </w:r>
+      <w:r>
+        <w:rPr>
+          <w:rStyle w:val="FunctionTok"/>
+        </w:rPr>
+        <w:t xml:space="preserve">aes</w:t>
+      </w:r>
+      <w:r>
+        <w:rPr>
+          <w:rStyle w:val="NormalTok"/>
+        </w:rPr>
+        <w:t xml:space="preserve">(</w:t>
+      </w:r>
+      <w:r>
+        <w:rPr>
+          <w:rStyle w:val="AttributeTok"/>
+        </w:rPr>
+        <w:t xml:space="preserve">x =</w:t>
+      </w:r>
+      <w:r>
+        <w:rPr>
+          <w:rStyle w:val="NormalTok"/>
+        </w:rPr>
+        <w:t xml:space="preserve"> Source.type, </w:t>
+      </w:r>
+      <w:r>
+        <w:rPr>
+          <w:rStyle w:val="AttributeTok"/>
+        </w:rPr>
+        <w:t xml:space="preserve">y =</w:t>
+      </w:r>
+      <w:r>
+        <w:rPr>
+          <w:rStyle w:val="NormalTok"/>
+        </w:rPr>
+        <w:t xml:space="preserve"> ratio1)) </w:t>
+      </w:r>
+      <w:r>
+        <w:rPr>
+          <w:rStyle w:val="SpecialCharTok"/>
+        </w:rPr>
+        <w:t xml:space="preserve">+</w:t>
+      </w:r>
+      <w:r>
+        <w:rPr>
+          <w:rStyle w:val="NormalTok"/>
+        </w:rPr>
+        <w:t xml:space="preserve"> </w:t>
+      </w:r>
+      <w:r>
+        <w:rPr>
+          <w:rStyle w:val="FunctionTok"/>
+        </w:rPr>
+        <w:t xml:space="preserve">geom_boxplot</w:t>
+      </w:r>
+      <w:r>
+        <w:rPr>
+          <w:rStyle w:val="NormalTok"/>
+        </w:rPr>
+        <w:t xml:space="preserve">()</w:t>
+      </w:r>
+    </w:p>
+    <w:p>
+      <w:pPr>
+        <w:pStyle w:val="SourceCode"/>
+      </w:pPr>
+      <w:r>
+        <w:rPr>
+          <w:rStyle w:val="VerbatimChar"/>
+        </w:rPr>
+        <w:t xml:space="preserve">Warning: Removed 11 rows containing non-finite outside the scale range</w:t>
+      </w:r>
+      <w:r>
+        <w:br/>
+      </w:r>
+      <w:r>
+        <w:rPr>
+          <w:rStyle w:val="VerbatimChar"/>
+        </w:rPr>
+        <w:t xml:space="preserve">(`stat_boxplot()`).</w:t>
+      </w:r>
+    </w:p>
+    <w:p>
+      <w:pPr>
+        <w:pStyle w:val="FirstParagraph"/>
+      </w:pPr>
+      <w:r>
+        <w:drawing>
+          <wp:inline>
+            <wp:extent cx="4620126" cy="3696101"/>
+            <wp:effectExtent b="0" l="0" r="0" t="0"/>
+            <wp:docPr descr="" title="" id="73" name="Picture"/>
+            <a:graphic>
+              <a:graphicData uri="http://schemas.openxmlformats.org/drawingml/2006/picture">
+                <pic:pic>
+                  <pic:nvPicPr>
+                    <pic:cNvPr descr="Manuscript_files/figure-docx/unnamed-chunk-7-1.png" id="74" name="Picture"/>
+                    <pic:cNvPicPr>
+                      <a:picLocks noChangeArrowheads="1" noChangeAspect="1"/>
+                    </pic:cNvPicPr>
+                  </pic:nvPicPr>
+                  <pic:blipFill>
+                    <a:blip r:embed="rId72"/>
+                    <a:stretch>
+                      <a:fillRect/>
+                    </a:stretch>
+                  </pic:blipFill>
+                  <pic:spPr bwMode="auto">
+                    <a:xfrm>
+                      <a:off x="0" y="0"/>
+                      <a:ext cx="4620126" cy="3696101"/>
+                    </a:xfrm>
+                    <a:prstGeom prst="rect">
+                      <a:avLst/>
+                    </a:prstGeom>
+                    <a:noFill/>
+                    <a:ln w="9525">
+                      <a:noFill/>
+                      <a:headEnd/>
+                      <a:tailEnd/>
+                    </a:ln>
+                  </pic:spPr>
+                </pic:pic>
+              </a:graphicData>
+            </a:graphic>
+          </wp:inline>
+        </w:drawing>
+      </w:r>
+    </w:p>
+    <w:p>
+      <w:pPr>
+        <w:pStyle w:val="SourceCode"/>
+      </w:pPr>
+      <w:r>
+        <w:rPr>
+          <w:rStyle w:val="FunctionTok"/>
+        </w:rPr>
+        <w:t xml:space="preserve">ggplot</w:t>
+      </w:r>
+      <w:r>
+        <w:rPr>
+          <w:rStyle w:val="NormalTok"/>
+        </w:rPr>
+        <w:t xml:space="preserve">(isolates_clean1, </w:t>
+      </w:r>
+      <w:r>
+        <w:rPr>
+          <w:rStyle w:val="FunctionTok"/>
+        </w:rPr>
+        <w:t xml:space="preserve">aes</w:t>
+      </w:r>
+      <w:r>
+        <w:rPr>
+          <w:rStyle w:val="NormalTok"/>
+        </w:rPr>
+        <w:t xml:space="preserve">(</w:t>
+      </w:r>
+      <w:r>
+        <w:rPr>
+          <w:rStyle w:val="AttributeTok"/>
+        </w:rPr>
+        <w:t xml:space="preserve">x =</w:t>
+      </w:r>
+      <w:r>
+        <w:rPr>
+          <w:rStyle w:val="NormalTok"/>
+        </w:rPr>
+        <w:t xml:space="preserve"> Source.type, </w:t>
+      </w:r>
+      <w:r>
+        <w:rPr>
+          <w:rStyle w:val="AttributeTok"/>
+        </w:rPr>
+        <w:t xml:space="preserve">y =</w:t>
+      </w:r>
+      <w:r>
+        <w:rPr>
+          <w:rStyle w:val="NormalTok"/>
+        </w:rPr>
+        <w:t xml:space="preserve"> ratio2)) </w:t>
+      </w:r>
+      <w:r>
+        <w:rPr>
+          <w:rStyle w:val="SpecialCharTok"/>
+        </w:rPr>
+        <w:t xml:space="preserve">+</w:t>
+      </w:r>
+      <w:r>
+        <w:rPr>
+          <w:rStyle w:val="NormalTok"/>
+        </w:rPr>
+        <w:t xml:space="preserve"> </w:t>
+      </w:r>
+      <w:r>
+        <w:rPr>
+          <w:rStyle w:val="FunctionTok"/>
+        </w:rPr>
+        <w:t xml:space="preserve">geom_boxplot</w:t>
+      </w:r>
+      <w:r>
+        <w:rPr>
+          <w:rStyle w:val="NormalTok"/>
+        </w:rPr>
+        <w:t xml:space="preserve">()</w:t>
+      </w:r>
+    </w:p>
+    <w:p>
+      <w:pPr>
+        <w:pStyle w:val="SourceCode"/>
+      </w:pPr>
+      <w:r>
+        <w:rPr>
+          <w:rStyle w:val="VerbatimChar"/>
+        </w:rPr>
+        <w:t xml:space="preserve">Warning: Removed 11 rows containing non-finite outside the scale range</w:t>
+      </w:r>
+      <w:r>
+        <w:br/>
+      </w:r>
+      <w:r>
+        <w:rPr>
+          <w:rStyle w:val="VerbatimChar"/>
+        </w:rPr>
+        <w:t xml:space="preserve">(`stat_boxplot()`).</w:t>
+      </w:r>
+    </w:p>
+    <w:p>
+      <w:pPr>
+        <w:pStyle w:val="FirstParagraph"/>
+      </w:pPr>
+      <w:r>
+        <w:drawing>
+          <wp:inline>
+            <wp:extent cx="4620126" cy="3696101"/>
+            <wp:effectExtent b="0" l="0" r="0" t="0"/>
+            <wp:docPr descr="" title="" id="76" name="Picture"/>
+            <a:graphic>
+              <a:graphicData uri="http://schemas.openxmlformats.org/drawingml/2006/picture">
+                <pic:pic>
+                  <pic:nvPicPr>
+                    <pic:cNvPr descr="Manuscript_files/figure-docx/unnamed-chunk-7-2.png" id="77" name="Picture"/>
+                    <pic:cNvPicPr>
+                      <a:picLocks noChangeArrowheads="1" noChangeAspect="1"/>
+                    </pic:cNvPicPr>
+                  </pic:nvPicPr>
+                  <pic:blipFill>
+                    <a:blip r:embed="rId75"/>
+                    <a:stretch>
+                      <a:fillRect/>
+                    </a:stretch>
+                  </pic:blipFill>
+                  <pic:spPr bwMode="auto">
+                    <a:xfrm>
+                      <a:off x="0" y="0"/>
+                      <a:ext cx="4620126" cy="3696101"/>
+                    </a:xfrm>
+                    <a:prstGeom prst="rect">
+                      <a:avLst/>
+                    </a:prstGeom>
+                    <a:noFill/>
+                    <a:ln w="9525">
+                      <a:noFill/>
+                      <a:headEnd/>
+                      <a:tailEnd/>
+                    </a:ln>
+                  </pic:spPr>
+                </pic:pic>
+              </a:graphicData>
+            </a:graphic>
+          </wp:inline>
+        </w:drawing>
+      </w:r>
+    </w:p>
+    <w:p>
+      <w:pPr>
+        <w:pStyle w:val="SourceCode"/>
+      </w:pPr>
+      <w:r>
+        <w:rPr>
+          <w:rStyle w:val="FunctionTok"/>
+        </w:rPr>
+        <w:t xml:space="preserve">ggplot</w:t>
+      </w:r>
+      <w:r>
+        <w:rPr>
+          <w:rStyle w:val="NormalTok"/>
+        </w:rPr>
+        <w:t xml:space="preserve">(isolates_clean1, </w:t>
+      </w:r>
+      <w:r>
+        <w:rPr>
+          <w:rStyle w:val="FunctionTok"/>
+        </w:rPr>
+        <w:t xml:space="preserve">aes</w:t>
+      </w:r>
+      <w:r>
+        <w:rPr>
+          <w:rStyle w:val="NormalTok"/>
+        </w:rPr>
+        <w:t xml:space="preserve">(</w:t>
+      </w:r>
+      <w:r>
+        <w:rPr>
+          <w:rStyle w:val="AttributeTok"/>
+        </w:rPr>
+        <w:t xml:space="preserve">x =</w:t>
+      </w:r>
+      <w:r>
+        <w:rPr>
+          <w:rStyle w:val="NormalTok"/>
+        </w:rPr>
+        <w:t xml:space="preserve"> Assembly.Stats.Total.Sequence.Length, </w:t>
+      </w:r>
+      <w:r>
+        <w:rPr>
+          <w:rStyle w:val="AttributeTok"/>
+        </w:rPr>
+        <w:t xml:space="preserve">y =</w:t>
+      </w:r>
+      <w:r>
+        <w:rPr>
+          <w:rStyle w:val="NormalTok"/>
+        </w:rPr>
+        <w:t xml:space="preserve"> Annotation.Count.Gene.Pseudogene, </w:t>
+      </w:r>
+      <w:r>
+        <w:rPr>
+          <w:rStyle w:val="AttributeTok"/>
+        </w:rPr>
+        <w:t xml:space="preserve">color =</w:t>
+      </w:r>
+      <w:r>
+        <w:rPr>
+          <w:rStyle w:val="NormalTok"/>
+        </w:rPr>
+        <w:t xml:space="preserve"> Source.type)) </w:t>
+      </w:r>
+      <w:r>
+        <w:rPr>
+          <w:rStyle w:val="SpecialCharTok"/>
+        </w:rPr>
+        <w:t xml:space="preserve">+</w:t>
+      </w:r>
+      <w:r>
+        <w:rPr>
+          <w:rStyle w:val="NormalTok"/>
+        </w:rPr>
+        <w:t xml:space="preserve"> </w:t>
+      </w:r>
+      <w:r>
+        <w:rPr>
+          <w:rStyle w:val="FunctionTok"/>
+        </w:rPr>
+        <w:t xml:space="preserve">geom_point</w:t>
+      </w:r>
+      <w:r>
+        <w:rPr>
+          <w:rStyle w:val="NormalTok"/>
+        </w:rPr>
+        <w:t xml:space="preserve">() </w:t>
+      </w:r>
+      <w:r>
+        <w:rPr>
+          <w:rStyle w:val="SpecialCharTok"/>
+        </w:rPr>
+        <w:t xml:space="preserve">+</w:t>
+      </w:r>
+      <w:r>
+        <w:rPr>
+          <w:rStyle w:val="NormalTok"/>
+        </w:rPr>
+        <w:t xml:space="preserve"> </w:t>
+      </w:r>
+      <w:r>
+        <w:rPr>
+          <w:rStyle w:val="FunctionTok"/>
+        </w:rPr>
+        <w:t xml:space="preserve">theme_bw</w:t>
+      </w:r>
+      <w:r>
+        <w:rPr>
+          <w:rStyle w:val="NormalTok"/>
+        </w:rPr>
+        <w:t xml:space="preserve">()</w:t>
+      </w:r>
+    </w:p>
+    <w:p>
+      <w:pPr>
+        <w:pStyle w:val="SourceCode"/>
+      </w:pPr>
+      <w:r>
+        <w:rPr>
+          <w:rStyle w:val="VerbatimChar"/>
+        </w:rPr>
+        <w:t xml:space="preserve">Warning: Removed 11 rows containing missing values or values outside the scale range</w:t>
+      </w:r>
+      <w:r>
+        <w:br/>
+      </w:r>
+      <w:r>
+        <w:rPr>
+          <w:rStyle w:val="VerbatimChar"/>
+        </w:rPr>
+        <w:t xml:space="preserve">(`geom_point()`).</w:t>
+      </w:r>
+    </w:p>
+    <w:p>
+      <w:pPr>
+        <w:pStyle w:val="FirstParagraph"/>
+      </w:pPr>
+      <w:r>
+        <w:drawing>
+          <wp:inline>
+            <wp:extent cx="4620126" cy="3696101"/>
+            <wp:effectExtent b="0" l="0" r="0" t="0"/>
+            <wp:docPr descr="" title="" id="79" name="Picture"/>
+            <a:graphic>
+              <a:graphicData uri="http://schemas.openxmlformats.org/drawingml/2006/picture">
+                <pic:pic>
+                  <pic:nvPicPr>
+                    <pic:cNvPr descr="Manuscript_files/figure-docx/unnamed-chunk-7-3.png" id="80" name="Picture"/>
+                    <pic:cNvPicPr>
+                      <a:picLocks noChangeArrowheads="1" noChangeAspect="1"/>
+                    </pic:cNvPicPr>
+                  </pic:nvPicPr>
+                  <pic:blipFill>
+                    <a:blip r:embed="rId78"/>
+                    <a:stretch>
+                      <a:fillRect/>
+                    </a:stretch>
+                  </pic:blipFill>
+                  <pic:spPr bwMode="auto">
+                    <a:xfrm>
+                      <a:off x="0" y="0"/>
+                      <a:ext cx="4620126" cy="3696101"/>
+                    </a:xfrm>
+                    <a:prstGeom prst="rect">
+                      <a:avLst/>
+                    </a:prstGeom>
+                    <a:noFill/>
+                    <a:ln w="9525">
+                      <a:noFill/>
+                      <a:headEnd/>
+                      <a:tailEnd/>
+                    </a:ln>
+                  </pic:spPr>
+                </pic:pic>
+              </a:graphicData>
+            </a:graphic>
+          </wp:inline>
+        </w:drawing>
+      </w:r>
+    </w:p>
+    <w:p>
+      <w:pPr>
+        <w:pStyle w:val="SourceCode"/>
+      </w:pPr>
+      <w:r>
+        <w:rPr>
+          <w:rStyle w:val="FunctionTok"/>
+        </w:rPr>
+        <w:t xml:space="preserve">ggplot</w:t>
+      </w:r>
+      <w:r>
+        <w:rPr>
+          <w:rStyle w:val="NormalTok"/>
+        </w:rPr>
+        <w:t xml:space="preserve">(isolates_clean1, </w:t>
+      </w:r>
+      <w:r>
+        <w:rPr>
+          <w:rStyle w:val="FunctionTok"/>
+        </w:rPr>
+        <w:t xml:space="preserve">aes</w:t>
+      </w:r>
+      <w:r>
+        <w:rPr>
+          <w:rStyle w:val="NormalTok"/>
+        </w:rPr>
+        <w:t xml:space="preserve">(</w:t>
+      </w:r>
+      <w:r>
+        <w:rPr>
+          <w:rStyle w:val="AttributeTok"/>
+        </w:rPr>
+        <w:t xml:space="preserve">x =</w:t>
+      </w:r>
+      <w:r>
+        <w:rPr>
+          <w:rStyle w:val="NormalTok"/>
+        </w:rPr>
+        <w:t xml:space="preserve"> Assembly.Stats.Total.Sequence.Length, </w:t>
+      </w:r>
+      <w:r>
+        <w:rPr>
+          <w:rStyle w:val="AttributeTok"/>
+        </w:rPr>
+        <w:t xml:space="preserve">y =</w:t>
+      </w:r>
+      <w:r>
+        <w:rPr>
+          <w:rStyle w:val="NormalTok"/>
+        </w:rPr>
+        <w:t xml:space="preserve"> Annotation.Count.Gene.Pseudogene)) </w:t>
+      </w:r>
+      <w:r>
+        <w:rPr>
+          <w:rStyle w:val="SpecialCharTok"/>
+        </w:rPr>
+        <w:t xml:space="preserve">+</w:t>
+      </w:r>
+      <w:r>
+        <w:rPr>
+          <w:rStyle w:val="NormalTok"/>
+        </w:rPr>
+        <w:t xml:space="preserve"> </w:t>
+      </w:r>
+      <w:r>
+        <w:rPr>
+          <w:rStyle w:val="FunctionTok"/>
+        </w:rPr>
+        <w:t xml:space="preserve">geom_point</w:t>
+      </w:r>
+      <w:r>
+        <w:rPr>
+          <w:rStyle w:val="NormalTok"/>
+        </w:rPr>
+        <w:t xml:space="preserve">() </w:t>
+      </w:r>
+      <w:r>
+        <w:rPr>
+          <w:rStyle w:val="SpecialCharTok"/>
+        </w:rPr>
+        <w:t xml:space="preserve">+</w:t>
+      </w:r>
+      <w:r>
+        <w:rPr>
+          <w:rStyle w:val="NormalTok"/>
+        </w:rPr>
+        <w:t xml:space="preserve"> </w:t>
+      </w:r>
+      <w:r>
+        <w:rPr>
+          <w:rStyle w:val="FunctionTok"/>
+        </w:rPr>
+        <w:t xml:space="preserve">facet_wrap</w:t>
+      </w:r>
+      <w:r>
+        <w:rPr>
+          <w:rStyle w:val="NormalTok"/>
+        </w:rPr>
+        <w:t xml:space="preserve">(</w:t>
+      </w:r>
+      <w:r>
+        <w:rPr>
+          <w:rStyle w:val="SpecialCharTok"/>
+        </w:rPr>
+        <w:t xml:space="preserve">~</w:t>
+      </w:r>
+      <w:r>
+        <w:rPr>
+          <w:rStyle w:val="NormalTok"/>
+        </w:rPr>
+        <w:t xml:space="preserve"> Source.type) </w:t>
+      </w:r>
+      <w:r>
+        <w:rPr>
+          <w:rStyle w:val="SpecialCharTok"/>
+        </w:rPr>
+        <w:t xml:space="preserve">+</w:t>
+      </w:r>
+      <w:r>
+        <w:rPr>
+          <w:rStyle w:val="NormalTok"/>
+        </w:rPr>
+        <w:t xml:space="preserve"> </w:t>
+      </w:r>
+      <w:r>
+        <w:rPr>
+          <w:rStyle w:val="FunctionTok"/>
+        </w:rPr>
+        <w:t xml:space="preserve">theme_bw</w:t>
+      </w:r>
+      <w:r>
+        <w:rPr>
+          <w:rStyle w:val="NormalTok"/>
+        </w:rPr>
+        <w:t xml:space="preserve">()</w:t>
+      </w:r>
+    </w:p>
+    <w:p>
+      <w:pPr>
+        <w:pStyle w:val="SourceCode"/>
+      </w:pPr>
+      <w:r>
+        <w:rPr>
+          <w:rStyle w:val="VerbatimChar"/>
+        </w:rPr>
+        <w:t xml:space="preserve">Warning: Removed 11 rows containing missing values or values outside the scale range</w:t>
+      </w:r>
+      <w:r>
+        <w:br/>
+      </w:r>
+      <w:r>
+        <w:rPr>
+          <w:rStyle w:val="VerbatimChar"/>
+        </w:rPr>
+        <w:t xml:space="preserve">(`geom_point()`).</w:t>
+      </w:r>
+    </w:p>
+    <w:p>
+      <w:pPr>
+        <w:pStyle w:val="FirstParagraph"/>
+      </w:pPr>
+      <w:r>
+        <w:drawing>
+          <wp:inline>
+            <wp:extent cx="4620126" cy="3696101"/>
+            <wp:effectExtent b="0" l="0" r="0" t="0"/>
+            <wp:docPr descr="" title="" id="82" name="Picture"/>
+            <a:graphic>
+              <a:graphicData uri="http://schemas.openxmlformats.org/drawingml/2006/picture">
+                <pic:pic>
+                  <pic:nvPicPr>
+                    <pic:cNvPr descr="Manuscript_files/figure-docx/unnamed-chunk-7-4.png" id="83" name="Picture"/>
+                    <pic:cNvPicPr>
+                      <a:picLocks noChangeArrowheads="1" noChangeAspect="1"/>
+                    </pic:cNvPicPr>
+                  </pic:nvPicPr>
+                  <pic:blipFill>
+                    <a:blip r:embed="rId81"/>
+                    <a:stretch>
+                      <a:fillRect/>
+                    </a:stretch>
+                  </pic:blipFill>
+                  <pic:spPr bwMode="auto">
+                    <a:xfrm>
+                      <a:off x="0" y="0"/>
+                      <a:ext cx="4620126" cy="3696101"/>
+                    </a:xfrm>
+                    <a:prstGeom prst="rect">
+                      <a:avLst/>
+                    </a:prstGeom>
+                    <a:noFill/>
+                    <a:ln w="9525">
+                      <a:noFill/>
+                      <a:headEnd/>
+                      <a:tailEnd/>
+                    </a:ln>
+                  </pic:spPr>
+                </pic:pic>
+              </a:graphicData>
+            </a:graphic>
+          </wp:inline>
+        </w:drawing>
+      </w:r>
+    </w:p>
+    <w:p>
+      <w:pPr>
+        <w:pStyle w:val="SourceCode"/>
+      </w:pPr>
+      <w:r>
+        <w:rPr>
+          <w:rStyle w:val="FunctionTok"/>
+        </w:rPr>
+        <w:t xml:space="preserve">ggplot</w:t>
+      </w:r>
+      <w:r>
+        <w:rPr>
+          <w:rStyle w:val="NormalTok"/>
+        </w:rPr>
+        <w:t xml:space="preserve">(isolates_clean1, </w:t>
+      </w:r>
+      <w:r>
+        <w:rPr>
+          <w:rStyle w:val="FunctionTok"/>
+        </w:rPr>
+        <w:t xml:space="preserve">aes</w:t>
+      </w:r>
+      <w:r>
+        <w:rPr>
+          <w:rStyle w:val="NormalTok"/>
+        </w:rPr>
+        <w:t xml:space="preserve">(</w:t>
+      </w:r>
+      <w:r>
+        <w:rPr>
+          <w:rStyle w:val="AttributeTok"/>
+        </w:rPr>
+        <w:t xml:space="preserve">x =</w:t>
+      </w:r>
+      <w:r>
+        <w:rPr>
+          <w:rStyle w:val="NormalTok"/>
+        </w:rPr>
+        <w:t xml:space="preserve"> Assembly.Stats.Total.Sequence.Length, </w:t>
+      </w:r>
+      <w:r>
+        <w:rPr>
+          <w:rStyle w:val="AttributeTok"/>
+        </w:rPr>
+        <w:t xml:space="preserve">y =</w:t>
+      </w:r>
+      <w:r>
+        <w:rPr>
+          <w:rStyle w:val="NormalTok"/>
+        </w:rPr>
+        <w:t xml:space="preserve"> Annotation.Count.Gene.Protein.coding, </w:t>
+      </w:r>
+      <w:r>
+        <w:rPr>
+          <w:rStyle w:val="AttributeTok"/>
+        </w:rPr>
+        <w:t xml:space="preserve">color =</w:t>
+      </w:r>
+      <w:r>
+        <w:rPr>
+          <w:rStyle w:val="NormalTok"/>
+        </w:rPr>
+        <w:t xml:space="preserve"> Source.type)) </w:t>
+      </w:r>
+      <w:r>
+        <w:rPr>
+          <w:rStyle w:val="SpecialCharTok"/>
+        </w:rPr>
+        <w:t xml:space="preserve">+</w:t>
+      </w:r>
+      <w:r>
+        <w:rPr>
+          <w:rStyle w:val="NormalTok"/>
+        </w:rPr>
+        <w:t xml:space="preserve"> </w:t>
+      </w:r>
+      <w:r>
+        <w:rPr>
+          <w:rStyle w:val="FunctionTok"/>
+        </w:rPr>
+        <w:t xml:space="preserve">geom_point</w:t>
+      </w:r>
+      <w:r>
+        <w:rPr>
+          <w:rStyle w:val="NormalTok"/>
+        </w:rPr>
+        <w:t xml:space="preserve">() </w:t>
+      </w:r>
+      <w:r>
+        <w:rPr>
+          <w:rStyle w:val="SpecialCharTok"/>
+        </w:rPr>
+        <w:t xml:space="preserve">+</w:t>
+      </w:r>
+      <w:r>
+        <w:rPr>
+          <w:rStyle w:val="NormalTok"/>
+        </w:rPr>
+        <w:t xml:space="preserve"> </w:t>
+      </w:r>
+      <w:r>
+        <w:rPr>
+          <w:rStyle w:val="FunctionTok"/>
+        </w:rPr>
+        <w:t xml:space="preserve">theme_bw</w:t>
+      </w:r>
+      <w:r>
+        <w:rPr>
+          <w:rStyle w:val="NormalTok"/>
+        </w:rPr>
+        <w:t xml:space="preserve">()</w:t>
+      </w:r>
+    </w:p>
+    <w:p>
+      <w:pPr>
+        <w:pStyle w:val="SourceCode"/>
+      </w:pPr>
+      <w:r>
+        <w:rPr>
+          <w:rStyle w:val="VerbatimChar"/>
+        </w:rPr>
+        <w:t xml:space="preserve">Warning: Removed 11 rows containing missing values or values outside the scale range</w:t>
+      </w:r>
+      <w:r>
+        <w:br/>
+      </w:r>
+      <w:r>
+        <w:rPr>
+          <w:rStyle w:val="VerbatimChar"/>
+        </w:rPr>
+        <w:t xml:space="preserve">(`geom_point()`).</w:t>
+      </w:r>
+    </w:p>
+    <w:p>
+      <w:pPr>
+        <w:pStyle w:val="FirstParagraph"/>
+      </w:pPr>
+      <w:r>
+        <w:drawing>
+          <wp:inline>
+            <wp:extent cx="4620126" cy="3696101"/>
+            <wp:effectExtent b="0" l="0" r="0" t="0"/>
+            <wp:docPr descr="" title="" id="85" name="Picture"/>
+            <a:graphic>
+              <a:graphicData uri="http://schemas.openxmlformats.org/drawingml/2006/picture">
+                <pic:pic>
+                  <pic:nvPicPr>
+                    <pic:cNvPr descr="Manuscript_files/figure-docx/unnamed-chunk-7-5.png" id="86" name="Picture"/>
+                    <pic:cNvPicPr>
+                      <a:picLocks noChangeArrowheads="1" noChangeAspect="1"/>
+                    </pic:cNvPicPr>
+                  </pic:nvPicPr>
+                  <pic:blipFill>
+                    <a:blip r:embed="rId84"/>
+                    <a:stretch>
+                      <a:fillRect/>
+                    </a:stretch>
+                  </pic:blipFill>
+                  <pic:spPr bwMode="auto">
+                    <a:xfrm>
+                      <a:off x="0" y="0"/>
+                      <a:ext cx="4620126" cy="3696101"/>
+                    </a:xfrm>
+                    <a:prstGeom prst="rect">
+                      <a:avLst/>
+                    </a:prstGeom>
+                    <a:noFill/>
+                    <a:ln w="9525">
+                      <a:noFill/>
+                      <a:headEnd/>
+                      <a:tailEnd/>
+                    </a:ln>
+                  </pic:spPr>
+                </pic:pic>
+              </a:graphicData>
+            </a:graphic>
+          </wp:inline>
+        </w:drawing>
+      </w:r>
+    </w:p>
+    <w:p>
+      <w:pPr>
+        <w:pStyle w:val="SourceCode"/>
+      </w:pPr>
+      <w:r>
+        <w:rPr>
+          <w:rStyle w:val="FunctionTok"/>
+        </w:rPr>
+        <w:t xml:space="preserve">ggplot</w:t>
+      </w:r>
+      <w:r>
+        <w:rPr>
+          <w:rStyle w:val="NormalTok"/>
+        </w:rPr>
+        <w:t xml:space="preserve">(isolates_clean1, </w:t>
+      </w:r>
+      <w:r>
+        <w:rPr>
+          <w:rStyle w:val="FunctionTok"/>
+        </w:rPr>
+        <w:t xml:space="preserve">aes</w:t>
+      </w:r>
+      <w:r>
+        <w:rPr>
+          <w:rStyle w:val="NormalTok"/>
+        </w:rPr>
+        <w:t xml:space="preserve">(</w:t>
+      </w:r>
+      <w:r>
+        <w:rPr>
+          <w:rStyle w:val="AttributeTok"/>
+        </w:rPr>
+        <w:t xml:space="preserve">x =</w:t>
+      </w:r>
+      <w:r>
+        <w:rPr>
+          <w:rStyle w:val="NormalTok"/>
+        </w:rPr>
+        <w:t xml:space="preserve"> Assembly.Stats.Total.Sequence.Length, </w:t>
+      </w:r>
+      <w:r>
+        <w:rPr>
+          <w:rStyle w:val="AttributeTok"/>
+        </w:rPr>
+        <w:t xml:space="preserve">y =</w:t>
+      </w:r>
+      <w:r>
+        <w:rPr>
+          <w:rStyle w:val="NormalTok"/>
+        </w:rPr>
+        <w:t xml:space="preserve"> Annotation.Count.Gene.Protein.coding)) </w:t>
+      </w:r>
+      <w:r>
+        <w:rPr>
+          <w:rStyle w:val="SpecialCharTok"/>
+        </w:rPr>
+        <w:t xml:space="preserve">+</w:t>
+      </w:r>
+      <w:r>
+        <w:rPr>
+          <w:rStyle w:val="NormalTok"/>
+        </w:rPr>
+        <w:t xml:space="preserve"> </w:t>
+      </w:r>
+      <w:r>
+        <w:rPr>
+          <w:rStyle w:val="FunctionTok"/>
+        </w:rPr>
+        <w:t xml:space="preserve">geom_point</w:t>
+      </w:r>
+      <w:r>
+        <w:rPr>
+          <w:rStyle w:val="NormalTok"/>
+        </w:rPr>
+        <w:t xml:space="preserve">() </w:t>
+      </w:r>
+      <w:r>
+        <w:rPr>
+          <w:rStyle w:val="SpecialCharTok"/>
+        </w:rPr>
+        <w:t xml:space="preserve">+</w:t>
+      </w:r>
+      <w:r>
+        <w:rPr>
+          <w:rStyle w:val="NormalTok"/>
+        </w:rPr>
+        <w:t xml:space="preserve"> </w:t>
+      </w:r>
+      <w:r>
+        <w:rPr>
+          <w:rStyle w:val="FunctionTok"/>
+        </w:rPr>
+        <w:t xml:space="preserve">facet_wrap</w:t>
+      </w:r>
+      <w:r>
+        <w:rPr>
+          <w:rStyle w:val="NormalTok"/>
+        </w:rPr>
+        <w:t xml:space="preserve">(</w:t>
+      </w:r>
+      <w:r>
+        <w:rPr>
+          <w:rStyle w:val="SpecialCharTok"/>
+        </w:rPr>
+        <w:t xml:space="preserve">~</w:t>
+      </w:r>
+      <w:r>
+        <w:rPr>
+          <w:rStyle w:val="NormalTok"/>
+        </w:rPr>
+        <w:t xml:space="preserve"> Source.type) </w:t>
+      </w:r>
+      <w:r>
+        <w:rPr>
+          <w:rStyle w:val="SpecialCharTok"/>
+        </w:rPr>
+        <w:t xml:space="preserve">+</w:t>
+      </w:r>
+      <w:r>
+        <w:rPr>
+          <w:rStyle w:val="NormalTok"/>
+        </w:rPr>
+        <w:t xml:space="preserve"> </w:t>
+      </w:r>
+      <w:r>
+        <w:rPr>
+          <w:rStyle w:val="FunctionTok"/>
+        </w:rPr>
+        <w:t xml:space="preserve">theme_bw</w:t>
+      </w:r>
+      <w:r>
+        <w:rPr>
+          <w:rStyle w:val="NormalTok"/>
+        </w:rPr>
+        <w:t xml:space="preserve">()</w:t>
+      </w:r>
+    </w:p>
+    <w:p>
+      <w:pPr>
+        <w:pStyle w:val="SourceCode"/>
+      </w:pPr>
+      <w:r>
+        <w:rPr>
+          <w:rStyle w:val="VerbatimChar"/>
+        </w:rPr>
+        <w:t xml:space="preserve">Warning: Removed 11 rows containing missing values or values outside the scale range</w:t>
+      </w:r>
+      <w:r>
+        <w:br/>
+      </w:r>
+      <w:r>
+        <w:rPr>
+          <w:rStyle w:val="VerbatimChar"/>
+        </w:rPr>
+        <w:t xml:space="preserve">(`geom_point()`).</w:t>
+      </w:r>
+    </w:p>
+    <w:p>
+      <w:pPr>
+        <w:pStyle w:val="FirstParagraph"/>
+      </w:pPr>
+      <w:r>
+        <w:drawing>
+          <wp:inline>
+            <wp:extent cx="4620126" cy="3696101"/>
+            <wp:effectExtent b="0" l="0" r="0" t="0"/>
+            <wp:docPr descr="" title="" id="88" name="Picture"/>
+            <a:graphic>
+              <a:graphicData uri="http://schemas.openxmlformats.org/drawingml/2006/picture">
+                <pic:pic>
+                  <pic:nvPicPr>
+                    <pic:cNvPr descr="Manuscript_files/figure-docx/unnamed-chunk-7-6.png" id="89" name="Picture"/>
+                    <pic:cNvPicPr>
+                      <a:picLocks noChangeArrowheads="1" noChangeAspect="1"/>
+                    </pic:cNvPicPr>
+                  </pic:nvPicPr>
+                  <pic:blipFill>
+                    <a:blip r:embed="rId87"/>
+                    <a:stretch>
+                      <a:fillRect/>
+                    </a:stretch>
+                  </pic:blipFill>
+                  <pic:spPr bwMode="auto">
+                    <a:xfrm>
+                      <a:off x="0" y="0"/>
+                      <a:ext cx="4620126" cy="3696101"/>
+                    </a:xfrm>
+                    <a:prstGeom prst="rect">
+                      <a:avLst/>
+                    </a:prstGeom>
+                    <a:noFill/>
+                    <a:ln w="9525">
+                      <a:noFill/>
+                      <a:headEnd/>
+                      <a:tailEnd/>
+                    </a:ln>
+                  </pic:spPr>
+                </pic:pic>
+              </a:graphicData>
+            </a:graphic>
+          </wp:inline>
+        </w:drawing>
+      </w:r>
+    </w:p>
+    <w:p>
+      <w:pPr>
+        <w:pStyle w:val="SourceCode"/>
+      </w:pPr>
+      <w:r>
+        <w:rPr>
+          <w:rStyle w:val="FunctionTok"/>
+        </w:rPr>
+        <w:t xml:space="preserve">ggplot</w:t>
+      </w:r>
+      <w:r>
+        <w:rPr>
+          <w:rStyle w:val="NormalTok"/>
+        </w:rPr>
+        <w:t xml:space="preserve">(isolates_clean1, </w:t>
+      </w:r>
+      <w:r>
+        <w:rPr>
+          <w:rStyle w:val="FunctionTok"/>
+        </w:rPr>
+        <w:t xml:space="preserve">aes</w:t>
+      </w:r>
+      <w:r>
+        <w:rPr>
+          <w:rStyle w:val="NormalTok"/>
+        </w:rPr>
+        <w:t xml:space="preserve">(</w:t>
+      </w:r>
+      <w:r>
+        <w:rPr>
+          <w:rStyle w:val="AttributeTok"/>
+        </w:rPr>
+        <w:t xml:space="preserve">y =</w:t>
+      </w:r>
+      <w:r>
+        <w:rPr>
+          <w:rStyle w:val="NormalTok"/>
+        </w:rPr>
+        <w:t xml:space="preserve"> Annotation.Count.Gene.Pseudogene, </w:t>
+      </w:r>
+      <w:r>
+        <w:rPr>
+          <w:rStyle w:val="AttributeTok"/>
+        </w:rPr>
+        <w:t xml:space="preserve">x =</w:t>
+      </w:r>
+      <w:r>
+        <w:rPr>
+          <w:rStyle w:val="NormalTok"/>
+        </w:rPr>
+        <w:t xml:space="preserve"> Annotation.Count.Gene.Protein.coding, </w:t>
+      </w:r>
+      <w:r>
+        <w:rPr>
+          <w:rStyle w:val="AttributeTok"/>
+        </w:rPr>
+        <w:t xml:space="preserve">color =</w:t>
+      </w:r>
+      <w:r>
+        <w:rPr>
+          <w:rStyle w:val="NormalTok"/>
+        </w:rPr>
+        <w:t xml:space="preserve"> Source.type)) </w:t>
+      </w:r>
+      <w:r>
+        <w:rPr>
+          <w:rStyle w:val="SpecialCharTok"/>
+        </w:rPr>
+        <w:t xml:space="preserve">+</w:t>
+      </w:r>
+      <w:r>
+        <w:rPr>
+          <w:rStyle w:val="NormalTok"/>
+        </w:rPr>
+        <w:t xml:space="preserve"> </w:t>
+      </w:r>
+      <w:r>
+        <w:rPr>
+          <w:rStyle w:val="FunctionTok"/>
+        </w:rPr>
+        <w:t xml:space="preserve">geom_point</w:t>
+      </w:r>
+      <w:r>
+        <w:rPr>
+          <w:rStyle w:val="NormalTok"/>
+        </w:rPr>
+        <w:t xml:space="preserve">() </w:t>
+      </w:r>
+      <w:r>
+        <w:rPr>
+          <w:rStyle w:val="SpecialCharTok"/>
+        </w:rPr>
+        <w:t xml:space="preserve">+</w:t>
+      </w:r>
+      <w:r>
+        <w:rPr>
+          <w:rStyle w:val="NormalTok"/>
+        </w:rPr>
+        <w:t xml:space="preserve"> </w:t>
+      </w:r>
+      <w:r>
+        <w:rPr>
+          <w:rStyle w:val="FunctionTok"/>
+        </w:rPr>
+        <w:t xml:space="preserve">theme_bw</w:t>
+      </w:r>
+      <w:r>
+        <w:rPr>
+          <w:rStyle w:val="NormalTok"/>
+        </w:rPr>
+        <w:t xml:space="preserve">()</w:t>
+      </w:r>
+    </w:p>
+    <w:p>
+      <w:pPr>
+        <w:pStyle w:val="SourceCode"/>
+      </w:pPr>
+      <w:r>
+        <w:rPr>
+          <w:rStyle w:val="VerbatimChar"/>
+        </w:rPr>
+        <w:t xml:space="preserve">Warning: Removed 11 rows containing missing values or values outside the scale range</w:t>
+      </w:r>
+      <w:r>
+        <w:br/>
+      </w:r>
+      <w:r>
+        <w:rPr>
+          <w:rStyle w:val="VerbatimChar"/>
+        </w:rPr>
+        <w:t xml:space="preserve">(`geom_point()`).</w:t>
+      </w:r>
+    </w:p>
+    <w:p>
+      <w:pPr>
+        <w:pStyle w:val="FirstParagraph"/>
+      </w:pPr>
+      <w:r>
+        <w:drawing>
+          <wp:inline>
+            <wp:extent cx="4620126" cy="3696101"/>
+            <wp:effectExtent b="0" l="0" r="0" t="0"/>
+            <wp:docPr descr="" title="" id="91" name="Picture"/>
+            <a:graphic>
+              <a:graphicData uri="http://schemas.openxmlformats.org/drawingml/2006/picture">
+                <pic:pic>
+                  <pic:nvPicPr>
+                    <pic:cNvPr descr="Manuscript_files/figure-docx/unnamed-chunk-7-7.png" id="92" name="Picture"/>
+                    <pic:cNvPicPr>
+                      <a:picLocks noChangeArrowheads="1" noChangeAspect="1"/>
+                    </pic:cNvPicPr>
+                  </pic:nvPicPr>
+                  <pic:blipFill>
+                    <a:blip r:embed="rId90"/>
+                    <a:stretch>
+                      <a:fillRect/>
+                    </a:stretch>
+                  </pic:blipFill>
+                  <pic:spPr bwMode="auto">
+                    <a:xfrm>
+                      <a:off x="0" y="0"/>
+                      <a:ext cx="4620126" cy="3696101"/>
+                    </a:xfrm>
+                    <a:prstGeom prst="rect">
+                      <a:avLst/>
+                    </a:prstGeom>
+                    <a:noFill/>
+                    <a:ln w="9525">
+                      <a:noFill/>
+                      <a:headEnd/>
+                      <a:tailEnd/>
+                    </a:ln>
+                  </pic:spPr>
+                </pic:pic>
+              </a:graphicData>
+            </a:graphic>
+          </wp:inline>
+        </w:drawing>
+      </w:r>
+    </w:p>
+    <w:p>
+      <w:pPr>
+        <w:pStyle w:val="SourceCode"/>
+      </w:pPr>
+      <w:r>
+        <w:rPr>
+          <w:rStyle w:val="FunctionTok"/>
+        </w:rPr>
+        <w:t xml:space="preserve">ggplot</w:t>
+      </w:r>
+      <w:r>
+        <w:rPr>
+          <w:rStyle w:val="NormalTok"/>
+        </w:rPr>
+        <w:t xml:space="preserve">(isolates_clean1, </w:t>
+      </w:r>
+      <w:r>
+        <w:rPr>
+          <w:rStyle w:val="FunctionTok"/>
+        </w:rPr>
+        <w:t xml:space="preserve">aes</w:t>
+      </w:r>
+      <w:r>
+        <w:rPr>
+          <w:rStyle w:val="NormalTok"/>
+        </w:rPr>
+        <w:t xml:space="preserve">(</w:t>
+      </w:r>
+      <w:r>
+        <w:rPr>
+          <w:rStyle w:val="AttributeTok"/>
+        </w:rPr>
+        <w:t xml:space="preserve">y =</w:t>
+      </w:r>
+      <w:r>
+        <w:rPr>
+          <w:rStyle w:val="NormalTok"/>
+        </w:rPr>
+        <w:t xml:space="preserve"> Annotation.Count.Gene.Pseudogene, </w:t>
+      </w:r>
+      <w:r>
+        <w:rPr>
+          <w:rStyle w:val="AttributeTok"/>
+        </w:rPr>
+        <w:t xml:space="preserve">x =</w:t>
+      </w:r>
+      <w:r>
+        <w:rPr>
+          <w:rStyle w:val="NormalTok"/>
+        </w:rPr>
+        <w:t xml:space="preserve"> Annotation.Count.Gene.Protein.coding)) </w:t>
+      </w:r>
+      <w:r>
+        <w:rPr>
+          <w:rStyle w:val="SpecialCharTok"/>
+        </w:rPr>
+        <w:t xml:space="preserve">+</w:t>
+      </w:r>
+      <w:r>
+        <w:rPr>
+          <w:rStyle w:val="NormalTok"/>
+        </w:rPr>
+        <w:t xml:space="preserve"> </w:t>
+      </w:r>
+      <w:r>
+        <w:rPr>
+          <w:rStyle w:val="FunctionTok"/>
+        </w:rPr>
+        <w:t xml:space="preserve">geom_point</w:t>
+      </w:r>
+      <w:r>
+        <w:rPr>
+          <w:rStyle w:val="NormalTok"/>
+        </w:rPr>
+        <w:t xml:space="preserve">() </w:t>
+      </w:r>
+      <w:r>
+        <w:rPr>
+          <w:rStyle w:val="SpecialCharTok"/>
+        </w:rPr>
+        <w:t xml:space="preserve">+</w:t>
+      </w:r>
+      <w:r>
+        <w:rPr>
+          <w:rStyle w:val="NormalTok"/>
+        </w:rPr>
+        <w:t xml:space="preserve"> </w:t>
+      </w:r>
+      <w:r>
+        <w:rPr>
+          <w:rStyle w:val="FunctionTok"/>
+        </w:rPr>
+        <w:t xml:space="preserve">facet_wrap</w:t>
+      </w:r>
+      <w:r>
+        <w:rPr>
+          <w:rStyle w:val="NormalTok"/>
+        </w:rPr>
+        <w:t xml:space="preserve">(</w:t>
+      </w:r>
+      <w:r>
+        <w:rPr>
+          <w:rStyle w:val="SpecialCharTok"/>
+        </w:rPr>
+        <w:t xml:space="preserve">~</w:t>
+      </w:r>
+      <w:r>
+        <w:rPr>
+          <w:rStyle w:val="NormalTok"/>
+        </w:rPr>
+        <w:t xml:space="preserve"> Source.type) </w:t>
+      </w:r>
+      <w:r>
+        <w:rPr>
+          <w:rStyle w:val="SpecialCharTok"/>
+        </w:rPr>
+        <w:t xml:space="preserve">+</w:t>
+      </w:r>
+      <w:r>
+        <w:rPr>
+          <w:rStyle w:val="NormalTok"/>
+        </w:rPr>
+        <w:t xml:space="preserve"> </w:t>
+      </w:r>
+      <w:r>
+        <w:rPr>
+          <w:rStyle w:val="FunctionTok"/>
+        </w:rPr>
+        <w:t xml:space="preserve">theme_bw</w:t>
+      </w:r>
+      <w:r>
+        <w:rPr>
+          <w:rStyle w:val="NormalTok"/>
+        </w:rPr>
+        <w:t xml:space="preserve">()</w:t>
+      </w:r>
+    </w:p>
+    <w:p>
+      <w:pPr>
+        <w:pStyle w:val="SourceCode"/>
+      </w:pPr>
+      <w:r>
+        <w:rPr>
+          <w:rStyle w:val="VerbatimChar"/>
+        </w:rPr>
+        <w:t xml:space="preserve">Warning: Removed 11 rows containing missing values or values outside the scale range</w:t>
+      </w:r>
+      <w:r>
+        <w:br/>
+      </w:r>
+      <w:r>
+        <w:rPr>
+          <w:rStyle w:val="VerbatimChar"/>
+        </w:rPr>
+        <w:t xml:space="preserve">(`geom_point()`).</w:t>
+      </w:r>
+    </w:p>
+    <w:p>
+      <w:pPr>
+        <w:pStyle w:val="FirstParagraph"/>
+      </w:pPr>
+      <w:r>
+        <w:drawing>
+          <wp:inline>
+            <wp:extent cx="4620126" cy="3696101"/>
+            <wp:effectExtent b="0" l="0" r="0" t="0"/>
+            <wp:docPr descr="" title="" id="94" name="Picture"/>
+            <a:graphic>
+              <a:graphicData uri="http://schemas.openxmlformats.org/drawingml/2006/picture">
+                <pic:pic>
+                  <pic:nvPicPr>
+                    <pic:cNvPr descr="Manuscript_files/figure-docx/unnamed-chunk-7-8.png" id="95" name="Picture"/>
+                    <pic:cNvPicPr>
+                      <a:picLocks noChangeArrowheads="1" noChangeAspect="1"/>
+                    </pic:cNvPicPr>
+                  </pic:nvPicPr>
+                  <pic:blipFill>
+                    <a:blip r:embed="rId93"/>
+                    <a:stretch>
+                      <a:fillRect/>
+                    </a:stretch>
+                  </pic:blipFill>
+                  <pic:spPr bwMode="auto">
+                    <a:xfrm>
+                      <a:off x="0" y="0"/>
+                      <a:ext cx="4620126" cy="3696101"/>
+                    </a:xfrm>
+                    <a:prstGeom prst="rect">
+                      <a:avLst/>
+                    </a:prstGeom>
+                    <a:noFill/>
+                    <a:ln w="9525">
+                      <a:noFill/>
+                      <a:headEnd/>
+                      <a:tailEnd/>
+                    </a:ln>
+                  </pic:spPr>
+                </pic:pic>
+              </a:graphicData>
+            </a:graphic>
+          </wp:inline>
+        </w:drawing>
+      </w:r>
+    </w:p>
+    <w:p>
+      <w:pPr>
+        <w:pStyle w:val="SourceCode"/>
+      </w:pPr>
+      <w:r>
+        <w:rPr>
+          <w:rStyle w:val="FunctionTok"/>
+        </w:rPr>
+        <w:t xml:space="preserve">ggplot</w:t>
+      </w:r>
+      <w:r>
+        <w:rPr>
+          <w:rStyle w:val="NormalTok"/>
+        </w:rPr>
+        <w:t xml:space="preserve">(isolates_clean1, </w:t>
+      </w:r>
+      <w:r>
+        <w:rPr>
+          <w:rStyle w:val="FunctionTok"/>
+        </w:rPr>
+        <w:t xml:space="preserve">aes</w:t>
+      </w:r>
+      <w:r>
+        <w:rPr>
+          <w:rStyle w:val="NormalTok"/>
+        </w:rPr>
+        <w:t xml:space="preserve">())</w:t>
+      </w:r>
+    </w:p>
+    <w:p>
+      <w:pPr>
+        <w:pStyle w:val="FirstParagraph"/>
+      </w:pPr>
+      <w:r>
+        <w:drawing>
+          <wp:inline>
+            <wp:extent cx="4620126" cy="3696101"/>
+            <wp:effectExtent b="0" l="0" r="0" t="0"/>
+            <wp:docPr descr="" title="" id="97" name="Picture"/>
+            <a:graphic>
+              <a:graphicData uri="http://schemas.openxmlformats.org/drawingml/2006/picture">
+                <pic:pic>
+                  <pic:nvPicPr>
+                    <pic:cNvPr descr="Manuscript_files/figure-docx/unnamed-chunk-7-9.png" id="98" name="Picture"/>
+                    <pic:cNvPicPr>
+                      <a:picLocks noChangeArrowheads="1" noChangeAspect="1"/>
+                    </pic:cNvPicPr>
+                  </pic:nvPicPr>
+                  <pic:blipFill>
+                    <a:blip r:embed="rId96"/>
+                    <a:stretch>
+                      <a:fillRect/>
+                    </a:stretch>
+                  </pic:blipFill>
+                  <pic:spPr bwMode="auto">
+                    <a:xfrm>
+                      <a:off x="0" y="0"/>
+                      <a:ext cx="4620126" cy="3696101"/>
+                    </a:xfrm>
+                    <a:prstGeom prst="rect">
+                      <a:avLst/>
+                    </a:prstGeom>
+                    <a:noFill/>
+                    <a:ln w="9525">
+                      <a:noFill/>
+                      <a:headEnd/>
+                      <a:tailEnd/>
+                    </a:ln>
+                  </pic:spPr>
+                </pic:pic>
+              </a:graphicData>
+            </a:graphic>
+          </wp:inline>
+        </w:drawing>
+      </w:r>
+    </w:p>
+    <w:bookmarkEnd w:id="99"/>
+    <w:bookmarkStart w:id="100" w:name="statistical-analysis"/>
     <w:p>
       <w:pPr>
         <w:pStyle w:val="Heading2"/>
@@ -1864,9 +7807,9 @@
         <w:br w:type="page"/>
       </w:r>
     </w:p>
-    <w:bookmarkEnd w:id="40"/>
-    <w:bookmarkEnd w:id="41"/>
-    <w:bookmarkStart w:id="51" w:name="results"/>
+    <w:bookmarkEnd w:id="100"/>
+    <w:bookmarkEnd w:id="101"/>
+    <w:bookmarkStart w:id="111" w:name="results"/>
     <w:p>
       <w:pPr>
         <w:pStyle w:val="Heading1"/>
@@ -1875,7 +7818,7 @@
         <w:t xml:space="preserve">4. Results</w:t>
       </w:r>
     </w:p>
-    <w:bookmarkStart w:id="43" w:name="exploratorydescriptive-analysis"/>
+    <w:bookmarkStart w:id="103" w:name="exploratorydescriptive-analysis"/>
     <w:p>
       <w:pPr>
         <w:pStyle w:val="Heading2"/>
@@ -2028,7 +7971,7 @@
       <w:tr>
         <w:tc>
           <w:tcPr/>
-          <w:bookmarkStart w:id="42" w:name="tbl-summarytable"/>
+          <w:bookmarkStart w:id="102" w:name="tbl-summarytable"/>
           <w:p>
             <w:pPr>
               <w:jc w:val="center"/>
@@ -2858,13 +8801,13 @@
               </w:tc>
             </w:tr>
           </w:tbl>
-          <w:bookmarkEnd w:id="42"/>
+          <w:bookmarkEnd w:id="102"/>
           <w:p/>
         </w:tc>
       </w:tr>
     </w:tbl>
-    <w:bookmarkEnd w:id="43"/>
-    <w:bookmarkStart w:id="48" w:name="basic-statistical-analysis"/>
+    <w:bookmarkEnd w:id="103"/>
+    <w:bookmarkStart w:id="108" w:name="basic-statistical-analysis"/>
     <w:p>
       <w:pPr>
         <w:pStyle w:val="Heading2"/>
@@ -2945,7 +8888,7 @@
       <w:tr>
         <w:tc>
           <w:tcPr/>
-          <w:bookmarkStart w:id="47" w:name="fig-result"/>
+          <w:bookmarkStart w:id="107" w:name="fig-result"/>
           <w:p>
             <w:pPr>
               <w:pStyle w:val="Compact"/>
@@ -2956,18 +8899,18 @@
                 <wp:inline>
                   <wp:extent cx="5334000" cy="5334000"/>
                   <wp:effectExtent b="0" l="0" r="0" t="0"/>
-                  <wp:docPr descr="" title="" id="45" name="Picture"/>
+                  <wp:docPr descr="" title="" id="105" name="Picture"/>
                   <a:graphic>
                     <a:graphicData uri="http://schemas.openxmlformats.org/drawingml/2006/picture">
                       <pic:pic>
                         <pic:nvPicPr>
-                          <pic:cNvPr descr="../../results/figures/height-weight-stratified.png" id="46" name="Picture"/>
+                          <pic:cNvPr descr="../../results/figures/height-weight-stratified.png" id="106" name="Picture"/>
                           <pic:cNvPicPr>
                             <a:picLocks noChangeArrowheads="1" noChangeAspect="1"/>
                           </pic:cNvPicPr>
                         </pic:nvPicPr>
                         <pic:blipFill>
-                          <a:blip r:embed="rId44"/>
+                          <a:blip r:embed="rId104"/>
                           <a:stretch>
                             <a:fillRect/>
                           </a:stretch>
@@ -3007,12 +8950,12 @@
               <w:t xml:space="preserve">Figure 2: Height and weight stratified by gender.</w:t>
             </w:r>
           </w:p>
-          <w:bookmarkEnd w:id="47"/>
+          <w:bookmarkEnd w:id="107"/>
         </w:tc>
       </w:tr>
     </w:tbl>
-    <w:bookmarkEnd w:id="48"/>
-    <w:bookmarkStart w:id="50" w:name="full-analysis"/>
+    <w:bookmarkEnd w:id="108"/>
+    <w:bookmarkStart w:id="110" w:name="full-analysis"/>
     <w:p>
       <w:pPr>
         <w:pStyle w:val="Heading2"/>
@@ -3071,7 +9014,7 @@
       <w:tr>
         <w:tc>
           <w:tcPr/>
-          <w:bookmarkStart w:id="49" w:name="tbl-resulttable2"/>
+          <w:bookmarkStart w:id="109" w:name="tbl-resulttable2"/>
           <w:p>
             <w:pPr>
               <w:jc w:val="center"/>
@@ -3437,7 +9380,7 @@
               </w:tc>
             </w:tr>
           </w:tbl>
-          <w:bookmarkEnd w:id="49"/>
+          <w:bookmarkEnd w:id="109"/>
           <w:p/>
         </w:tc>
       </w:tr>
@@ -3447,9 +9390,9 @@
         <w:br w:type="page"/>
       </w:r>
     </w:p>
-    <w:bookmarkEnd w:id="50"/>
-    <w:bookmarkEnd w:id="51"/>
-    <w:bookmarkStart w:id="56" w:name="discussion"/>
+    <w:bookmarkEnd w:id="110"/>
+    <w:bookmarkEnd w:id="111"/>
+    <w:bookmarkStart w:id="116" w:name="discussion"/>
     <w:p>
       <w:pPr>
         <w:pStyle w:val="Heading1"/>
@@ -3458,7 +9401,7 @@
         <w:t xml:space="preserve">5. Discussion</w:t>
       </w:r>
     </w:p>
-    <w:bookmarkStart w:id="52" w:name="summary-and-interpretation"/>
+    <w:bookmarkStart w:id="112" w:name="summary-and-interpretation"/>
     <w:p>
       <w:pPr>
         <w:pStyle w:val="Heading2"/>
@@ -3479,8 +9422,8 @@
         <w:t xml:space="preserve">Summarize what you did, what you found and what it means.</w:t>
       </w:r>
     </w:p>
-    <w:bookmarkEnd w:id="52"/>
-    <w:bookmarkStart w:id="53" w:name="strengths-and-limitations"/>
+    <w:bookmarkEnd w:id="112"/>
+    <w:bookmarkStart w:id="113" w:name="strengths-and-limitations"/>
     <w:p>
       <w:pPr>
         <w:pStyle w:val="Heading2"/>
@@ -3501,8 +9444,8 @@
         <w:t xml:space="preserve">Discuss what you perceive as strengths and limitations of your analysis.</w:t>
       </w:r>
     </w:p>
-    <w:bookmarkEnd w:id="53"/>
-    <w:bookmarkStart w:id="55" w:name="conclusions"/>
+    <w:bookmarkEnd w:id="113"/>
+    <w:bookmarkStart w:id="115" w:name="conclusions"/>
     <w:p>
       <w:pPr>
         <w:pStyle w:val="Heading2"/>
@@ -3585,7 +9528,7 @@
       <w:r>
         <w:t xml:space="preserve"> </w:t>
       </w:r>
-      <w:hyperlink r:id="rId54">
+      <w:hyperlink r:id="rId114">
         <w:r>
           <w:rPr>
             <w:rStyle w:val="Hyperlink"/>
@@ -3602,9 +9545,9 @@
         <w:br w:type="page"/>
       </w:r>
     </w:p>
-    <w:bookmarkEnd w:id="55"/>
-    <w:bookmarkEnd w:id="56"/>
-    <w:bookmarkStart w:id="64" w:name="references"/>
+    <w:bookmarkEnd w:id="115"/>
+    <w:bookmarkEnd w:id="116"/>
+    <w:bookmarkStart w:id="124" w:name="references"/>
     <w:p>
       <w:pPr>
         <w:pStyle w:val="Heading1"/>
@@ -3613,8 +9556,8 @@
         <w:t xml:space="preserve">6. References</w:t>
       </w:r>
     </w:p>
-    <w:bookmarkStart w:id="63" w:name="refs"/>
-    <w:bookmarkStart w:id="58" w:name="ref-leek2015"/>
+    <w:bookmarkStart w:id="123" w:name="refs"/>
+    <w:bookmarkStart w:id="118" w:name="ref-leek2015"/>
     <w:p>
       <w:pPr>
         <w:pStyle w:val="Bibliography"/>
@@ -3634,7 +9577,7 @@
       <w:r>
         <w:t xml:space="preserve"> </w:t>
       </w:r>
-      <w:hyperlink r:id="rId57">
+      <w:hyperlink r:id="rId117">
         <w:r>
           <w:rPr>
             <w:rStyle w:val="Hyperlink"/>
@@ -3683,8 +9626,8 @@
         <w:t xml:space="preserve"> </w:t>
       </w:r>
     </w:p>
-    <w:bookmarkEnd w:id="58"/>
-    <w:bookmarkStart w:id="60" w:name="ref-mckay2020"/>
+    <w:bookmarkEnd w:id="118"/>
+    <w:bookmarkStart w:id="120" w:name="ref-mckay2020"/>
     <w:p>
       <w:pPr>
         <w:pStyle w:val="Bibliography"/>
@@ -3704,7 +9647,7 @@
       <w:r>
         <w:t xml:space="preserve"> </w:t>
       </w:r>
-      <w:hyperlink r:id="rId59">
+      <w:hyperlink r:id="rId119">
         <w:r>
           <w:rPr>
             <w:rStyle w:val="Hyperlink"/>
@@ -3819,8 +9762,8 @@
         <w:t xml:space="preserve"> </w:t>
       </w:r>
     </w:p>
-    <w:bookmarkEnd w:id="60"/>
-    <w:bookmarkStart w:id="62" w:name="ref-mckay2020a"/>
+    <w:bookmarkEnd w:id="120"/>
+    <w:bookmarkStart w:id="122" w:name="ref-mckay2020a"/>
     <w:p>
       <w:pPr>
         <w:pStyle w:val="Bibliography"/>
@@ -3840,7 +9783,7 @@
       <w:r>
         <w:t xml:space="preserve"> </w:t>
       </w:r>
-      <w:hyperlink r:id="rId61">
+      <w:hyperlink r:id="rId121">
         <w:r>
           <w:rPr>
             <w:rStyle w:val="Hyperlink"/>
@@ -3865,9 +9808,9 @@
         <w:t xml:space="preserve"> </w:t>
       </w:r>
     </w:p>
-    <w:bookmarkEnd w:id="62"/>
-    <w:bookmarkEnd w:id="63"/>
-    <w:bookmarkEnd w:id="64"/>
+    <w:bookmarkEnd w:id="122"/>
+    <w:bookmarkEnd w:id="123"/>
+    <w:bookmarkEnd w:id="124"/>
     <w:sectPr>
       <w:footnotePr>
         <w:numRestart w:val="eachSect"/>
